--- a/docs/Buch Camille Chronicles/World of Halflight.docx
+++ b/docs/Buch Camille Chronicles/World of Halflight.docx
@@ -1143,6 +1143,405 @@
     </w:p>
     <w:p>
       <w:pPr>
+        <w:pStyle w:val="berschrift2"/>
+        <w:rPr>
+          <w:lang w:val="en-US"/>
+        </w:rPr>
+      </w:pPr>
+      <w:r>
+        <w:rPr>
+          <w:lang w:val="en-US"/>
+        </w:rPr>
+        <w:t>Kingdoms and similar countries</w:t>
+      </w:r>
+    </w:p>
+    <w:p>
+      <w:pPr>
+        <w:pStyle w:val="berschrift3"/>
+        <w:rPr>
+          <w:lang w:val="en-US"/>
+        </w:rPr>
+      </w:pPr>
+      <w:bookmarkStart w:id="1" w:name="_Hlk233456201"/>
+      <w:proofErr w:type="spellStart"/>
+      <w:r>
+        <w:rPr>
+          <w:lang w:val="en-US"/>
+        </w:rPr>
+        <w:t>Academicia</w:t>
+      </w:r>
+      <w:proofErr w:type="spellEnd"/>
+      <w:r>
+        <w:rPr>
+          <w:lang w:val="en-US"/>
+        </w:rPr>
+        <w:t xml:space="preserve"> of </w:t>
+      </w:r>
+      <w:proofErr w:type="spellStart"/>
+      <w:r>
+        <w:rPr>
+          <w:lang w:val="en-US"/>
+        </w:rPr>
+        <w:t>Miakliir</w:t>
+      </w:r>
+      <w:proofErr w:type="spellEnd"/>
+    </w:p>
+    <w:bookmarkEnd w:id="1"/>
+    <w:p>
+      <w:pPr>
+        <w:rPr>
+          <w:lang w:val="en-US"/>
+        </w:rPr>
+      </w:pPr>
+      <w:r>
+        <w:rPr>
+          <w:lang w:val="en-US"/>
+        </w:rPr>
+        <w:t xml:space="preserve">Leaders are </w:t>
+      </w:r>
+      <w:bookmarkStart w:id="2" w:name="_Hlk225691156"/>
+      <w:r>
+        <w:rPr>
+          <w:lang w:val="en-US"/>
+        </w:rPr>
+        <w:t xml:space="preserve">Protean </w:t>
+      </w:r>
+      <w:proofErr w:type="spellStart"/>
+      <w:r>
+        <w:rPr>
+          <w:lang w:val="en-US"/>
+        </w:rPr>
+        <w:t>Academian</w:t>
+      </w:r>
+      <w:proofErr w:type="spellEnd"/>
+      <w:r>
+        <w:rPr>
+          <w:lang w:val="en-US"/>
+        </w:rPr>
+        <w:t xml:space="preserve"> </w:t>
+      </w:r>
+      <w:proofErr w:type="spellStart"/>
+      <w:r>
+        <w:rPr>
+          <w:lang w:val="en-US"/>
+        </w:rPr>
+        <w:t>Zhakar</w:t>
+      </w:r>
+      <w:proofErr w:type="spellEnd"/>
+      <w:r>
+        <w:rPr>
+          <w:lang w:val="en-US"/>
+        </w:rPr>
+        <w:t xml:space="preserve"> </w:t>
+      </w:r>
+      <w:bookmarkEnd w:id="2"/>
+      <w:r>
+        <w:rPr>
+          <w:lang w:val="en-US"/>
+        </w:rPr>
+        <w:t xml:space="preserve">of the </w:t>
+      </w:r>
+      <w:bookmarkStart w:id="3" w:name="_Hlk236507242"/>
+      <w:r>
+        <w:rPr>
+          <w:lang w:val="en-US"/>
+        </w:rPr>
+        <w:t>High B</w:t>
+      </w:r>
+      <w:r>
+        <w:rPr>
+          <w:lang w:val="en-US"/>
+        </w:rPr>
+        <w:t xml:space="preserve">ureaucracy </w:t>
+      </w:r>
+      <w:bookmarkEnd w:id="3"/>
+      <w:r>
+        <w:rPr>
+          <w:lang w:val="en-US"/>
+        </w:rPr>
+        <w:t>and Protean Consort Al</w:t>
+      </w:r>
+      <w:r>
+        <w:rPr>
+          <w:lang w:val="en-US"/>
+        </w:rPr>
+        <w:t xml:space="preserve">. A technocratic monarchy that lives on rules and laws. Regulation of </w:t>
+      </w:r>
+      <w:proofErr w:type="spellStart"/>
+      <w:r>
+        <w:rPr>
+          <w:lang w:val="en-US"/>
+        </w:rPr>
+        <w:t>Soulstice</w:t>
+      </w:r>
+      <w:proofErr w:type="spellEnd"/>
+      <w:r>
+        <w:rPr>
+          <w:lang w:val="en-US"/>
+        </w:rPr>
+        <w:t xml:space="preserve"> powers is high and enforced. </w:t>
+      </w:r>
+      <w:r>
+        <w:rPr>
+          <w:lang w:val="en-US"/>
+        </w:rPr>
+        <w:t>Also,</w:t>
+      </w:r>
+      <w:r>
+        <w:rPr>
+          <w:lang w:val="en-US"/>
+        </w:rPr>
+        <w:t xml:space="preserve"> women are supposed to get pregnant at 17 years old, except if they are in training for any occupation or study, but this is not broadly enforced.</w:t>
+      </w:r>
+      <w:r>
+        <w:rPr>
+          <w:lang w:val="en-US"/>
+        </w:rPr>
+        <w:t xml:space="preserve"> Children that cannot be cared for are then kept by the Birthing Boards, in which they grow up under care and education.</w:t>
+      </w:r>
+    </w:p>
+    <w:p>
+      <w:pPr>
+        <w:rPr>
+          <w:lang w:val="en-US"/>
+        </w:rPr>
+      </w:pPr>
+      <w:r>
+        <w:rPr>
+          <w:lang w:val="en-US"/>
+        </w:rPr>
+        <w:t xml:space="preserve">The </w:t>
+      </w:r>
+      <w:bookmarkStart w:id="4" w:name="_Hlk233456673"/>
+      <w:r>
+        <w:rPr>
+          <w:lang w:val="en-US"/>
+        </w:rPr>
+        <w:t>Bureaucradom</w:t>
+      </w:r>
+      <w:r>
+        <w:rPr>
+          <w:lang w:val="en-US"/>
+        </w:rPr>
+        <w:t xml:space="preserve"> </w:t>
+      </w:r>
+      <w:bookmarkEnd w:id="4"/>
+      <w:r>
+        <w:rPr>
+          <w:lang w:val="en-US"/>
+        </w:rPr>
+        <w:t xml:space="preserve">reaches from the Darkness, over the </w:t>
+      </w:r>
+      <w:proofErr w:type="spellStart"/>
+      <w:r>
+        <w:rPr>
+          <w:lang w:val="en-US"/>
+        </w:rPr>
+        <w:t>Borderdistricts</w:t>
+      </w:r>
+      <w:proofErr w:type="spellEnd"/>
+      <w:r>
+        <w:rPr>
+          <w:lang w:val="en-US"/>
+        </w:rPr>
+        <w:t xml:space="preserve"> to the Sunlit Valleys and the coasts of the </w:t>
+      </w:r>
+      <w:r>
+        <w:rPr>
+          <w:lang w:val="en-US"/>
+        </w:rPr>
+        <w:t xml:space="preserve">boiling </w:t>
+      </w:r>
+      <w:r>
+        <w:rPr>
+          <w:lang w:val="en-US"/>
+        </w:rPr>
+        <w:t xml:space="preserve">Shining Sea, cutting the continent of </w:t>
+      </w:r>
+      <w:proofErr w:type="spellStart"/>
+      <w:r>
+        <w:rPr>
+          <w:lang w:val="en-US"/>
+        </w:rPr>
+        <w:t>D</w:t>
+      </w:r>
+      <w:r>
+        <w:rPr>
+          <w:lang w:val="en-US"/>
+        </w:rPr>
+        <w:t>ilaril</w:t>
+      </w:r>
+      <w:proofErr w:type="spellEnd"/>
+      <w:r>
+        <w:rPr>
+          <w:lang w:val="en-US"/>
+        </w:rPr>
+        <w:t xml:space="preserve"> in half</w:t>
+      </w:r>
+      <w:r>
+        <w:rPr>
+          <w:lang w:val="en-US"/>
+        </w:rPr>
+        <w:t xml:space="preserve"> all separated in itself in </w:t>
+      </w:r>
+      <w:proofErr w:type="spellStart"/>
+      <w:r>
+        <w:rPr>
+          <w:lang w:val="en-US"/>
+        </w:rPr>
+        <w:t>di</w:t>
+      </w:r>
+      <w:r>
+        <w:rPr>
+          <w:lang w:val="en-US"/>
+        </w:rPr>
+        <w:t>s</w:t>
+      </w:r>
+      <w:r>
+        <w:rPr>
+          <w:lang w:val="en-US"/>
+        </w:rPr>
+        <w:t>trictcalit</w:t>
+      </w:r>
+      <w:r>
+        <w:rPr>
+          <w:lang w:val="en-US"/>
+        </w:rPr>
+        <w:t>ies</w:t>
+      </w:r>
+      <w:proofErr w:type="spellEnd"/>
+      <w:r>
+        <w:rPr>
+          <w:lang w:val="en-US"/>
+        </w:rPr>
+        <w:t xml:space="preserve"> of cities and regions</w:t>
+      </w:r>
+      <w:r>
+        <w:rPr>
+          <w:lang w:val="en-US"/>
+        </w:rPr>
+        <w:t>.</w:t>
+      </w:r>
+      <w:r>
+        <w:rPr>
+          <w:lang w:val="en-US"/>
+        </w:rPr>
+        <w:t xml:space="preserve"> Because </w:t>
+      </w:r>
+      <w:r>
+        <w:rPr>
+          <w:lang w:val="en-US"/>
+        </w:rPr>
+        <w:t>of</w:t>
+      </w:r>
+      <w:r>
+        <w:rPr>
+          <w:lang w:val="en-US"/>
+        </w:rPr>
+        <w:t xml:space="preserve"> that disputes with neighboring countries are often, bu</w:t>
+      </w:r>
+      <w:r>
+        <w:rPr>
+          <w:lang w:val="en-US"/>
+        </w:rPr>
+        <w:t>t</w:t>
+      </w:r>
+      <w:r>
+        <w:rPr>
+          <w:lang w:val="en-US"/>
+        </w:rPr>
+        <w:t xml:space="preserve"> seldom really bloody. The </w:t>
+      </w:r>
+      <w:proofErr w:type="spellStart"/>
+      <w:r>
+        <w:rPr>
+          <w:lang w:val="en-US"/>
+        </w:rPr>
+        <w:t>Soulstice</w:t>
+      </w:r>
+      <w:proofErr w:type="spellEnd"/>
+      <w:r>
+        <w:rPr>
+          <w:lang w:val="en-US"/>
+        </w:rPr>
+        <w:t xml:space="preserve"> troops of </w:t>
+      </w:r>
+      <w:proofErr w:type="spellStart"/>
+      <w:r>
+        <w:rPr>
+          <w:lang w:val="en-US"/>
+        </w:rPr>
+        <w:t>Miakliir</w:t>
+      </w:r>
+      <w:proofErr w:type="spellEnd"/>
+      <w:r>
+        <w:rPr>
+          <w:lang w:val="en-US"/>
+        </w:rPr>
+        <w:t xml:space="preserve"> are </w:t>
+      </w:r>
+      <w:r>
+        <w:rPr>
+          <w:lang w:val="en-US"/>
+        </w:rPr>
+        <w:t xml:space="preserve">not numerous, but training for them had been stepped up in the last years. People rumor that the Protean is planning something, but in the last centuries no real war had broken out, and people </w:t>
+      </w:r>
+      <w:r>
+        <w:rPr>
+          <w:lang w:val="en-US"/>
+        </w:rPr>
+        <w:t>can’t</w:t>
+      </w:r>
+      <w:r>
+        <w:rPr>
+          <w:lang w:val="en-US"/>
+        </w:rPr>
+        <w:t xml:space="preserve"> remember how those actually were.</w:t>
+      </w:r>
+    </w:p>
+    <w:p>
+      <w:pPr>
+        <w:rPr>
+          <w:lang w:val="en-US"/>
+        </w:rPr>
+      </w:pPr>
+      <w:r>
+        <w:rPr>
+          <w:lang w:val="en-US"/>
+        </w:rPr>
+        <w:t xml:space="preserve">A </w:t>
+      </w:r>
+      <w:proofErr w:type="spellStart"/>
+      <w:r>
+        <w:rPr>
+          <w:lang w:val="en-US"/>
+        </w:rPr>
+        <w:t>Facecard</w:t>
+      </w:r>
+      <w:proofErr w:type="spellEnd"/>
+      <w:r>
+        <w:rPr>
+          <w:lang w:val="en-US"/>
+        </w:rPr>
+        <w:t xml:space="preserve"> identifies the citizens, a </w:t>
+      </w:r>
+      <w:proofErr w:type="spellStart"/>
+      <w:r>
+        <w:rPr>
+          <w:lang w:val="en-US"/>
+        </w:rPr>
+        <w:t>Sticecard</w:t>
+      </w:r>
+      <w:proofErr w:type="spellEnd"/>
+      <w:r>
+        <w:rPr>
+          <w:lang w:val="en-US"/>
+        </w:rPr>
+        <w:t xml:space="preserve"> Harmonists and their powers. They have to be carried with you all times.</w:t>
+      </w:r>
+    </w:p>
+    <w:p>
+      <w:pPr>
         <w:pStyle w:val="berschrift4"/>
         <w:rPr>
           <w:lang w:val="en-US"/>
@@ -1152,730 +1551,22 @@
         <w:rPr>
           <w:lang w:val="en-US"/>
         </w:rPr>
-        <w:t>Markings</w:t>
-      </w:r>
-    </w:p>
-    <w:p>
-      <w:pPr>
-        <w:pStyle w:val="Listenabsatz"/>
-        <w:numPr>
-          <w:ilvl w:val="0"/>
-          <w:numId w:val="10"/>
-        </w:numPr>
-        <w:rPr>
-          <w:lang w:val="en-US"/>
-        </w:rPr>
-      </w:pPr>
-      <w:r>
-        <w:rPr>
-          <w:lang w:val="en-US"/>
-        </w:rPr>
-        <w:t>Angry</w:t>
-      </w:r>
-    </w:p>
-    <w:p>
-      <w:pPr>
-        <w:pStyle w:val="Listenabsatz"/>
-        <w:numPr>
-          <w:ilvl w:val="1"/>
-          <w:numId w:val="10"/>
-        </w:numPr>
-        <w:rPr>
-          <w:lang w:val="en-US"/>
-        </w:rPr>
-      </w:pPr>
-      <w:r>
-        <w:rPr>
-          <w:lang w:val="en-US"/>
-        </w:rPr>
-        <w:t xml:space="preserve">Stiff across the eyes </w:t>
-      </w:r>
-      <w:r>
-        <w:rPr>
-          <w:lang w:val="en-US"/>
-        </w:rPr>
-        <w:t xml:space="preserve">in broad strokes </w:t>
-      </w:r>
-      <w:r>
-        <w:rPr>
-          <w:lang w:val="en-US"/>
-        </w:rPr>
-        <w:t>and flickering on their arms and backs</w:t>
-      </w:r>
-    </w:p>
-    <w:p>
-      <w:pPr>
-        <w:pStyle w:val="Listenabsatz"/>
-        <w:numPr>
-          <w:ilvl w:val="0"/>
-          <w:numId w:val="10"/>
-        </w:numPr>
-        <w:rPr>
-          <w:lang w:val="en-US"/>
-        </w:rPr>
-      </w:pPr>
-      <w:r>
-        <w:rPr>
-          <w:lang w:val="en-US"/>
-        </w:rPr>
-        <w:t>Happy</w:t>
-      </w:r>
-    </w:p>
-    <w:p>
-      <w:pPr>
-        <w:pStyle w:val="Listenabsatz"/>
-        <w:numPr>
-          <w:ilvl w:val="1"/>
-          <w:numId w:val="10"/>
-        </w:numPr>
-        <w:rPr>
-          <w:lang w:val="en-US"/>
-        </w:rPr>
-      </w:pPr>
-      <w:r>
-        <w:rPr>
-          <w:lang w:val="en-US"/>
-        </w:rPr>
-        <w:t>Calm waves of Markings that converge at the top of the skull</w:t>
-      </w:r>
-    </w:p>
-    <w:p>
-      <w:pPr>
-        <w:pStyle w:val="Listenabsatz"/>
-        <w:numPr>
-          <w:ilvl w:val="0"/>
-          <w:numId w:val="10"/>
-        </w:numPr>
-        <w:rPr>
-          <w:lang w:val="en-US"/>
-        </w:rPr>
-      </w:pPr>
-      <w:r>
-        <w:rPr>
-          <w:lang w:val="en-US"/>
-        </w:rPr>
-        <w:t>Calm</w:t>
-      </w:r>
-    </w:p>
-    <w:p>
-      <w:pPr>
-        <w:pStyle w:val="Listenabsatz"/>
-        <w:numPr>
-          <w:ilvl w:val="1"/>
-          <w:numId w:val="10"/>
-        </w:numPr>
-        <w:rPr>
-          <w:lang w:val="en-US"/>
-        </w:rPr>
-      </w:pPr>
-      <w:r>
-        <w:rPr>
-          <w:lang w:val="en-US"/>
-        </w:rPr>
-        <w:t>Markings that move in random patterns across the body</w:t>
-      </w:r>
-    </w:p>
-    <w:p>
-      <w:pPr>
-        <w:pStyle w:val="Listenabsatz"/>
-        <w:numPr>
-          <w:ilvl w:val="0"/>
-          <w:numId w:val="10"/>
-        </w:numPr>
-        <w:rPr>
-          <w:lang w:val="en-US"/>
-        </w:rPr>
-      </w:pPr>
-      <w:r>
-        <w:rPr>
-          <w:lang w:val="en-US"/>
-        </w:rPr>
-        <w:t>Confused</w:t>
-      </w:r>
-    </w:p>
-    <w:p>
-      <w:pPr>
-        <w:pStyle w:val="Listenabsatz"/>
-        <w:numPr>
-          <w:ilvl w:val="1"/>
-          <w:numId w:val="10"/>
-        </w:numPr>
-        <w:rPr>
-          <w:lang w:val="en-US"/>
-        </w:rPr>
-      </w:pPr>
-      <w:r>
-        <w:rPr>
-          <w:lang w:val="en-US"/>
-        </w:rPr>
-        <w:t xml:space="preserve">Markings like </w:t>
-      </w:r>
-      <w:proofErr w:type="spellStart"/>
-      <w:r>
-        <w:rPr>
-          <w:lang w:val="en-US"/>
-        </w:rPr>
-        <w:t>ZickZacks</w:t>
-      </w:r>
-      <w:proofErr w:type="spellEnd"/>
-      <w:r>
-        <w:rPr>
-          <w:lang w:val="en-US"/>
-        </w:rPr>
-        <w:t xml:space="preserve"> jutting over the body and moving quickly across the head</w:t>
-      </w:r>
-    </w:p>
-    <w:p>
-      <w:pPr>
-        <w:pStyle w:val="Listenabsatz"/>
-        <w:numPr>
-          <w:ilvl w:val="0"/>
-          <w:numId w:val="10"/>
-        </w:numPr>
-        <w:rPr>
-          <w:lang w:val="en-US"/>
-        </w:rPr>
-      </w:pPr>
-      <w:r>
-        <w:rPr>
-          <w:lang w:val="en-US"/>
-        </w:rPr>
-        <w:t>Surprised</w:t>
-      </w:r>
-    </w:p>
-    <w:p>
-      <w:pPr>
-        <w:pStyle w:val="Listenabsatz"/>
-        <w:numPr>
-          <w:ilvl w:val="1"/>
-          <w:numId w:val="10"/>
-        </w:numPr>
-        <w:rPr>
-          <w:lang w:val="en-US"/>
-        </w:rPr>
-      </w:pPr>
-      <w:r>
-        <w:rPr>
-          <w:lang w:val="en-US"/>
-        </w:rPr>
-        <w:t>Markings suddenly split from the eyes like a sun</w:t>
-      </w:r>
-    </w:p>
-    <w:p>
-      <w:pPr>
-        <w:pStyle w:val="Listenabsatz"/>
-        <w:numPr>
-          <w:ilvl w:val="0"/>
-          <w:numId w:val="10"/>
-        </w:numPr>
-        <w:rPr>
-          <w:lang w:val="en-US"/>
-        </w:rPr>
-      </w:pPr>
-      <w:r>
-        <w:rPr>
-          <w:lang w:val="en-US"/>
-        </w:rPr>
-        <w:t>Confident</w:t>
-      </w:r>
-    </w:p>
-    <w:p>
-      <w:pPr>
-        <w:pStyle w:val="Listenabsatz"/>
-        <w:numPr>
-          <w:ilvl w:val="1"/>
-          <w:numId w:val="10"/>
-        </w:numPr>
-        <w:rPr>
-          <w:lang w:val="en-US"/>
-        </w:rPr>
-      </w:pPr>
-      <w:r>
-        <w:rPr>
-          <w:lang w:val="en-US"/>
-        </w:rPr>
-        <w:t>Markings taught across he arms and legs, trailing down from the eyes like tears.</w:t>
-      </w:r>
-    </w:p>
-    <w:p>
-      <w:pPr>
-        <w:pStyle w:val="Listenabsatz"/>
-        <w:numPr>
-          <w:ilvl w:val="0"/>
-          <w:numId w:val="10"/>
-        </w:numPr>
-        <w:rPr>
-          <w:lang w:val="en-US"/>
-        </w:rPr>
-      </w:pPr>
-      <w:r>
-        <w:rPr>
-          <w:lang w:val="en-US"/>
-        </w:rPr>
-        <w:t>Appeasing</w:t>
-      </w:r>
-    </w:p>
-    <w:p>
-      <w:pPr>
-        <w:pStyle w:val="Listenabsatz"/>
-        <w:numPr>
-          <w:ilvl w:val="1"/>
-          <w:numId w:val="10"/>
-        </w:numPr>
-        <w:rPr>
-          <w:lang w:val="en-US"/>
-        </w:rPr>
-      </w:pPr>
-      <w:r>
-        <w:rPr>
-          <w:lang w:val="en-US"/>
-        </w:rPr>
-        <w:t>Markings shoot slowly over the body in straight lines</w:t>
-      </w:r>
-    </w:p>
-    <w:p>
-      <w:pPr>
-        <w:pStyle w:val="Listenabsatz"/>
-        <w:numPr>
-          <w:ilvl w:val="0"/>
-          <w:numId w:val="10"/>
-        </w:numPr>
-        <w:rPr>
-          <w:lang w:val="en-US"/>
-        </w:rPr>
-      </w:pPr>
-      <w:r>
-        <w:rPr>
-          <w:lang w:val="en-US"/>
-        </w:rPr>
-        <w:t>Sad</w:t>
-      </w:r>
-    </w:p>
-    <w:p>
-      <w:pPr>
-        <w:pStyle w:val="Listenabsatz"/>
-        <w:numPr>
-          <w:ilvl w:val="1"/>
-          <w:numId w:val="10"/>
-        </w:numPr>
-        <w:rPr>
-          <w:lang w:val="en-US"/>
-        </w:rPr>
-      </w:pPr>
-      <w:r>
-        <w:rPr>
-          <w:lang w:val="en-US"/>
-        </w:rPr>
-        <w:t>Markings gather on and around the head and stay there.</w:t>
-      </w:r>
-    </w:p>
-    <w:p>
-      <w:pPr>
-        <w:pStyle w:val="berschrift4"/>
-        <w:rPr>
-          <w:lang w:val="en-US"/>
-        </w:rPr>
-      </w:pPr>
-      <w:r>
-        <w:rPr>
-          <w:lang w:val="en-US"/>
-        </w:rPr>
-        <w:t>Insults and Sayings</w:t>
-      </w:r>
-    </w:p>
-    <w:p>
-      <w:pPr>
-        <w:rPr>
-          <w:lang w:val="en-US"/>
-        </w:rPr>
-      </w:pPr>
-      <w:r>
-        <w:rPr>
-          <w:lang w:val="en-US"/>
-        </w:rPr>
-        <w:t>The Cindered Ones don’t use shading or lightless, as well as Darkness in their vocabulary.</w:t>
-      </w:r>
-    </w:p>
-    <w:p>
-      <w:pPr>
-        <w:pStyle w:val="Listenabsatz"/>
-        <w:numPr>
-          <w:ilvl w:val="0"/>
-          <w:numId w:val="7"/>
-        </w:numPr>
-        <w:rPr>
-          <w:lang w:val="en-US"/>
-        </w:rPr>
-      </w:pPr>
-      <w:r>
-        <w:rPr>
-          <w:lang w:val="en-US"/>
-        </w:rPr>
         <w:lastRenderedPageBreak/>
-        <w:t>Godless</w:t>
-      </w:r>
-    </w:p>
-    <w:p>
-      <w:pPr>
-        <w:pStyle w:val="Listenabsatz"/>
-        <w:numPr>
-          <w:ilvl w:val="1"/>
-          <w:numId w:val="7"/>
-        </w:numPr>
-        <w:rPr>
-          <w:lang w:val="en-US"/>
-        </w:rPr>
-      </w:pPr>
-      <w:r>
-        <w:rPr>
-          <w:lang w:val="en-US"/>
-        </w:rPr>
-        <w:t xml:space="preserve">Va-Nai </w:t>
-      </w:r>
-    </w:p>
-    <w:p>
-      <w:pPr>
-        <w:pStyle w:val="Listenabsatz"/>
-        <w:numPr>
-          <w:ilvl w:val="0"/>
-          <w:numId w:val="7"/>
-        </w:numPr>
-        <w:rPr>
-          <w:lang w:val="en-US"/>
-        </w:rPr>
-      </w:pPr>
-      <w:r>
-        <w:rPr>
-          <w:lang w:val="en-US"/>
-        </w:rPr>
-        <w:t xml:space="preserve">Something about them not </w:t>
-      </w:r>
-      <w:proofErr w:type="spellStart"/>
-      <w:r>
-        <w:rPr>
-          <w:lang w:val="en-US"/>
-        </w:rPr>
-        <w:t>havin</w:t>
-      </w:r>
-      <w:proofErr w:type="spellEnd"/>
-      <w:r>
-        <w:rPr>
-          <w:lang w:val="en-US"/>
-        </w:rPr>
-        <w:t xml:space="preserve"> marks</w:t>
-      </w:r>
-    </w:p>
-    <w:p>
-      <w:pPr>
-        <w:pStyle w:val="Listenabsatz"/>
-        <w:numPr>
-          <w:ilvl w:val="1"/>
-          <w:numId w:val="7"/>
-        </w:numPr>
-        <w:rPr>
-          <w:lang w:val="en-US"/>
-        </w:rPr>
-      </w:pPr>
-      <w:r>
-        <w:rPr>
-          <w:lang w:val="en-US"/>
-        </w:rPr>
-        <w:t>Insult for humans</w:t>
-      </w:r>
-    </w:p>
-    <w:p>
-      <w:pPr>
-        <w:pStyle w:val="Listenabsatz"/>
-        <w:numPr>
-          <w:ilvl w:val="0"/>
-          <w:numId w:val="7"/>
-        </w:numPr>
-        <w:rPr>
-          <w:lang w:val="en-US"/>
-        </w:rPr>
-      </w:pPr>
-      <w:r>
-        <w:rPr>
-          <w:lang w:val="en-US"/>
-        </w:rPr>
-        <w:t>Sunchild</w:t>
-      </w:r>
-    </w:p>
-    <w:p>
-      <w:pPr>
-        <w:pStyle w:val="Listenabsatz"/>
-        <w:numPr>
-          <w:ilvl w:val="1"/>
-          <w:numId w:val="7"/>
-        </w:numPr>
-        <w:rPr>
-          <w:lang w:val="en-US"/>
-        </w:rPr>
-      </w:pPr>
-      <w:r>
-        <w:rPr>
-          <w:lang w:val="en-US"/>
-        </w:rPr>
-        <w:t>Insult for humans</w:t>
-      </w:r>
-    </w:p>
-    <w:p>
-      <w:pPr>
-        <w:pStyle w:val="Listenabsatz"/>
-        <w:numPr>
-          <w:ilvl w:val="1"/>
-          <w:numId w:val="7"/>
-        </w:numPr>
-        <w:rPr>
-          <w:lang w:val="en-US"/>
-        </w:rPr>
-      </w:pPr>
-      <w:proofErr w:type="spellStart"/>
-      <w:r>
-        <w:rPr>
-          <w:lang w:val="en-US"/>
-        </w:rPr>
-        <w:t>Vra</w:t>
-      </w:r>
-      <w:proofErr w:type="spellEnd"/>
-      <w:r>
-        <w:rPr>
-          <w:lang w:val="en-US"/>
-        </w:rPr>
-        <w:t>-Fu-Mi-</w:t>
-      </w:r>
-      <w:proofErr w:type="spellStart"/>
-      <w:r>
-        <w:rPr>
-          <w:lang w:val="en-US"/>
-        </w:rPr>
-        <w:t>Rof</w:t>
-      </w:r>
-      <w:proofErr w:type="spellEnd"/>
-    </w:p>
-    <w:p>
-      <w:pPr>
-        <w:pStyle w:val="Listenabsatz"/>
-        <w:numPr>
-          <w:ilvl w:val="0"/>
-          <w:numId w:val="7"/>
-        </w:numPr>
-        <w:rPr>
-          <w:lang w:val="en-US"/>
-        </w:rPr>
-      </w:pPr>
-      <w:r>
-        <w:rPr>
-          <w:lang w:val="en-US"/>
-        </w:rPr>
-        <w:t>Damned Darkness</w:t>
-      </w:r>
-    </w:p>
-    <w:p>
-      <w:pPr>
-        <w:pStyle w:val="Listenabsatz"/>
-        <w:numPr>
-          <w:ilvl w:val="1"/>
-          <w:numId w:val="7"/>
-        </w:numPr>
-        <w:rPr>
-          <w:lang w:val="en-US"/>
-        </w:rPr>
-      </w:pPr>
-      <w:proofErr w:type="spellStart"/>
-      <w:r>
-        <w:rPr>
-          <w:lang w:val="en-US"/>
-        </w:rPr>
-        <w:t>Tuh</w:t>
-      </w:r>
-      <w:proofErr w:type="spellEnd"/>
-      <w:r>
-        <w:rPr>
-          <w:lang w:val="en-US"/>
-        </w:rPr>
-        <w:t>-Ru Va-Kor</w:t>
-      </w:r>
-    </w:p>
-    <w:p>
-      <w:pPr>
-        <w:rPr>
-          <w:lang w:val="en-US"/>
-        </w:rPr>
-      </w:pPr>
-    </w:p>
-    <w:p>
-      <w:pPr>
-        <w:pStyle w:val="berschrift2"/>
-        <w:rPr>
-          <w:lang w:val="en-US"/>
-        </w:rPr>
-      </w:pPr>
-      <w:r>
-        <w:rPr>
-          <w:lang w:val="en-US"/>
-        </w:rPr>
-        <w:t>Kingdoms and similar countries</w:t>
-      </w:r>
-    </w:p>
-    <w:p>
-      <w:pPr>
-        <w:pStyle w:val="berschrift3"/>
-        <w:rPr>
-          <w:lang w:val="en-US"/>
-        </w:rPr>
-      </w:pPr>
-      <w:bookmarkStart w:id="1" w:name="_Hlk233456201"/>
-      <w:proofErr w:type="spellStart"/>
-      <w:r>
-        <w:rPr>
-          <w:lang w:val="en-US"/>
-        </w:rPr>
-        <w:t>Academicia</w:t>
-      </w:r>
-      <w:proofErr w:type="spellEnd"/>
-      <w:r>
-        <w:rPr>
-          <w:lang w:val="en-US"/>
-        </w:rPr>
-        <w:t xml:space="preserve"> of </w:t>
-      </w:r>
-      <w:proofErr w:type="spellStart"/>
-      <w:r>
-        <w:rPr>
-          <w:lang w:val="en-US"/>
-        </w:rPr>
-        <w:t>Miakliir</w:t>
-      </w:r>
-      <w:proofErr w:type="spellEnd"/>
-    </w:p>
-    <w:bookmarkEnd w:id="1"/>
-    <w:p>
-      <w:pPr>
-        <w:rPr>
-          <w:lang w:val="en-US"/>
-        </w:rPr>
-      </w:pPr>
-      <w:r>
-        <w:rPr>
-          <w:lang w:val="en-US"/>
-        </w:rPr>
-        <w:t xml:space="preserve">Leaders are </w:t>
-      </w:r>
-      <w:bookmarkStart w:id="2" w:name="_Hlk225691156"/>
-      <w:r>
-        <w:rPr>
-          <w:lang w:val="en-US"/>
-        </w:rPr>
-        <w:t xml:space="preserve">Protean </w:t>
-      </w:r>
-      <w:proofErr w:type="spellStart"/>
-      <w:r>
-        <w:rPr>
-          <w:lang w:val="en-US"/>
-        </w:rPr>
-        <w:t>Academian</w:t>
-      </w:r>
-      <w:proofErr w:type="spellEnd"/>
-      <w:r>
-        <w:rPr>
-          <w:lang w:val="en-US"/>
-        </w:rPr>
-        <w:t xml:space="preserve"> </w:t>
-      </w:r>
-      <w:proofErr w:type="spellStart"/>
-      <w:r>
-        <w:rPr>
-          <w:lang w:val="en-US"/>
-        </w:rPr>
-        <w:t>Zhakar</w:t>
-      </w:r>
-      <w:proofErr w:type="spellEnd"/>
-      <w:r>
-        <w:rPr>
-          <w:lang w:val="en-US"/>
-        </w:rPr>
-        <w:t xml:space="preserve"> </w:t>
-      </w:r>
-      <w:bookmarkEnd w:id="2"/>
-      <w:r>
-        <w:rPr>
-          <w:lang w:val="en-US"/>
-        </w:rPr>
-        <w:t xml:space="preserve">of the </w:t>
-      </w:r>
-      <w:bookmarkStart w:id="3" w:name="_Hlk236507242"/>
-      <w:r>
-        <w:rPr>
-          <w:lang w:val="en-US"/>
-        </w:rPr>
-        <w:t>High B</w:t>
-      </w:r>
-      <w:r>
-        <w:rPr>
-          <w:lang w:val="en-US"/>
-        </w:rPr>
-        <w:t xml:space="preserve">ureaucracy </w:t>
-      </w:r>
-      <w:bookmarkEnd w:id="3"/>
-      <w:r>
-        <w:rPr>
-          <w:lang w:val="en-US"/>
-        </w:rPr>
-        <w:t>and Protean Consort Al</w:t>
-      </w:r>
-      <w:r>
-        <w:rPr>
-          <w:lang w:val="en-US"/>
-        </w:rPr>
-        <w:t xml:space="preserve">. A technocratic monarchy that lives on rules and laws. Regulation of </w:t>
-      </w:r>
-      <w:proofErr w:type="spellStart"/>
-      <w:r>
-        <w:rPr>
-          <w:lang w:val="en-US"/>
-        </w:rPr>
-        <w:t>Soulstice</w:t>
-      </w:r>
-      <w:proofErr w:type="spellEnd"/>
-      <w:r>
-        <w:rPr>
-          <w:lang w:val="en-US"/>
-        </w:rPr>
-        <w:t xml:space="preserve"> powers is high and enforced. </w:t>
-      </w:r>
-      <w:r>
-        <w:rPr>
-          <w:lang w:val="en-US"/>
-        </w:rPr>
-        <w:t>Also,</w:t>
-      </w:r>
-      <w:r>
-        <w:rPr>
-          <w:lang w:val="en-US"/>
-        </w:rPr>
-        <w:t xml:space="preserve"> women are supposed to get pregnant at 17 years old, except if they are in training for any occupation or study, but this is not broadly enforced.</w:t>
-      </w:r>
-      <w:r>
-        <w:rPr>
-          <w:lang w:val="en-US"/>
-        </w:rPr>
-        <w:t xml:space="preserve"> Children that cannot be cared for are then kept by the Birthing Boards, in which they grow up under care and education.</w:t>
-      </w:r>
-    </w:p>
-    <w:p>
-      <w:pPr>
-        <w:rPr>
-          <w:lang w:val="en-US"/>
-        </w:rPr>
-      </w:pPr>
-      <w:r>
-        <w:rPr>
-          <w:lang w:val="en-US"/>
-        </w:rPr>
-        <w:t xml:space="preserve">The </w:t>
-      </w:r>
-      <w:bookmarkStart w:id="4" w:name="_Hlk233456673"/>
+        <w:t>Clothing</w:t>
+      </w:r>
+    </w:p>
+    <w:p>
+      <w:pPr>
+        <w:rPr>
+          <w:lang w:val="en-US"/>
+        </w:rPr>
+      </w:pPr>
+      <w:r>
+        <w:rPr>
+          <w:lang w:val="en-US"/>
+        </w:rPr>
+        <w:t xml:space="preserve">The Officials of the </w:t>
+      </w:r>
       <w:r>
         <w:rPr>
           <w:lang w:val="en-US"/>
@@ -1886,259 +1577,6 @@
         <w:rPr>
           <w:lang w:val="en-US"/>
         </w:rPr>
-        <w:t xml:space="preserve"> </w:t>
-      </w:r>
-      <w:bookmarkEnd w:id="4"/>
-      <w:r>
-        <w:rPr>
-          <w:lang w:val="en-US"/>
-        </w:rPr>
-        <w:t xml:space="preserve">reaches from the Darkness, over the </w:t>
-      </w:r>
-      <w:proofErr w:type="spellStart"/>
-      <w:r>
-        <w:rPr>
-          <w:lang w:val="en-US"/>
-        </w:rPr>
-        <w:t>Borderdistricts</w:t>
-      </w:r>
-      <w:proofErr w:type="spellEnd"/>
-      <w:r>
-        <w:rPr>
-          <w:lang w:val="en-US"/>
-        </w:rPr>
-        <w:t xml:space="preserve"> to the Sunlit Valleys and the coasts of the </w:t>
-      </w:r>
-      <w:r>
-        <w:rPr>
-          <w:lang w:val="en-US"/>
-        </w:rPr>
-        <w:t xml:space="preserve">boiling </w:t>
-      </w:r>
-      <w:r>
-        <w:rPr>
-          <w:lang w:val="en-US"/>
-        </w:rPr>
-        <w:t xml:space="preserve">Shining Sea, cutting the continent of </w:t>
-      </w:r>
-      <w:proofErr w:type="spellStart"/>
-      <w:r>
-        <w:rPr>
-          <w:lang w:val="en-US"/>
-        </w:rPr>
-        <w:t>D</w:t>
-      </w:r>
-      <w:r>
-        <w:rPr>
-          <w:lang w:val="en-US"/>
-        </w:rPr>
-        <w:t>ilaril</w:t>
-      </w:r>
-      <w:proofErr w:type="spellEnd"/>
-      <w:r>
-        <w:rPr>
-          <w:lang w:val="en-US"/>
-        </w:rPr>
-        <w:t xml:space="preserve"> in half</w:t>
-      </w:r>
-      <w:r>
-        <w:rPr>
-          <w:lang w:val="en-US"/>
-        </w:rPr>
-        <w:t xml:space="preserve"> all separated in itself in </w:t>
-      </w:r>
-      <w:proofErr w:type="spellStart"/>
-      <w:r>
-        <w:rPr>
-          <w:lang w:val="en-US"/>
-        </w:rPr>
-        <w:t>di</w:t>
-      </w:r>
-      <w:r>
-        <w:rPr>
-          <w:lang w:val="en-US"/>
-        </w:rPr>
-        <w:t>s</w:t>
-      </w:r>
-      <w:r>
-        <w:rPr>
-          <w:lang w:val="en-US"/>
-        </w:rPr>
-        <w:t>trictcalit</w:t>
-      </w:r>
-      <w:r>
-        <w:rPr>
-          <w:lang w:val="en-US"/>
-        </w:rPr>
-        <w:t>ies</w:t>
-      </w:r>
-      <w:proofErr w:type="spellEnd"/>
-      <w:r>
-        <w:rPr>
-          <w:lang w:val="en-US"/>
-        </w:rPr>
-        <w:t xml:space="preserve"> of cities and regions</w:t>
-      </w:r>
-      <w:r>
-        <w:rPr>
-          <w:lang w:val="en-US"/>
-        </w:rPr>
-        <w:t>.</w:t>
-      </w:r>
-      <w:r>
-        <w:rPr>
-          <w:lang w:val="en-US"/>
-        </w:rPr>
-        <w:t xml:space="preserve"> Because </w:t>
-      </w:r>
-      <w:r>
-        <w:rPr>
-          <w:lang w:val="en-US"/>
-        </w:rPr>
-        <w:t>of</w:t>
-      </w:r>
-      <w:r>
-        <w:rPr>
-          <w:lang w:val="en-US"/>
-        </w:rPr>
-        <w:t xml:space="preserve"> that disputes with neighboring countries are often, bu</w:t>
-      </w:r>
-      <w:r>
-        <w:rPr>
-          <w:lang w:val="en-US"/>
-        </w:rPr>
-        <w:t>t</w:t>
-      </w:r>
-      <w:r>
-        <w:rPr>
-          <w:lang w:val="en-US"/>
-        </w:rPr>
-        <w:t xml:space="preserve"> seldom really bloody. The </w:t>
-      </w:r>
-      <w:proofErr w:type="spellStart"/>
-      <w:r>
-        <w:rPr>
-          <w:lang w:val="en-US"/>
-        </w:rPr>
-        <w:t>Soulstice</w:t>
-      </w:r>
-      <w:proofErr w:type="spellEnd"/>
-      <w:r>
-        <w:rPr>
-          <w:lang w:val="en-US"/>
-        </w:rPr>
-        <w:t xml:space="preserve"> troops of </w:t>
-      </w:r>
-      <w:proofErr w:type="spellStart"/>
-      <w:r>
-        <w:rPr>
-          <w:lang w:val="en-US"/>
-        </w:rPr>
-        <w:t>Miakliir</w:t>
-      </w:r>
-      <w:proofErr w:type="spellEnd"/>
-      <w:r>
-        <w:rPr>
-          <w:lang w:val="en-US"/>
-        </w:rPr>
-        <w:t xml:space="preserve"> are </w:t>
-      </w:r>
-      <w:r>
-        <w:rPr>
-          <w:lang w:val="en-US"/>
-        </w:rPr>
-        <w:t xml:space="preserve">not numerous, but training for them had been stepped up in the last years. People rumor that the Protean is planning something, but in the last centuries no real war had broken out, and people </w:t>
-      </w:r>
-      <w:r>
-        <w:rPr>
-          <w:lang w:val="en-US"/>
-        </w:rPr>
-        <w:t>can’t</w:t>
-      </w:r>
-      <w:r>
-        <w:rPr>
-          <w:lang w:val="en-US"/>
-        </w:rPr>
-        <w:t xml:space="preserve"> remember how those actually were.</w:t>
-      </w:r>
-    </w:p>
-    <w:p>
-      <w:pPr>
-        <w:rPr>
-          <w:lang w:val="en-US"/>
-        </w:rPr>
-      </w:pPr>
-      <w:r>
-        <w:rPr>
-          <w:lang w:val="en-US"/>
-        </w:rPr>
-        <w:t xml:space="preserve">A </w:t>
-      </w:r>
-      <w:proofErr w:type="spellStart"/>
-      <w:r>
-        <w:rPr>
-          <w:lang w:val="en-US"/>
-        </w:rPr>
-        <w:t>Facecard</w:t>
-      </w:r>
-      <w:proofErr w:type="spellEnd"/>
-      <w:r>
-        <w:rPr>
-          <w:lang w:val="en-US"/>
-        </w:rPr>
-        <w:t xml:space="preserve"> identifies the citizens, a </w:t>
-      </w:r>
-      <w:proofErr w:type="spellStart"/>
-      <w:r>
-        <w:rPr>
-          <w:lang w:val="en-US"/>
-        </w:rPr>
-        <w:t>Sticecard</w:t>
-      </w:r>
-      <w:proofErr w:type="spellEnd"/>
-      <w:r>
-        <w:rPr>
-          <w:lang w:val="en-US"/>
-        </w:rPr>
-        <w:t xml:space="preserve"> Harmonists and their powers. They have to be carried with you all times.</w:t>
-      </w:r>
-    </w:p>
-    <w:p>
-      <w:pPr>
-        <w:pStyle w:val="berschrift4"/>
-        <w:rPr>
-          <w:lang w:val="en-US"/>
-        </w:rPr>
-      </w:pPr>
-      <w:r>
-        <w:rPr>
-          <w:lang w:val="en-US"/>
-        </w:rPr>
-        <w:t>Clothing</w:t>
-      </w:r>
-    </w:p>
-    <w:p>
-      <w:pPr>
-        <w:rPr>
-          <w:lang w:val="en-US"/>
-        </w:rPr>
-      </w:pPr>
-      <w:r>
-        <w:rPr>
-          <w:lang w:val="en-US"/>
-        </w:rPr>
-        <w:t xml:space="preserve">The Officials of the </w:t>
-      </w:r>
-      <w:r>
-        <w:rPr>
-          <w:lang w:val="en-US"/>
-        </w:rPr>
-        <w:t>Bureaucradom</w:t>
-      </w:r>
-      <w:r>
-        <w:rPr>
-          <w:lang w:val="en-US"/>
-        </w:rPr>
         <w:t xml:space="preserve"> wear green and gold robes, importance shown by more gold and additional red. Pockets are strewn over and under their robes, scripture inside of them to remind them of the numerous rules and policies.</w:t>
       </w:r>
     </w:p>
@@ -2184,7 +1622,6 @@
         <w:rPr>
           <w:lang w:val="en-US"/>
         </w:rPr>
-        <w:lastRenderedPageBreak/>
         <w:t>In Asarat’s Peak s</w:t>
       </w:r>
       <w:r>
@@ -2690,6 +2127,7 @@
         <w:rPr>
           <w:lang w:val="en-US"/>
         </w:rPr>
+        <w:lastRenderedPageBreak/>
         <w:t xml:space="preserve">Seat of the </w:t>
       </w:r>
       <w:bookmarkStart w:id="8" w:name="_Hlk236498669"/>
@@ -2981,7 +2419,6 @@
         <w:rPr>
           <w:lang w:val="en-US"/>
         </w:rPr>
-        <w:lastRenderedPageBreak/>
         <w:t>Kliiriat</w:t>
       </w:r>
       <w:proofErr w:type="spellEnd"/>
@@ -3420,6 +2857,7 @@
         <w:rPr>
           <w:lang w:val="en-US"/>
         </w:rPr>
+        <w:lastRenderedPageBreak/>
         <w:t xml:space="preserve">The piece of land that had been held by </w:t>
       </w:r>
       <w:proofErr w:type="spellStart"/>
@@ -3451,6 +2889,223 @@
     </w:p>
     <w:p>
       <w:pPr>
+        <w:pStyle w:val="berschrift3"/>
+        <w:rPr>
+          <w:lang w:val="en-US"/>
+        </w:rPr>
+      </w:pPr>
+      <w:r>
+        <w:rPr>
+          <w:lang w:val="en-US"/>
+        </w:rPr>
+        <w:t xml:space="preserve">Baat </w:t>
+      </w:r>
+      <w:proofErr w:type="spellStart"/>
+      <w:r>
+        <w:rPr>
+          <w:lang w:val="en-US"/>
+        </w:rPr>
+        <w:t>Hakliar</w:t>
+      </w:r>
+      <w:proofErr w:type="spellEnd"/>
+    </w:p>
+    <w:p>
+      <w:pPr>
+        <w:rPr>
+          <w:lang w:val="en-US"/>
+        </w:rPr>
+      </w:pPr>
+      <w:r>
+        <w:rPr>
+          <w:lang w:val="en-US"/>
+        </w:rPr>
+        <w:t xml:space="preserve">Small country south of </w:t>
+      </w:r>
+      <w:proofErr w:type="spellStart"/>
+      <w:r>
+        <w:rPr>
+          <w:lang w:val="en-US"/>
+        </w:rPr>
+        <w:t>Miiaklir</w:t>
+      </w:r>
+      <w:proofErr w:type="spellEnd"/>
+      <w:r>
+        <w:rPr>
+          <w:lang w:val="en-US"/>
+        </w:rPr>
+        <w:t xml:space="preserve"> that has a long coast in a more temperate climate, making fishing for deep sea animals possible. People there have a darker taint, but not as much as people from the Boiling Seas in </w:t>
+      </w:r>
+      <w:proofErr w:type="spellStart"/>
+      <w:r>
+        <w:rPr>
+          <w:lang w:val="en-US"/>
+        </w:rPr>
+        <w:t>Miiaklir</w:t>
+      </w:r>
+      <w:proofErr w:type="spellEnd"/>
+      <w:r>
+        <w:rPr>
+          <w:lang w:val="en-US"/>
+        </w:rPr>
+        <w:t>.</w:t>
+      </w:r>
+      <w:r>
+        <w:rPr>
+          <w:lang w:val="en-US"/>
+        </w:rPr>
+        <w:br/>
+        <w:t xml:space="preserve">They trade in those animals as well as the building of ships that can venture out farther. </w:t>
+      </w:r>
+      <w:r>
+        <w:rPr>
+          <w:lang w:val="en-US"/>
+        </w:rPr>
+        <w:br/>
+        <w:t xml:space="preserve">They are also known for their poetic harmonies </w:t>
+      </w:r>
+      <w:r>
+        <w:rPr>
+          <w:lang w:val="en-US"/>
+        </w:rPr>
+        <w:t xml:space="preserve">called Keria-Nuri </w:t>
+      </w:r>
+      <w:r>
+        <w:rPr>
+          <w:lang w:val="en-US"/>
+        </w:rPr>
+        <w:t>that also cater especially to Harmonists. A technique that lets the Harmonist feel the Melody coming but not quite, creating an experience for almost every sense.</w:t>
+      </w:r>
+      <w:r>
+        <w:rPr>
+          <w:lang w:val="en-US"/>
+        </w:rPr>
+        <w:t xml:space="preserve"> For this they use special singing bowls made from different metals from a small workshop of metal Harmonists. These bowls are different metals that can be stacked on top of each other, making one bowl able to produce multiple sounds</w:t>
+      </w:r>
+    </w:p>
+    <w:p>
+      <w:pPr>
+        <w:pStyle w:val="berschrift4"/>
+        <w:rPr>
+          <w:lang w:val="en-US"/>
+        </w:rPr>
+      </w:pPr>
+      <w:r>
+        <w:rPr>
+          <w:lang w:val="en-US"/>
+        </w:rPr>
+        <w:t>Keria-Nuri</w:t>
+      </w:r>
+    </w:p>
+    <w:p>
+      <w:pPr>
+        <w:pStyle w:val="berschrift5"/>
+        <w:rPr>
+          <w:lang w:val="en-US"/>
+        </w:rPr>
+      </w:pPr>
+      <w:r>
+        <w:rPr>
+          <w:lang w:val="en-US"/>
+        </w:rPr>
+        <w:t>Silence</w:t>
+      </w:r>
+    </w:p>
+    <w:p>
+      <w:pPr>
+        <w:rPr>
+          <w:lang w:val="en-US"/>
+        </w:rPr>
+      </w:pPr>
+      <w:r>
+        <w:rPr>
+          <w:lang w:val="en-US"/>
+        </w:rPr>
+        <w:t>Played to the sound of the Melody Quickness in 8 tones:</w:t>
+      </w:r>
+      <w:r>
+        <w:rPr>
+          <w:lang w:val="en-US"/>
+        </w:rPr>
+        <w:br/>
+      </w:r>
+      <w:bookmarkStart w:id="15" w:name="_Hlk239970850"/>
+      <w:r>
+        <w:rPr>
+          <w:lang w:val="en-US"/>
+        </w:rPr>
+        <w:t>we strike the bowl</w:t>
+      </w:r>
+      <w:r>
+        <w:rPr>
+          <w:lang w:val="en-US"/>
+        </w:rPr>
+        <w:br/>
+        <w:t>that is our life</w:t>
+      </w:r>
+      <w:r>
+        <w:rPr>
+          <w:lang w:val="en-US"/>
+        </w:rPr>
+        <w:br/>
+        <w:t>make it sing for us to weep</w:t>
+      </w:r>
+      <w:r>
+        <w:rPr>
+          <w:lang w:val="en-US"/>
+        </w:rPr>
+        <w:br/>
+        <w:t>in our passing</w:t>
+      </w:r>
+      <w:r>
+        <w:rPr>
+          <w:lang w:val="en-US"/>
+        </w:rPr>
+        <w:br/>
+        <w:t xml:space="preserve">we hope the </w:t>
+      </w:r>
+      <w:r>
+        <w:rPr>
+          <w:lang w:val="en-US"/>
+        </w:rPr>
+        <w:t>mallet now</w:t>
+      </w:r>
+      <w:r>
+        <w:rPr>
+          <w:lang w:val="en-US"/>
+        </w:rPr>
+        <w:br/>
+        <w:t>belongs to another</w:t>
+      </w:r>
+      <w:r>
+        <w:rPr>
+          <w:lang w:val="en-US"/>
+        </w:rPr>
+        <w:br/>
+        <w:t xml:space="preserve">as our </w:t>
+      </w:r>
+      <w:r>
+        <w:rPr>
+          <w:lang w:val="en-US"/>
+        </w:rPr>
+        <w:t>existence</w:t>
+      </w:r>
+      <w:r>
+        <w:rPr>
+          <w:lang w:val="en-US"/>
+        </w:rPr>
+        <w:br/>
+        <w:t>is now theirs</w:t>
+      </w:r>
+      <w:r>
+        <w:rPr>
+          <w:lang w:val="en-US"/>
+        </w:rPr>
+        <w:t xml:space="preserve"> to sound</w:t>
+      </w:r>
+      <w:bookmarkEnd w:id="15"/>
+    </w:p>
+    <w:p>
+      <w:pPr>
         <w:rPr>
           <w:lang w:val="en-US"/>
         </w:rPr>
@@ -3569,81 +3224,87 @@
         <w:rPr>
           <w:lang w:val="en-US"/>
         </w:rPr>
+        <w:t>The Cindered pray to the Pantheon of Nai, the God that had set them free from torment</w:t>
+      </w:r>
+      <w:r>
+        <w:rPr>
+          <w:lang w:val="en-US"/>
+        </w:rPr>
+        <w:t xml:space="preserve"> and his seven saints</w:t>
+      </w:r>
+      <w:r>
+        <w:rPr>
+          <w:lang w:val="en-US"/>
+        </w:rPr>
+        <w:t>.</w:t>
+      </w:r>
+      <w:r>
+        <w:rPr>
+          <w:lang w:val="en-US"/>
+        </w:rPr>
+        <w:t xml:space="preserve"> (language of hell)</w:t>
+      </w:r>
+    </w:p>
+    <w:p>
+      <w:pPr>
+        <w:pStyle w:val="berschrift3"/>
+        <w:rPr>
+          <w:lang w:val="en-US"/>
+        </w:rPr>
+      </w:pPr>
+      <w:proofErr w:type="spellStart"/>
+      <w:r>
+        <w:rPr>
+          <w:lang w:val="en-US"/>
+        </w:rPr>
+        <w:t>Eptual</w:t>
+      </w:r>
+      <w:proofErr w:type="spellEnd"/>
+      <w:r>
+        <w:rPr>
+          <w:lang w:val="en-US"/>
+        </w:rPr>
+        <w:t xml:space="preserve"> Gods</w:t>
+      </w:r>
+    </w:p>
+    <w:p>
+      <w:pPr>
+        <w:rPr>
+          <w:lang w:val="en-US"/>
+        </w:rPr>
+      </w:pPr>
+      <w:r>
+        <w:rPr>
+          <w:lang w:val="en-US"/>
+        </w:rPr>
+        <w:t>The pantheon of the seven gods and prophets, who were able to control souls for the good and prosperity of the world. They vanished at the</w:t>
+      </w:r>
+      <w:r>
+        <w:rPr>
+          <w:lang w:val="en-US"/>
+        </w:rPr>
+        <w:t xml:space="preserve"> start of the </w:t>
+      </w:r>
+      <w:proofErr w:type="spellStart"/>
+      <w:r>
+        <w:rPr>
+          <w:lang w:val="en-US"/>
+        </w:rPr>
+        <w:t>Ceising</w:t>
+      </w:r>
+      <w:proofErr w:type="spellEnd"/>
+      <w:r>
+        <w:rPr>
+          <w:lang w:val="en-US"/>
+        </w:rPr>
+        <w:t xml:space="preserve">, probably setting it in </w:t>
+      </w:r>
+      <w:r>
+        <w:rPr>
+          <w:lang w:val="en-US"/>
+        </w:rPr>
         <w:lastRenderedPageBreak/>
-        <w:t>The Cindered pray to the Pantheon of Nai, the God that had set them free from torment</w:t>
-      </w:r>
-      <w:r>
-        <w:rPr>
-          <w:lang w:val="en-US"/>
-        </w:rPr>
-        <w:t xml:space="preserve"> and his seven saints</w:t>
-      </w:r>
-      <w:r>
-        <w:rPr>
-          <w:lang w:val="en-US"/>
-        </w:rPr>
-        <w:t>.</w:t>
-      </w:r>
-      <w:r>
-        <w:rPr>
-          <w:lang w:val="en-US"/>
-        </w:rPr>
-        <w:t xml:space="preserve"> (language of hell)</w:t>
-      </w:r>
-    </w:p>
-    <w:p>
-      <w:pPr>
-        <w:pStyle w:val="berschrift3"/>
-        <w:rPr>
-          <w:lang w:val="en-US"/>
-        </w:rPr>
-      </w:pPr>
-      <w:proofErr w:type="spellStart"/>
-      <w:r>
-        <w:rPr>
-          <w:lang w:val="en-US"/>
-        </w:rPr>
-        <w:t>Eptual</w:t>
-      </w:r>
-      <w:proofErr w:type="spellEnd"/>
-      <w:r>
-        <w:rPr>
-          <w:lang w:val="en-US"/>
-        </w:rPr>
-        <w:t xml:space="preserve"> Gods</w:t>
-      </w:r>
-    </w:p>
-    <w:p>
-      <w:pPr>
-        <w:rPr>
-          <w:lang w:val="en-US"/>
-        </w:rPr>
-      </w:pPr>
-      <w:r>
-        <w:rPr>
-          <w:lang w:val="en-US"/>
-        </w:rPr>
-        <w:t>The pantheon of the seven gods and prophets, who were able to control souls for the good and prosperity of the world. They vanished at the</w:t>
-      </w:r>
-      <w:r>
-        <w:rPr>
-          <w:lang w:val="en-US"/>
-        </w:rPr>
-        <w:t xml:space="preserve"> start of the </w:t>
-      </w:r>
-      <w:proofErr w:type="spellStart"/>
-      <w:r>
-        <w:rPr>
-          <w:lang w:val="en-US"/>
-        </w:rPr>
-        <w:t>Ceising</w:t>
-      </w:r>
-      <w:proofErr w:type="spellEnd"/>
-      <w:r>
-        <w:rPr>
-          <w:lang w:val="en-US"/>
-        </w:rPr>
-        <w:t>, probably setting it in motion. This is not clear in the faith, just the disappearance of the Gods and them not coming back.</w:t>
+        <w:t>motion. This is not clear in the faith, just the disappearance of the Gods and them not coming back.</w:t>
       </w:r>
     </w:p>
     <w:p>
@@ -3983,14 +3644,7 @@
         <w:rPr>
           <w:lang w:val="en-US"/>
         </w:rPr>
-        <w:t xml:space="preserve">An ancient woman of unknown origin is hailed as an oracle, for she foresees the future correctly for some. She herself is unfocused and seems to not live in the present. Her entourage is moving her around the continent to bring her to the people Human and </w:t>
-      </w:r>
-      <w:r>
-        <w:rPr>
-          <w:lang w:val="en-US"/>
-        </w:rPr>
-        <w:lastRenderedPageBreak/>
-        <w:t>Cindered. She is not bound to a specific religion, but has her own cult of followers, albeit they those are merely there to serve her needs as a human.</w:t>
+        <w:t>An ancient woman of unknown origin is hailed as an oracle, for she foresees the future correctly for some. She herself is unfocused and seems to not live in the present. Her entourage is moving her around the continent to bring her to the people Human and Cindered. She is not bound to a specific religion, but has her own cult of followers, albeit they those are merely there to serve her needs as a human.</w:t>
       </w:r>
     </w:p>
     <w:p>
@@ -4011,14 +3665,12 @@
         </w:rPr>
         <w:t xml:space="preserve">The </w:t>
       </w:r>
-      <w:proofErr w:type="spellStart"/>
-      <w:r>
-        <w:rPr>
-          <w:lang w:val="en-US"/>
-        </w:rPr>
-        <w:t>Reciving</w:t>
-      </w:r>
-      <w:proofErr w:type="spellEnd"/>
+      <w:r>
+        <w:rPr>
+          <w:lang w:val="en-US"/>
+        </w:rPr>
+        <w:t>Receiving</w:t>
+      </w:r>
       <w:r>
         <w:rPr>
           <w:lang w:val="en-US"/>
@@ -4050,6 +3702,7 @@
         <w:rPr>
           <w:lang w:val="en-US"/>
         </w:rPr>
+        <w:lastRenderedPageBreak/>
         <w:t>The visions can show you who will kill you and how, but only if you touch them. The priestess did touch Jor years before when he visited. The priest did touch Camill when she was begging but dismissed it as superstition.</w:t>
       </w:r>
     </w:p>
@@ -4411,128 +4064,134 @@
         <w:rPr>
           <w:lang w:val="en-US"/>
         </w:rPr>
+        <w:t>Pantheon of Eight</w:t>
+      </w:r>
+    </w:p>
+    <w:p>
+      <w:pPr>
+        <w:rPr>
+          <w:lang w:val="en-US"/>
+        </w:rPr>
+      </w:pPr>
+      <w:r>
+        <w:rPr>
+          <w:lang w:val="en-US"/>
+        </w:rPr>
+        <w:t xml:space="preserve">The pantheon of eight is the religion of the Cindered Ones. They still believe in their master </w:t>
+      </w:r>
+      <w:proofErr w:type="spellStart"/>
+      <w:r>
+        <w:rPr>
+          <w:lang w:val="en-US"/>
+        </w:rPr>
+        <w:t>Natrair</w:t>
+      </w:r>
+      <w:proofErr w:type="spellEnd"/>
+      <w:r>
+        <w:rPr>
+          <w:lang w:val="en-US"/>
+        </w:rPr>
+        <w:t xml:space="preserve"> and that he is guiding them still. They believe in the </w:t>
+      </w:r>
+      <w:proofErr w:type="spellStart"/>
+      <w:r>
+        <w:rPr>
+          <w:lang w:val="en-US"/>
+        </w:rPr>
+        <w:t>Eptual</w:t>
+      </w:r>
+      <w:proofErr w:type="spellEnd"/>
+      <w:r>
+        <w:rPr>
+          <w:lang w:val="en-US"/>
+        </w:rPr>
+        <w:t xml:space="preserve"> Gods somewhat, but more as prophets or lesser Gods that helped their true God </w:t>
+      </w:r>
+      <w:proofErr w:type="spellStart"/>
+      <w:r>
+        <w:rPr>
+          <w:lang w:val="en-US"/>
+        </w:rPr>
+        <w:t>Natrair</w:t>
+      </w:r>
+      <w:proofErr w:type="spellEnd"/>
+      <w:r>
+        <w:rPr>
+          <w:lang w:val="en-US"/>
+        </w:rPr>
+        <w:t xml:space="preserve"> to ascend.</w:t>
+      </w:r>
+    </w:p>
+    <w:p>
+      <w:pPr>
+        <w:pStyle w:val="berschrift2"/>
+        <w:rPr>
+          <w:lang w:val="en-US"/>
+        </w:rPr>
+      </w:pPr>
+      <w:r>
+        <w:rPr>
+          <w:lang w:val="en-US"/>
+        </w:rPr>
+        <w:t>Currency</w:t>
+      </w:r>
+    </w:p>
+    <w:p>
+      <w:pPr>
+        <w:rPr>
+          <w:lang w:val="en-US"/>
+        </w:rPr>
+      </w:pPr>
+      <w:r>
+        <w:rPr>
+          <w:lang w:val="en-US"/>
+        </w:rPr>
+        <w:t xml:space="preserve">Silver has become the most used metal, as it is used to create pure tones for any form of </w:t>
+      </w:r>
+      <w:proofErr w:type="spellStart"/>
+      <w:r>
+        <w:rPr>
+          <w:lang w:val="en-US"/>
+        </w:rPr>
+        <w:t>Soulmagic</w:t>
+      </w:r>
+      <w:proofErr w:type="spellEnd"/>
+      <w:r>
+        <w:rPr>
+          <w:lang w:val="en-US"/>
+        </w:rPr>
+        <w:t xml:space="preserve"> and magical items</w:t>
+      </w:r>
+      <w:r>
+        <w:rPr>
+          <w:lang w:val="en-US"/>
+        </w:rPr>
+        <w:t>. Hence coins of silver are the most valuable. Then gold and</w:t>
+      </w:r>
+      <w:r>
+        <w:rPr>
+          <w:lang w:val="en-US"/>
+        </w:rPr>
+        <w:t xml:space="preserve"> copper.</w:t>
+      </w:r>
+      <w:r>
+        <w:rPr>
+          <w:lang w:val="en-US"/>
+        </w:rPr>
+        <w:t xml:space="preserve"> The coins can be held up against their counterparts and have roughly the same size</w:t>
+      </w:r>
+      <w:r>
+        <w:rPr>
+          <w:lang w:val="en-US"/>
+        </w:rPr>
+        <w:t xml:space="preserve">. </w:t>
+      </w:r>
+      <w:r>
+        <w:rPr>
+          <w:lang w:val="en-US"/>
+        </w:rPr>
         <w:lastRenderedPageBreak/>
-        <w:t>Pantheon of Eight</w:t>
-      </w:r>
-    </w:p>
-    <w:p>
-      <w:pPr>
-        <w:rPr>
-          <w:lang w:val="en-US"/>
-        </w:rPr>
-      </w:pPr>
-      <w:r>
-        <w:rPr>
-          <w:lang w:val="en-US"/>
-        </w:rPr>
-        <w:t xml:space="preserve">The pantheon of eight is the religion of the Cindered Ones. They still believe in their master </w:t>
-      </w:r>
-      <w:proofErr w:type="spellStart"/>
-      <w:r>
-        <w:rPr>
-          <w:lang w:val="en-US"/>
-        </w:rPr>
-        <w:t>Natrair</w:t>
-      </w:r>
-      <w:proofErr w:type="spellEnd"/>
-      <w:r>
-        <w:rPr>
-          <w:lang w:val="en-US"/>
-        </w:rPr>
-        <w:t xml:space="preserve"> and that he is guiding them still. They believe in the </w:t>
-      </w:r>
-      <w:proofErr w:type="spellStart"/>
-      <w:r>
-        <w:rPr>
-          <w:lang w:val="en-US"/>
-        </w:rPr>
-        <w:t>Eptual</w:t>
-      </w:r>
-      <w:proofErr w:type="spellEnd"/>
-      <w:r>
-        <w:rPr>
-          <w:lang w:val="en-US"/>
-        </w:rPr>
-        <w:t xml:space="preserve"> Gods somewhat, but more as prophets or lesser Gods that helped their true God </w:t>
-      </w:r>
-      <w:proofErr w:type="spellStart"/>
-      <w:r>
-        <w:rPr>
-          <w:lang w:val="en-US"/>
-        </w:rPr>
-        <w:t>Natrair</w:t>
-      </w:r>
-      <w:proofErr w:type="spellEnd"/>
-      <w:r>
-        <w:rPr>
-          <w:lang w:val="en-US"/>
-        </w:rPr>
-        <w:t xml:space="preserve"> to ascend.</w:t>
-      </w:r>
-    </w:p>
-    <w:p>
-      <w:pPr>
-        <w:pStyle w:val="berschrift2"/>
-        <w:rPr>
-          <w:lang w:val="en-US"/>
-        </w:rPr>
-      </w:pPr>
-      <w:r>
-        <w:rPr>
-          <w:lang w:val="en-US"/>
-        </w:rPr>
-        <w:t>Currency</w:t>
-      </w:r>
-    </w:p>
-    <w:p>
-      <w:pPr>
-        <w:rPr>
-          <w:lang w:val="en-US"/>
-        </w:rPr>
-      </w:pPr>
-      <w:r>
-        <w:rPr>
-          <w:lang w:val="en-US"/>
-        </w:rPr>
-        <w:t xml:space="preserve">Silver has become the most used metal, as it is used to create pure tones for any form of </w:t>
-      </w:r>
-      <w:proofErr w:type="spellStart"/>
-      <w:r>
-        <w:rPr>
-          <w:lang w:val="en-US"/>
-        </w:rPr>
-        <w:t>Soulmagic</w:t>
-      </w:r>
-      <w:proofErr w:type="spellEnd"/>
-      <w:r>
-        <w:rPr>
-          <w:lang w:val="en-US"/>
-        </w:rPr>
-        <w:t xml:space="preserve"> and magical items</w:t>
-      </w:r>
-      <w:r>
-        <w:rPr>
-          <w:lang w:val="en-US"/>
-        </w:rPr>
-        <w:t>. Hence coins of silver are the most valuable. Then gold and</w:t>
-      </w:r>
-      <w:r>
-        <w:rPr>
-          <w:lang w:val="en-US"/>
-        </w:rPr>
-        <w:t xml:space="preserve"> copper.</w:t>
-      </w:r>
-      <w:r>
-        <w:rPr>
-          <w:lang w:val="en-US"/>
-        </w:rPr>
-        <w:t xml:space="preserve"> The coins can be held up against their counterparts and have roughly the same size</w:t>
-      </w:r>
-      <w:r>
-        <w:rPr>
-          <w:lang w:val="en-US"/>
-        </w:rPr>
-        <w:t>. Gold is kind of abundant and not as valuable as silver. Copper is pretty and thus more valuable than iron, which is used for anything from weapons from steel to cutlery and pots.</w:t>
+        <w:t>Gold is kind of abundant and not as valuable as silver. Copper is pretty and thus more valuable than iron, which is used for anything from weapons from steel to cutlery and pots.</w:t>
       </w:r>
     </w:p>
     <w:p>
@@ -4859,7 +4518,7 @@
           <w:lang w:val="en-US"/>
         </w:rPr>
       </w:pPr>
-      <w:bookmarkStart w:id="15" w:name="_Hlk229662356"/>
+      <w:bookmarkStart w:id="16" w:name="_Hlk229662356"/>
       <w:r>
         <w:rPr>
           <w:lang w:val="en-US"/>
@@ -4867,7 +4526,7 @@
         <w:t>Lightless</w:t>
       </w:r>
     </w:p>
-    <w:bookmarkEnd w:id="15"/>
+    <w:bookmarkEnd w:id="16"/>
     <w:p>
       <w:pPr>
         <w:pStyle w:val="Listenabsatz"/>
@@ -5055,12 +4714,11 @@
           <w:lang w:val="en-US"/>
         </w:rPr>
       </w:pPr>
-      <w:bookmarkStart w:id="16" w:name="_Hlk228646719"/>
-      <w:r>
-        <w:rPr>
-          <w:lang w:val="en-US"/>
-        </w:rPr>
-        <w:lastRenderedPageBreak/>
+      <w:bookmarkStart w:id="17" w:name="_Hlk228646719"/>
+      <w:r>
+        <w:rPr>
+          <w:lang w:val="en-US"/>
+        </w:rPr>
         <w:t xml:space="preserve">By the </w:t>
       </w:r>
       <w:proofErr w:type="spellStart"/>
@@ -5078,7 +4736,7 @@
         <w:t xml:space="preserve"> gods</w:t>
       </w:r>
     </w:p>
-    <w:bookmarkEnd w:id="16"/>
+    <w:bookmarkEnd w:id="17"/>
     <w:p>
       <w:pPr>
         <w:pStyle w:val="Listenabsatz"/>
@@ -5290,6 +4948,7 @@
         <w:rPr>
           <w:lang w:val="en-US"/>
         </w:rPr>
+        <w:lastRenderedPageBreak/>
         <w:t>Are you mad?</w:t>
       </w:r>
     </w:p>
@@ -5698,7 +5357,7 @@
           <w:lang w:val="en-US"/>
         </w:rPr>
       </w:pPr>
-      <w:bookmarkStart w:id="17" w:name="_Hlk223809007"/>
+      <w:bookmarkStart w:id="18" w:name="_Hlk223809007"/>
       <w:proofErr w:type="spellStart"/>
       <w:r>
         <w:rPr>
@@ -5706,7 +5365,7 @@
         </w:rPr>
         <w:t>Shkarhound</w:t>
       </w:r>
-      <w:bookmarkEnd w:id="17"/>
+      <w:bookmarkEnd w:id="18"/>
       <w:proofErr w:type="spellEnd"/>
     </w:p>
     <w:p>
@@ -5854,85 +5513,180 @@
         <w:rPr>
           <w:lang w:val="en-US"/>
         </w:rPr>
+        <w:t>Ferule</w:t>
+      </w:r>
+    </w:p>
+    <w:p>
+      <w:pPr>
+        <w:rPr>
+          <w:lang w:val="en-US"/>
+        </w:rPr>
+      </w:pPr>
+      <w:r>
+        <w:rPr>
+          <w:lang w:val="en-US"/>
+        </w:rPr>
+        <w:t xml:space="preserve">Like </w:t>
+      </w:r>
+      <w:r>
+        <w:rPr>
+          <w:lang w:val="en-US"/>
+        </w:rPr>
+        <w:t>hawks</w:t>
+      </w:r>
+      <w:r>
+        <w:rPr>
+          <w:lang w:val="en-US"/>
+        </w:rPr>
+        <w:t xml:space="preserve"> but walk on two strong hind legs with</w:t>
+      </w:r>
+      <w:r>
+        <w:rPr>
+          <w:lang w:val="en-US"/>
+        </w:rPr>
+        <w:t xml:space="preserve"> fur, a beak,</w:t>
+      </w:r>
+      <w:r>
+        <w:rPr>
+          <w:lang w:val="en-US"/>
+        </w:rPr>
+        <w:t xml:space="preserve"> two massive </w:t>
+      </w:r>
+      <w:proofErr w:type="spellStart"/>
+      <w:r>
+        <w:rPr>
+          <w:lang w:val="en-US"/>
+        </w:rPr>
+        <w:t>bunnylike</w:t>
+      </w:r>
+      <w:proofErr w:type="spellEnd"/>
+      <w:r>
+        <w:rPr>
+          <w:lang w:val="en-US"/>
+        </w:rPr>
+        <w:t xml:space="preserve"> ears, long heads and clawed feet</w:t>
+      </w:r>
+      <w:r>
+        <w:rPr>
+          <w:lang w:val="en-US"/>
+        </w:rPr>
+        <w:t xml:space="preserve">. </w:t>
+      </w:r>
+      <w:r>
+        <w:rPr>
+          <w:lang w:val="en-US"/>
+        </w:rPr>
+        <w:t xml:space="preserve">Taller than a man or </w:t>
+      </w:r>
+      <w:proofErr w:type="spellStart"/>
+      <w:r>
+        <w:rPr>
+          <w:lang w:val="en-US"/>
+        </w:rPr>
+        <w:t>Arox</w:t>
+      </w:r>
+      <w:proofErr w:type="spellEnd"/>
+      <w:r>
+        <w:rPr>
+          <w:lang w:val="en-US"/>
+        </w:rPr>
+        <w:t>, enduring of power and climate. Animals used to pull cards or to be ridden upon.</w:t>
+      </w:r>
+    </w:p>
+    <w:p>
+      <w:pPr>
+        <w:pStyle w:val="berschrift3"/>
+        <w:rPr>
+          <w:lang w:val="en-US"/>
+        </w:rPr>
+      </w:pPr>
+      <w:proofErr w:type="spellStart"/>
+      <w:r>
+        <w:rPr>
+          <w:lang w:val="en-US"/>
+        </w:rPr>
+        <w:t>Mallisow</w:t>
+      </w:r>
+      <w:proofErr w:type="spellEnd"/>
+    </w:p>
+    <w:p>
+      <w:pPr>
+        <w:rPr>
+          <w:lang w:val="en-US"/>
+        </w:rPr>
+      </w:pPr>
+      <w:r>
+        <w:rPr>
+          <w:lang w:val="en-US"/>
+        </w:rPr>
+        <w:t>Animal bred in every part of the continent. Produces temperature regulating wool, nice leather underneath, tastes good and gives milk.</w:t>
+      </w:r>
+    </w:p>
+    <w:p>
+      <w:pPr>
+        <w:pStyle w:val="berschrift3"/>
+        <w:rPr>
+          <w:lang w:val="en-US"/>
+        </w:rPr>
+      </w:pPr>
+      <w:r>
+        <w:rPr>
+          <w:lang w:val="en-US"/>
+        </w:rPr>
+        <w:t>Cat</w:t>
+      </w:r>
+    </w:p>
+    <w:p>
+      <w:pPr>
+        <w:rPr>
+          <w:lang w:val="en-US"/>
+        </w:rPr>
+      </w:pPr>
+      <w:r>
+        <w:rPr>
+          <w:lang w:val="en-US"/>
+        </w:rPr>
+        <w:t xml:space="preserve">Lives mostly in cities close to humans. </w:t>
+      </w:r>
+      <w:r>
+        <w:rPr>
+          <w:lang w:val="en-US"/>
+        </w:rPr>
+        <w:t>Eerily</w:t>
+      </w:r>
+      <w:r>
+        <w:rPr>
+          <w:lang w:val="en-US"/>
+        </w:rPr>
+        <w:t xml:space="preserve"> similar to cats thousands of years later.</w:t>
+      </w:r>
+    </w:p>
+    <w:p>
+      <w:pPr>
+        <w:pStyle w:val="berschrift3"/>
+        <w:rPr>
+          <w:lang w:val="en-US"/>
+        </w:rPr>
+      </w:pPr>
+      <w:r>
+        <w:rPr>
+          <w:lang w:val="en-US"/>
+        </w:rPr>
         <w:lastRenderedPageBreak/>
-        <w:t>Ferule</w:t>
-      </w:r>
-    </w:p>
-    <w:p>
-      <w:pPr>
-        <w:rPr>
-          <w:lang w:val="en-US"/>
-        </w:rPr>
-      </w:pPr>
-      <w:r>
-        <w:rPr>
-          <w:lang w:val="en-US"/>
-        </w:rPr>
-        <w:t xml:space="preserve">Like </w:t>
-      </w:r>
-      <w:r>
-        <w:rPr>
-          <w:lang w:val="en-US"/>
-        </w:rPr>
-        <w:t>hawks</w:t>
-      </w:r>
-      <w:r>
-        <w:rPr>
-          <w:lang w:val="en-US"/>
-        </w:rPr>
-        <w:t xml:space="preserve"> but walk on two strong hind legs with</w:t>
-      </w:r>
-      <w:r>
-        <w:rPr>
-          <w:lang w:val="en-US"/>
-        </w:rPr>
-        <w:t xml:space="preserve"> fur, a beak,</w:t>
-      </w:r>
-      <w:r>
-        <w:rPr>
-          <w:lang w:val="en-US"/>
-        </w:rPr>
-        <w:t xml:space="preserve"> two massive </w:t>
-      </w:r>
-      <w:proofErr w:type="spellStart"/>
-      <w:r>
-        <w:rPr>
-          <w:lang w:val="en-US"/>
-        </w:rPr>
-        <w:t>bunnylike</w:t>
-      </w:r>
-      <w:proofErr w:type="spellEnd"/>
-      <w:r>
-        <w:rPr>
-          <w:lang w:val="en-US"/>
-        </w:rPr>
-        <w:t xml:space="preserve"> ears, long heads and clawed feet</w:t>
-      </w:r>
-      <w:r>
-        <w:rPr>
-          <w:lang w:val="en-US"/>
-        </w:rPr>
-        <w:t xml:space="preserve">. </w:t>
-      </w:r>
-      <w:r>
-        <w:rPr>
-          <w:lang w:val="en-US"/>
-        </w:rPr>
-        <w:t xml:space="preserve">Taller than a man or </w:t>
-      </w:r>
-      <w:proofErr w:type="spellStart"/>
-      <w:r>
-        <w:rPr>
-          <w:lang w:val="en-US"/>
-        </w:rPr>
-        <w:t>Arox</w:t>
-      </w:r>
-      <w:proofErr w:type="spellEnd"/>
-      <w:r>
-        <w:rPr>
-          <w:lang w:val="en-US"/>
-        </w:rPr>
-        <w:t>, enduring of power and climate. Animals used to pull cards or to be ridden upon.</w:t>
+        <w:t>Shiron</w:t>
+      </w:r>
+    </w:p>
+    <w:p>
+      <w:pPr>
+        <w:rPr>
+          <w:lang w:val="en-US"/>
+        </w:rPr>
+      </w:pPr>
+      <w:r>
+        <w:rPr>
+          <w:lang w:val="en-US"/>
+        </w:rPr>
+        <w:t>Giant cat, golden fur streaked with silvery spots. Long sharp ears and hairs on the back of its head cover a good portion of its upper body.</w:t>
       </w:r>
     </w:p>
     <w:p>
@@ -5942,26 +5696,24 @@
           <w:lang w:val="en-US"/>
         </w:rPr>
       </w:pPr>
-      <w:proofErr w:type="spellStart"/>
-      <w:r>
-        <w:rPr>
-          <w:lang w:val="en-US"/>
-        </w:rPr>
-        <w:t>Mallisow</w:t>
-      </w:r>
-      <w:proofErr w:type="spellEnd"/>
-    </w:p>
-    <w:p>
-      <w:pPr>
-        <w:rPr>
-          <w:lang w:val="en-US"/>
-        </w:rPr>
-      </w:pPr>
-      <w:r>
-        <w:rPr>
-          <w:lang w:val="en-US"/>
-        </w:rPr>
-        <w:t>Animal bred in every part of the continent. Produces temperature regulating wool, nice leather underneath, tastes good and gives milk.</w:t>
+      <w:r>
+        <w:rPr>
+          <w:lang w:val="en-US"/>
+        </w:rPr>
+        <w:t>Duck</w:t>
+      </w:r>
+    </w:p>
+    <w:p>
+      <w:pPr>
+        <w:rPr>
+          <w:lang w:val="en-US"/>
+        </w:rPr>
+      </w:pPr>
+      <w:r>
+        <w:rPr>
+          <w:lang w:val="en-US"/>
+        </w:rPr>
+        <w:t>A waterbird of magnificent colors and loud bird calls like quacks. Was prevalent in the Valleys. Share only the name with their later counterparts.</w:t>
       </w:r>
     </w:p>
     <w:p>
@@ -5975,32 +5727,89 @@
         <w:rPr>
           <w:lang w:val="en-US"/>
         </w:rPr>
-        <w:t>Cat</w:t>
-      </w:r>
-    </w:p>
-    <w:p>
-      <w:pPr>
-        <w:rPr>
-          <w:lang w:val="en-US"/>
-        </w:rPr>
-      </w:pPr>
-      <w:r>
-        <w:rPr>
-          <w:lang w:val="en-US"/>
-        </w:rPr>
-        <w:t xml:space="preserve">Lives mostly in cities close to humans. </w:t>
-      </w:r>
-      <w:r>
-        <w:rPr>
-          <w:lang w:val="en-US"/>
-        </w:rPr>
-        <w:t>Eerily</w:t>
-      </w:r>
-      <w:r>
-        <w:rPr>
-          <w:lang w:val="en-US"/>
-        </w:rPr>
-        <w:t xml:space="preserve"> similar to cats thousands of years later.</w:t>
+        <w:t>Birds</w:t>
+      </w:r>
+    </w:p>
+    <w:p>
+      <w:pPr>
+        <w:rPr>
+          <w:lang w:val="en-US"/>
+        </w:rPr>
+      </w:pPr>
+      <w:r>
+        <w:rPr>
+          <w:lang w:val="en-US"/>
+        </w:rPr>
+        <w:t xml:space="preserve">Many different species of birds live on </w:t>
+      </w:r>
+      <w:proofErr w:type="spellStart"/>
+      <w:r>
+        <w:rPr>
+          <w:lang w:val="en-US"/>
+        </w:rPr>
+        <w:t>Dilaril</w:t>
+      </w:r>
+      <w:proofErr w:type="spellEnd"/>
+      <w:r>
+        <w:rPr>
+          <w:lang w:val="en-US"/>
+        </w:rPr>
+        <w:t xml:space="preserve">, many caught as delicacy. They range from smaller city birds that live of humans to tall and giant ones that live in the peaks, colorful ones in the valleys. Near the ocean there are very few species of </w:t>
+      </w:r>
+      <w:proofErr w:type="gramStart"/>
+      <w:r>
+        <w:rPr>
+          <w:lang w:val="en-US"/>
+        </w:rPr>
+        <w:t>birds</w:t>
+      </w:r>
+      <w:proofErr w:type="gramEnd"/>
+      <w:r>
+        <w:rPr>
+          <w:lang w:val="en-US"/>
+        </w:rPr>
+        <w:t xml:space="preserve"> native.</w:t>
+      </w:r>
+    </w:p>
+    <w:p>
+      <w:pPr>
+        <w:pStyle w:val="berschrift2"/>
+        <w:rPr>
+          <w:lang w:val="en-US"/>
+        </w:rPr>
+      </w:pPr>
+      <w:r>
+        <w:rPr>
+          <w:lang w:val="en-US"/>
+        </w:rPr>
+        <w:t>Flora</w:t>
+      </w:r>
+    </w:p>
+    <w:p>
+      <w:pPr>
+        <w:rPr>
+          <w:lang w:val="en-US"/>
+        </w:rPr>
+      </w:pPr>
+      <w:r>
+        <w:rPr>
+          <w:lang w:val="en-US"/>
+        </w:rPr>
+        <w:t xml:space="preserve">Flora in </w:t>
+      </w:r>
+      <w:proofErr w:type="spellStart"/>
+      <w:r>
+        <w:rPr>
+          <w:lang w:val="en-US"/>
+        </w:rPr>
+        <w:t>Dilaril</w:t>
+      </w:r>
+      <w:proofErr w:type="spellEnd"/>
+      <w:r>
+        <w:rPr>
+          <w:lang w:val="en-US"/>
+        </w:rPr>
+        <w:t xml:space="preserve"> is mostly evergreen, although there are different times for different flowers and bushes to bloom. Harvest can be achieved throughout the year.</w:t>
       </w:r>
     </w:p>
     <w:p>
@@ -6010,24 +5819,50 @@
           <w:lang w:val="en-US"/>
         </w:rPr>
       </w:pPr>
-      <w:r>
-        <w:rPr>
-          <w:lang w:val="en-US"/>
-        </w:rPr>
-        <w:t>Shiron</w:t>
-      </w:r>
-    </w:p>
-    <w:p>
-      <w:pPr>
-        <w:rPr>
-          <w:lang w:val="en-US"/>
-        </w:rPr>
-      </w:pPr>
-      <w:r>
-        <w:rPr>
-          <w:lang w:val="en-US"/>
-        </w:rPr>
-        <w:t>Giant cat, golden fur streaked with silvery spots. Long sharp ears and hairs on the back of its head cover a good portion of its upper body.</w:t>
+      <w:proofErr w:type="spellStart"/>
+      <w:r>
+        <w:rPr>
+          <w:lang w:val="en-US"/>
+        </w:rPr>
+        <w:t>Meridorian</w:t>
+      </w:r>
+      <w:proofErr w:type="spellEnd"/>
+      <w:r>
+        <w:rPr>
+          <w:lang w:val="en-US"/>
+        </w:rPr>
+        <w:t xml:space="preserve"> Tree</w:t>
+      </w:r>
+    </w:p>
+    <w:p>
+      <w:pPr>
+        <w:rPr>
+          <w:lang w:val="en-US"/>
+        </w:rPr>
+      </w:pPr>
+      <w:r>
+        <w:rPr>
+          <w:lang w:val="en-US"/>
+        </w:rPr>
+        <w:t>Tree with</w:t>
+      </w:r>
+      <w:r>
+        <w:rPr>
+          <w:lang w:val="en-US"/>
+        </w:rPr>
+        <w:t xml:space="preserve"> dark bark and</w:t>
+      </w:r>
+      <w:r>
+        <w:rPr>
+          <w:lang w:val="en-US"/>
+        </w:rPr>
+        <w:t xml:space="preserve"> green long spikes as long as an arm. They grow in higher altitudes, their leaves a great source of water, albeit very bitter.</w:t>
+      </w:r>
+      <w:r>
+        <w:rPr>
+          <w:lang w:val="en-US"/>
+        </w:rPr>
+        <w:t xml:space="preserve"> Older trees have grown far from their trunk, leaving behind old and withered branches.</w:t>
       </w:r>
     </w:p>
     <w:p>
@@ -6041,20 +5876,44 @@
         <w:rPr>
           <w:lang w:val="en-US"/>
         </w:rPr>
-        <w:t>Duck</w:t>
-      </w:r>
-    </w:p>
-    <w:p>
-      <w:pPr>
-        <w:rPr>
-          <w:lang w:val="en-US"/>
-        </w:rPr>
-      </w:pPr>
-      <w:r>
-        <w:rPr>
-          <w:lang w:val="en-US"/>
-        </w:rPr>
-        <w:t>A waterbird of magnificent colors and loud bird calls like quacks. Was prevalent in the Valleys. Share only the name with their later counterparts.</w:t>
+        <w:t>Speck Tree</w:t>
+      </w:r>
+    </w:p>
+    <w:p>
+      <w:pPr>
+        <w:rPr>
+          <w:lang w:val="en-US"/>
+        </w:rPr>
+      </w:pPr>
+      <w:r>
+        <w:rPr>
+          <w:lang w:val="en-US"/>
+        </w:rPr>
+        <w:t>Tree with</w:t>
+      </w:r>
+      <w:r>
+        <w:rPr>
+          <w:lang w:val="en-US"/>
+        </w:rPr>
+        <w:t xml:space="preserve"> white bark and</w:t>
+      </w:r>
+      <w:r>
+        <w:rPr>
+          <w:lang w:val="en-US"/>
+        </w:rPr>
+        <w:t xml:space="preserve"> tiny leaves as big as a fingertip. The leaves point towards the sun, growing wide and towards it</w:t>
+      </w:r>
+      <w:r>
+        <w:rPr>
+          <w:lang w:val="en-US"/>
+        </w:rPr>
+        <w:t>, covering as much space as possible</w:t>
+      </w:r>
+      <w:r>
+        <w:rPr>
+          <w:lang w:val="en-US"/>
+        </w:rPr>
+        <w:t>.</w:t>
       </w:r>
     </w:p>
     <w:p>
@@ -6064,24 +5923,181 @@
           <w:lang w:val="en-US"/>
         </w:rPr>
       </w:pPr>
-      <w:r>
-        <w:rPr>
-          <w:lang w:val="en-US"/>
-        </w:rPr>
-        <w:t>Birds</w:t>
-      </w:r>
-    </w:p>
-    <w:p>
-      <w:pPr>
-        <w:rPr>
-          <w:lang w:val="en-US"/>
-        </w:rPr>
-      </w:pPr>
-      <w:r>
-        <w:rPr>
-          <w:lang w:val="en-US"/>
-        </w:rPr>
-        <w:t xml:space="preserve">Many different species of birds live on </w:t>
+      <w:proofErr w:type="spellStart"/>
+      <w:r>
+        <w:rPr>
+          <w:lang w:val="en-US"/>
+        </w:rPr>
+        <w:t>Kekar</w:t>
+      </w:r>
+      <w:proofErr w:type="spellEnd"/>
+      <w:r>
+        <w:rPr>
+          <w:lang w:val="en-US"/>
+        </w:rPr>
+        <w:t xml:space="preserve"> Tree</w:t>
+      </w:r>
+    </w:p>
+    <w:p>
+      <w:pPr>
+        <w:rPr>
+          <w:lang w:val="en-US"/>
+        </w:rPr>
+      </w:pPr>
+      <w:r>
+        <w:rPr>
+          <w:lang w:val="en-US"/>
+        </w:rPr>
+        <w:t>A brown needle tree with tiny needles that grow on a giant network of slim branches.</w:t>
+      </w:r>
+    </w:p>
+    <w:p>
+      <w:pPr>
+        <w:rPr>
+          <w:lang w:val="en-US"/>
+        </w:rPr>
+      </w:pPr>
+      <w:r>
+        <w:rPr>
+          <w:lang w:val="en-US"/>
+        </w:rPr>
+        <w:t xml:space="preserve">The </w:t>
+      </w:r>
+      <w:proofErr w:type="spellStart"/>
+      <w:r>
+        <w:rPr>
+          <w:lang w:val="en-US"/>
+        </w:rPr>
+        <w:t>Kekar</w:t>
+      </w:r>
+      <w:proofErr w:type="spellEnd"/>
+      <w:r>
+        <w:rPr>
+          <w:lang w:val="en-US"/>
+        </w:rPr>
+        <w:t xml:space="preserve"> fruit grows on it, orange red and sweet in its taste. Used for candy and sauces.</w:t>
+      </w:r>
+    </w:p>
+    <w:p>
+      <w:pPr>
+        <w:pStyle w:val="berschrift3"/>
+        <w:rPr>
+          <w:lang w:val="en-US"/>
+        </w:rPr>
+      </w:pPr>
+      <w:proofErr w:type="spellStart"/>
+      <w:r>
+        <w:rPr>
+          <w:lang w:val="en-US"/>
+        </w:rPr>
+        <w:t>Traviolo</w:t>
+      </w:r>
+      <w:proofErr w:type="spellEnd"/>
+      <w:r>
+        <w:rPr>
+          <w:lang w:val="en-US"/>
+        </w:rPr>
+        <w:t xml:space="preserve"> Flower</w:t>
+      </w:r>
+    </w:p>
+    <w:p>
+      <w:pPr>
+        <w:rPr>
+          <w:lang w:val="en-US"/>
+        </w:rPr>
+      </w:pPr>
+      <w:r>
+        <w:rPr>
+          <w:lang w:val="en-US"/>
+        </w:rPr>
+        <w:t xml:space="preserve">A flower that has </w:t>
+      </w:r>
+      <w:r>
+        <w:rPr>
+          <w:lang w:val="en-US"/>
+        </w:rPr>
+        <w:t>six</w:t>
+      </w:r>
+      <w:r>
+        <w:rPr>
+          <w:lang w:val="en-US"/>
+        </w:rPr>
+        <w:t xml:space="preserve"> big outer leaves and t</w:t>
+      </w:r>
+      <w:r>
+        <w:rPr>
+          <w:lang w:val="en-US"/>
+        </w:rPr>
+        <w:t>wo</w:t>
+      </w:r>
+      <w:r>
+        <w:rPr>
+          <w:lang w:val="en-US"/>
+        </w:rPr>
+        <w:t xml:space="preserve"> </w:t>
+      </w:r>
+      <w:r>
+        <w:rPr>
+          <w:lang w:val="en-US"/>
+        </w:rPr>
+        <w:t>large</w:t>
+      </w:r>
+      <w:r>
+        <w:rPr>
+          <w:lang w:val="en-US"/>
+        </w:rPr>
+        <w:t xml:space="preserve"> </w:t>
+      </w:r>
+      <w:r>
+        <w:rPr>
+          <w:lang w:val="en-US"/>
+        </w:rPr>
+        <w:t>petals</w:t>
+      </w:r>
+      <w:r>
+        <w:rPr>
+          <w:lang w:val="en-US"/>
+        </w:rPr>
+        <w:t xml:space="preserve"> of purplish to pink color</w:t>
+      </w:r>
+      <w:r>
+        <w:rPr>
+          <w:lang w:val="en-US"/>
+        </w:rPr>
+        <w:t xml:space="preserve"> with a blue carpel in its center</w:t>
+      </w:r>
+      <w:r>
+        <w:rPr>
+          <w:lang w:val="en-US"/>
+        </w:rPr>
+        <w:t>. It is said, that the Immortal Oracle has touched the flower to grow thousands of years ago, making people see sweet future when they smell on it.</w:t>
+      </w:r>
+    </w:p>
+    <w:p>
+      <w:pPr>
+        <w:rPr>
+          <w:lang w:val="en-US"/>
+        </w:rPr>
+      </w:pPr>
+      <w:r>
+        <w:rPr>
+          <w:lang w:val="en-US"/>
+        </w:rPr>
+        <w:t xml:space="preserve">Only grow in the Peaks, although it is said that hundreds of years </w:t>
+      </w:r>
+      <w:proofErr w:type="gramStart"/>
+      <w:r>
+        <w:rPr>
+          <w:lang w:val="en-US"/>
+        </w:rPr>
+        <w:t>ago</w:t>
+      </w:r>
+      <w:proofErr w:type="gramEnd"/>
+      <w:r>
+        <w:rPr>
+          <w:lang w:val="en-US"/>
+        </w:rPr>
+        <w:t xml:space="preserve"> they were native to all of </w:t>
       </w:r>
       <w:proofErr w:type="spellStart"/>
       <w:r>
@@ -6095,22 +6111,238 @@
         <w:rPr>
           <w:lang w:val="en-US"/>
         </w:rPr>
-        <w:t xml:space="preserve">, many caught as delicacy. They range from smaller city birds that live of humans to tall and giant ones that live in the peaks, colorful ones in the valleys. Near the ocean there are very few species of </w:t>
-      </w:r>
-      <w:proofErr w:type="gramStart"/>
-      <w:r>
-        <w:rPr>
-          <w:lang w:val="en-US"/>
-        </w:rPr>
-        <w:t>birds</w:t>
-      </w:r>
-      <w:proofErr w:type="gramEnd"/>
-      <w:r>
-        <w:rPr>
-          <w:lang w:val="en-US"/>
-        </w:rPr>
-        <w:t xml:space="preserve"> native.</w:t>
-      </w:r>
+        <w:t>.</w:t>
+      </w:r>
+    </w:p>
+    <w:p>
+      <w:pPr>
+        <w:pStyle w:val="berschrift3"/>
+        <w:rPr>
+          <w:lang w:val="en-US"/>
+        </w:rPr>
+      </w:pPr>
+      <w:proofErr w:type="spellStart"/>
+      <w:r>
+        <w:rPr>
+          <w:lang w:val="en-US"/>
+        </w:rPr>
+        <w:t>Sorii</w:t>
+      </w:r>
+      <w:proofErr w:type="spellEnd"/>
+      <w:r>
+        <w:rPr>
+          <w:lang w:val="en-US"/>
+        </w:rPr>
+        <w:t xml:space="preserve"> Grain</w:t>
+      </w:r>
+    </w:p>
+    <w:p>
+      <w:pPr>
+        <w:rPr>
+          <w:lang w:val="en-US"/>
+        </w:rPr>
+      </w:pPr>
+      <w:r>
+        <w:rPr>
+          <w:lang w:val="en-US"/>
+        </w:rPr>
+        <w:t>Grain that grows from a stem, regrowing all year around, throwing off its overgrown head every month to be harvested.</w:t>
+      </w:r>
+    </w:p>
+    <w:p>
+      <w:pPr>
+        <w:pStyle w:val="berschrift3"/>
+        <w:rPr>
+          <w:lang w:val="en-US"/>
+        </w:rPr>
+      </w:pPr>
+      <w:proofErr w:type="spellStart"/>
+      <w:r>
+        <w:rPr>
+          <w:lang w:val="en-US"/>
+        </w:rPr>
+        <w:lastRenderedPageBreak/>
+        <w:t>Arrorika</w:t>
+      </w:r>
+      <w:proofErr w:type="spellEnd"/>
+      <w:r>
+        <w:rPr>
+          <w:lang w:val="en-US"/>
+        </w:rPr>
+        <w:t xml:space="preserve"> Root</w:t>
+      </w:r>
+    </w:p>
+    <w:p>
+      <w:pPr>
+        <w:rPr>
+          <w:lang w:val="en-US"/>
+        </w:rPr>
+      </w:pPr>
+      <w:r>
+        <w:rPr>
+          <w:lang w:val="en-US"/>
+        </w:rPr>
+        <w:t xml:space="preserve">Thick root of brown-reddish color that grows in the dark. Ingredient for spicy dishes in the valleys, used in tiny sprinkles. Grown in the Peaks around </w:t>
+      </w:r>
+      <w:proofErr w:type="spellStart"/>
+      <w:r>
+        <w:rPr>
+          <w:lang w:val="en-US"/>
+        </w:rPr>
+        <w:t>Shadesprings</w:t>
+      </w:r>
+      <w:proofErr w:type="spellEnd"/>
+      <w:r>
+        <w:rPr>
+          <w:lang w:val="en-US"/>
+        </w:rPr>
+        <w:t xml:space="preserve">. E.g. </w:t>
+      </w:r>
+      <w:proofErr w:type="spellStart"/>
+      <w:r>
+        <w:rPr>
+          <w:lang w:val="en-US"/>
+        </w:rPr>
+        <w:t>Herriar’s</w:t>
+      </w:r>
+      <w:proofErr w:type="spellEnd"/>
+      <w:r>
+        <w:rPr>
+          <w:lang w:val="en-US"/>
+        </w:rPr>
+        <w:t xml:space="preserve"> home village of </w:t>
+      </w:r>
+      <w:proofErr w:type="spellStart"/>
+      <w:r>
+        <w:rPr>
+          <w:lang w:val="en-US"/>
+        </w:rPr>
+        <w:t>Tresmor’s</w:t>
+      </w:r>
+      <w:proofErr w:type="spellEnd"/>
+      <w:r>
+        <w:rPr>
+          <w:lang w:val="en-US"/>
+        </w:rPr>
+        <w:t xml:space="preserve"> Venture</w:t>
+      </w:r>
+    </w:p>
+    <w:p>
+      <w:pPr>
+        <w:pStyle w:val="berschrift3"/>
+        <w:rPr>
+          <w:lang w:val="en-US"/>
+        </w:rPr>
+      </w:pPr>
+      <w:r>
+        <w:rPr>
+          <w:lang w:val="en-US"/>
+        </w:rPr>
+        <w:t>Cabbage</w:t>
+      </w:r>
+    </w:p>
+    <w:p>
+      <w:pPr>
+        <w:rPr>
+          <w:lang w:val="en-US"/>
+        </w:rPr>
+      </w:pPr>
+      <w:r>
+        <w:rPr>
+          <w:lang w:val="en-US"/>
+        </w:rPr>
+        <w:t>A staple in the Peaks as far as greens go. Used in many dishes from cooked to roasted.</w:t>
+      </w:r>
+    </w:p>
+    <w:p>
+      <w:pPr>
+        <w:pStyle w:val="berschrift3"/>
+        <w:rPr>
+          <w:lang w:val="en-US"/>
+        </w:rPr>
+      </w:pPr>
+      <w:r>
+        <w:rPr>
+          <w:lang w:val="en-US"/>
+        </w:rPr>
+        <w:t>Pepper</w:t>
+      </w:r>
+    </w:p>
+    <w:p>
+      <w:pPr>
+        <w:rPr>
+          <w:lang w:val="en-US"/>
+        </w:rPr>
+      </w:pPr>
+      <w:r>
+        <w:rPr>
+          <w:lang w:val="en-US"/>
+        </w:rPr>
+        <w:t>A spice that grows in the eastern edges of the Valleys and near the Oceans.</w:t>
+      </w:r>
+    </w:p>
+    <w:p>
+      <w:pPr>
+        <w:pStyle w:val="berschrift3"/>
+        <w:rPr>
+          <w:lang w:val="en-US"/>
+        </w:rPr>
+      </w:pPr>
+      <w:r>
+        <w:rPr>
+          <w:lang w:val="en-US"/>
+        </w:rPr>
+        <w:t>Plumbs</w:t>
+      </w:r>
+    </w:p>
+    <w:p>
+      <w:pPr>
+        <w:rPr>
+          <w:lang w:val="en-US"/>
+        </w:rPr>
+      </w:pPr>
+      <w:r>
+        <w:rPr>
+          <w:lang w:val="en-US"/>
+        </w:rPr>
+        <w:t>Like real plumbs, grown in the Valleys</w:t>
+      </w:r>
+    </w:p>
+    <w:p>
+      <w:pPr>
+        <w:pStyle w:val="berschrift3"/>
+        <w:rPr>
+          <w:lang w:val="en-US"/>
+        </w:rPr>
+      </w:pPr>
+      <w:proofErr w:type="spellStart"/>
+      <w:r>
+        <w:rPr>
+          <w:lang w:val="en-US"/>
+        </w:rPr>
+        <w:t>Ashberries</w:t>
+      </w:r>
+      <w:proofErr w:type="spellEnd"/>
+    </w:p>
+    <w:p>
+      <w:pPr>
+        <w:rPr>
+          <w:lang w:val="en-US"/>
+        </w:rPr>
+      </w:pPr>
+      <w:r>
+        <w:rPr>
+          <w:lang w:val="en-US"/>
+        </w:rPr>
+        <w:t>Grow in the dim light of the Chasm. Not very sweet but not sour either. Taste faintly like meat.</w:t>
+      </w:r>
+    </w:p>
+    <w:p>
+      <w:pPr>
+        <w:rPr>
+          <w:lang w:val="en-US"/>
+        </w:rPr>
+      </w:pPr>
     </w:p>
     <w:p>
       <w:pPr>
@@ -6123,34 +6355,13 @@
         <w:rPr>
           <w:lang w:val="en-US"/>
         </w:rPr>
-        <w:t>Flora</w:t>
-      </w:r>
-    </w:p>
-    <w:p>
-      <w:pPr>
-        <w:rPr>
-          <w:lang w:val="en-US"/>
-        </w:rPr>
-      </w:pPr>
-      <w:r>
-        <w:rPr>
-          <w:lang w:val="en-US"/>
-        </w:rPr>
-        <w:t xml:space="preserve">Flora in </w:t>
-      </w:r>
-      <w:proofErr w:type="spellStart"/>
-      <w:r>
-        <w:rPr>
-          <w:lang w:val="en-US"/>
-        </w:rPr>
-        <w:t>Dilaril</w:t>
-      </w:r>
-      <w:proofErr w:type="spellEnd"/>
-      <w:r>
-        <w:rPr>
-          <w:lang w:val="en-US"/>
-        </w:rPr>
-        <w:t xml:space="preserve"> is mostly evergreen, although there are different times for different flowers and bushes to bloom. Harvest can be achieved throughout the year.</w:t>
+        <w:t>Food</w:t>
+      </w:r>
+      <w:r>
+        <w:rPr>
+          <w:lang w:val="en-US"/>
+        </w:rPr>
+        <w:t xml:space="preserve"> &amp; Drink</w:t>
       </w:r>
     </w:p>
     <w:p>
@@ -6160,50 +6371,48 @@
           <w:lang w:val="en-US"/>
         </w:rPr>
       </w:pPr>
-      <w:proofErr w:type="spellStart"/>
-      <w:r>
-        <w:rPr>
-          <w:lang w:val="en-US"/>
-        </w:rPr>
-        <w:t>Meridorian</w:t>
-      </w:r>
-      <w:proofErr w:type="spellEnd"/>
-      <w:r>
-        <w:rPr>
-          <w:lang w:val="en-US"/>
-        </w:rPr>
-        <w:t xml:space="preserve"> Tree</w:t>
-      </w:r>
-    </w:p>
-    <w:p>
-      <w:pPr>
-        <w:rPr>
-          <w:lang w:val="en-US"/>
-        </w:rPr>
-      </w:pPr>
-      <w:r>
-        <w:rPr>
-          <w:lang w:val="en-US"/>
-        </w:rPr>
-        <w:t>Tree with</w:t>
-      </w:r>
-      <w:r>
-        <w:rPr>
-          <w:lang w:val="en-US"/>
-        </w:rPr>
-        <w:t xml:space="preserve"> dark bark and</w:t>
-      </w:r>
-      <w:r>
-        <w:rPr>
-          <w:lang w:val="en-US"/>
-        </w:rPr>
-        <w:t xml:space="preserve"> green long spikes as long as an arm. They grow in higher altitudes, their leaves a great source of water, albeit very bitter.</w:t>
-      </w:r>
-      <w:r>
-        <w:rPr>
-          <w:lang w:val="en-US"/>
-        </w:rPr>
-        <w:t xml:space="preserve"> Older trees have grown far from their trunk, leaving behind old and withered branches.</w:t>
+      <w:r>
+        <w:rPr>
+          <w:lang w:val="en-US"/>
+        </w:rPr>
+        <w:t>Pickled Ox Buns</w:t>
+      </w:r>
+    </w:p>
+    <w:p>
+      <w:pPr>
+        <w:rPr>
+          <w:lang w:val="en-US"/>
+        </w:rPr>
+      </w:pPr>
+      <w:r>
+        <w:rPr>
+          <w:lang w:val="en-US"/>
+        </w:rPr>
+        <w:t>Ox is a</w:t>
+      </w:r>
+      <w:r>
+        <w:rPr>
+          <w:lang w:val="en-US"/>
+        </w:rPr>
+        <w:t xml:space="preserve"> </w:t>
+      </w:r>
+      <w:r>
+        <w:rPr>
+          <w:lang w:val="en-US"/>
+        </w:rPr>
+        <w:t xml:space="preserve">stable food source for meat, imported from the valleys and </w:t>
+      </w:r>
+      <w:r>
+        <w:rPr>
+          <w:lang w:val="en-US"/>
+        </w:rPr>
+        <w:t xml:space="preserve">mostly </w:t>
+      </w:r>
+      <w:r>
+        <w:rPr>
+          <w:lang w:val="en-US"/>
+        </w:rPr>
+        <w:t>preserved through pickling it. With a sweet sauce the source taste mixes well into the bread as finger food.</w:t>
       </w:r>
     </w:p>
     <w:p>
@@ -6217,44 +6426,20 @@
         <w:rPr>
           <w:lang w:val="en-US"/>
         </w:rPr>
-        <w:t>Speck Tree</w:t>
-      </w:r>
-    </w:p>
-    <w:p>
-      <w:pPr>
-        <w:rPr>
-          <w:lang w:val="en-US"/>
-        </w:rPr>
-      </w:pPr>
-      <w:r>
-        <w:rPr>
-          <w:lang w:val="en-US"/>
-        </w:rPr>
-        <w:t>Tree with</w:t>
-      </w:r>
-      <w:r>
-        <w:rPr>
-          <w:lang w:val="en-US"/>
-        </w:rPr>
-        <w:t xml:space="preserve"> white bark and</w:t>
-      </w:r>
-      <w:r>
-        <w:rPr>
-          <w:lang w:val="en-US"/>
-        </w:rPr>
-        <w:t xml:space="preserve"> tiny leaves as big as a fingertip. The leaves point towards the sun, growing wide and towards it</w:t>
-      </w:r>
-      <w:r>
-        <w:rPr>
-          <w:lang w:val="en-US"/>
-        </w:rPr>
-        <w:t>, covering as much space as possible</w:t>
-      </w:r>
-      <w:r>
-        <w:rPr>
-          <w:lang w:val="en-US"/>
-        </w:rPr>
-        <w:t>.</w:t>
+        <w:t>Sweet Egg Plumbs</w:t>
+      </w:r>
+    </w:p>
+    <w:p>
+      <w:pPr>
+        <w:rPr>
+          <w:lang w:val="en-US"/>
+        </w:rPr>
+      </w:pPr>
+      <w:r>
+        <w:rPr>
+          <w:lang w:val="en-US"/>
+        </w:rPr>
+        <w:t>Plums candied in their own sugary juice and then fried in egg for a short time as dessert.</w:t>
       </w:r>
     </w:p>
     <w:p>
@@ -6264,59 +6449,24 @@
           <w:lang w:val="en-US"/>
         </w:rPr>
       </w:pPr>
-      <w:proofErr w:type="spellStart"/>
-      <w:r>
-        <w:rPr>
-          <w:lang w:val="en-US"/>
-        </w:rPr>
-        <w:t>Kekar</w:t>
-      </w:r>
-      <w:proofErr w:type="spellEnd"/>
-      <w:r>
-        <w:rPr>
-          <w:lang w:val="en-US"/>
-        </w:rPr>
-        <w:t xml:space="preserve"> Tree</w:t>
-      </w:r>
-    </w:p>
-    <w:p>
-      <w:pPr>
-        <w:rPr>
-          <w:lang w:val="en-US"/>
-        </w:rPr>
-      </w:pPr>
-      <w:r>
-        <w:rPr>
-          <w:lang w:val="en-US"/>
-        </w:rPr>
-        <w:t>A brown needle tree with tiny needles that grow on a giant network of slim branches.</w:t>
-      </w:r>
-    </w:p>
-    <w:p>
-      <w:pPr>
-        <w:rPr>
-          <w:lang w:val="en-US"/>
-        </w:rPr>
-      </w:pPr>
-      <w:r>
-        <w:rPr>
-          <w:lang w:val="en-US"/>
-        </w:rPr>
-        <w:t xml:space="preserve">The </w:t>
-      </w:r>
-      <w:proofErr w:type="spellStart"/>
-      <w:r>
-        <w:rPr>
-          <w:lang w:val="en-US"/>
-        </w:rPr>
-        <w:t>Kekar</w:t>
-      </w:r>
-      <w:proofErr w:type="spellEnd"/>
-      <w:r>
-        <w:rPr>
-          <w:lang w:val="en-US"/>
-        </w:rPr>
-        <w:t xml:space="preserve"> fruit grows on it, orange red and sweet in its taste. Used for candy and sauces.</w:t>
+      <w:r>
+        <w:rPr>
+          <w:lang w:val="en-US"/>
+        </w:rPr>
+        <w:t>Brown Bread</w:t>
+      </w:r>
+    </w:p>
+    <w:p>
+      <w:pPr>
+        <w:rPr>
+          <w:lang w:val="en-US"/>
+        </w:rPr>
+      </w:pPr>
+      <w:r>
+        <w:rPr>
+          <w:lang w:val="en-US"/>
+        </w:rPr>
+        <w:t>Bread dough mixed with cocoa and sugar, making it taste bitter and sweet.</w:t>
       </w:r>
     </w:p>
     <w:p>
@@ -6331,622 +6481,131 @@
         <w:rPr>
           <w:lang w:val="en-US"/>
         </w:rPr>
+        <w:t>Moaroka</w:t>
+      </w:r>
+      <w:proofErr w:type="spellEnd"/>
+      <w:r>
+        <w:rPr>
+          <w:lang w:val="en-US"/>
+        </w:rPr>
+        <w:t xml:space="preserve"> </w:t>
+      </w:r>
+      <w:proofErr w:type="spellStart"/>
+      <w:r>
+        <w:rPr>
+          <w:lang w:val="en-US"/>
+        </w:rPr>
+        <w:t>Jucie</w:t>
+      </w:r>
+      <w:proofErr w:type="spellEnd"/>
+    </w:p>
+    <w:p>
+      <w:pPr>
+        <w:rPr>
+          <w:lang w:val="en-US"/>
+        </w:rPr>
+      </w:pPr>
+      <w:r>
+        <w:rPr>
+          <w:lang w:val="en-US"/>
+        </w:rPr>
+        <w:t xml:space="preserve">The fermented juice of the </w:t>
+      </w:r>
+      <w:proofErr w:type="spellStart"/>
+      <w:r>
+        <w:rPr>
+          <w:lang w:val="en-US"/>
+        </w:rPr>
+        <w:t>Moaroka</w:t>
+      </w:r>
+      <w:proofErr w:type="spellEnd"/>
+      <w:r>
+        <w:rPr>
+          <w:lang w:val="en-US"/>
+        </w:rPr>
+        <w:t xml:space="preserve"> plant, usually mixed with water or milk. Very strong and very sweet.</w:t>
+      </w:r>
+    </w:p>
+    <w:p>
+      <w:pPr>
+        <w:pStyle w:val="berschrift3"/>
+        <w:rPr>
+          <w:lang w:val="en-US"/>
+        </w:rPr>
+      </w:pPr>
+      <w:r>
+        <w:rPr>
+          <w:lang w:val="en-US"/>
+        </w:rPr>
+        <w:t>Eggs</w:t>
+      </w:r>
+    </w:p>
+    <w:p>
+      <w:pPr>
+        <w:rPr>
+          <w:lang w:val="en-US"/>
+        </w:rPr>
+      </w:pPr>
+      <w:r>
+        <w:rPr>
+          <w:lang w:val="en-US"/>
+        </w:rPr>
+        <w:t>Eggs from the Ferule, which are quite large. 1 of them to 5 real eggs.</w:t>
+      </w:r>
+    </w:p>
+    <w:p>
+      <w:pPr>
+        <w:pStyle w:val="berschrift3"/>
+        <w:rPr>
+          <w:lang w:val="en-US"/>
+        </w:rPr>
+      </w:pPr>
+      <w:r>
+        <w:rPr>
+          <w:lang w:val="en-US"/>
+        </w:rPr>
+        <w:t>Noodles</w:t>
+      </w:r>
+    </w:p>
+    <w:p>
+      <w:pPr>
+        <w:rPr>
+          <w:lang w:val="en-US"/>
+        </w:rPr>
+      </w:pPr>
+      <w:r>
+        <w:rPr>
+          <w:lang w:val="en-US"/>
+        </w:rPr>
+        <w:t xml:space="preserve">Made from </w:t>
+      </w:r>
+      <w:proofErr w:type="spellStart"/>
+      <w:r>
+        <w:rPr>
+          <w:lang w:val="en-US"/>
+        </w:rPr>
+        <w:t>sorii</w:t>
+      </w:r>
+      <w:proofErr w:type="spellEnd"/>
+      <w:r>
+        <w:rPr>
+          <w:lang w:val="en-US"/>
+        </w:rPr>
+        <w:t xml:space="preserve"> grain, water and ferule eggs.</w:t>
+      </w:r>
+    </w:p>
+    <w:p>
+      <w:pPr>
+        <w:pStyle w:val="berschrift3"/>
+        <w:rPr>
+          <w:lang w:val="en-US"/>
+        </w:rPr>
+      </w:pPr>
+      <w:r>
+        <w:rPr>
+          <w:lang w:val="en-US"/>
+        </w:rPr>
         <w:lastRenderedPageBreak/>
-        <w:t>Traviolo</w:t>
-      </w:r>
-      <w:proofErr w:type="spellEnd"/>
-      <w:r>
-        <w:rPr>
-          <w:lang w:val="en-US"/>
-        </w:rPr>
-        <w:t xml:space="preserve"> Flower</w:t>
-      </w:r>
-    </w:p>
-    <w:p>
-      <w:pPr>
-        <w:rPr>
-          <w:lang w:val="en-US"/>
-        </w:rPr>
-      </w:pPr>
-      <w:r>
-        <w:rPr>
-          <w:lang w:val="en-US"/>
-        </w:rPr>
-        <w:t xml:space="preserve">A flower that has </w:t>
-      </w:r>
-      <w:r>
-        <w:rPr>
-          <w:lang w:val="en-US"/>
-        </w:rPr>
-        <w:t>six</w:t>
-      </w:r>
-      <w:r>
-        <w:rPr>
-          <w:lang w:val="en-US"/>
-        </w:rPr>
-        <w:t xml:space="preserve"> big outer leaves and t</w:t>
-      </w:r>
-      <w:r>
-        <w:rPr>
-          <w:lang w:val="en-US"/>
-        </w:rPr>
-        <w:t>wo</w:t>
-      </w:r>
-      <w:r>
-        <w:rPr>
-          <w:lang w:val="en-US"/>
-        </w:rPr>
-        <w:t xml:space="preserve"> </w:t>
-      </w:r>
-      <w:r>
-        <w:rPr>
-          <w:lang w:val="en-US"/>
-        </w:rPr>
-        <w:t>large</w:t>
-      </w:r>
-      <w:r>
-        <w:rPr>
-          <w:lang w:val="en-US"/>
-        </w:rPr>
-        <w:t xml:space="preserve"> </w:t>
-      </w:r>
-      <w:r>
-        <w:rPr>
-          <w:lang w:val="en-US"/>
-        </w:rPr>
-        <w:t>petals</w:t>
-      </w:r>
-      <w:r>
-        <w:rPr>
-          <w:lang w:val="en-US"/>
-        </w:rPr>
-        <w:t xml:space="preserve"> of purplish to pink color</w:t>
-      </w:r>
-      <w:r>
-        <w:rPr>
-          <w:lang w:val="en-US"/>
-        </w:rPr>
-        <w:t xml:space="preserve"> with a blue carpel in its center</w:t>
-      </w:r>
-      <w:r>
-        <w:rPr>
-          <w:lang w:val="en-US"/>
-        </w:rPr>
-        <w:t>. It is said, that the Immortal Oracle has touched the flower to grow thousands of years ago, making people see sweet future when they smell on it.</w:t>
-      </w:r>
-    </w:p>
-    <w:p>
-      <w:pPr>
-        <w:rPr>
-          <w:lang w:val="en-US"/>
-        </w:rPr>
-      </w:pPr>
-      <w:r>
-        <w:rPr>
-          <w:lang w:val="en-US"/>
-        </w:rPr>
-        <w:t xml:space="preserve">Only grow in the Peaks, although it is said that hundreds of years </w:t>
-      </w:r>
-      <w:proofErr w:type="gramStart"/>
-      <w:r>
-        <w:rPr>
-          <w:lang w:val="en-US"/>
-        </w:rPr>
-        <w:t>ago</w:t>
-      </w:r>
-      <w:proofErr w:type="gramEnd"/>
-      <w:r>
-        <w:rPr>
-          <w:lang w:val="en-US"/>
-        </w:rPr>
-        <w:t xml:space="preserve"> they were native to all of </w:t>
-      </w:r>
-      <w:proofErr w:type="spellStart"/>
-      <w:r>
-        <w:rPr>
-          <w:lang w:val="en-US"/>
-        </w:rPr>
-        <w:t>Dilaril</w:t>
-      </w:r>
-      <w:proofErr w:type="spellEnd"/>
-      <w:r>
-        <w:rPr>
-          <w:lang w:val="en-US"/>
-        </w:rPr>
-        <w:t>.</w:t>
-      </w:r>
-    </w:p>
-    <w:p>
-      <w:pPr>
-        <w:pStyle w:val="berschrift3"/>
-        <w:rPr>
-          <w:lang w:val="en-US"/>
-        </w:rPr>
-      </w:pPr>
-      <w:proofErr w:type="spellStart"/>
-      <w:r>
-        <w:rPr>
-          <w:lang w:val="en-US"/>
-        </w:rPr>
-        <w:t>Sorii</w:t>
-      </w:r>
-      <w:proofErr w:type="spellEnd"/>
-      <w:r>
-        <w:rPr>
-          <w:lang w:val="en-US"/>
-        </w:rPr>
-        <w:t xml:space="preserve"> Grain</w:t>
-      </w:r>
-    </w:p>
-    <w:p>
-      <w:pPr>
-        <w:rPr>
-          <w:lang w:val="en-US"/>
-        </w:rPr>
-      </w:pPr>
-      <w:r>
-        <w:rPr>
-          <w:lang w:val="en-US"/>
-        </w:rPr>
-        <w:t>Grain that grows from a stem, regrowing all year around, throwing off its overgrown head every month to be harvested.</w:t>
-      </w:r>
-    </w:p>
-    <w:p>
-      <w:pPr>
-        <w:pStyle w:val="berschrift3"/>
-        <w:rPr>
-          <w:lang w:val="en-US"/>
-        </w:rPr>
-      </w:pPr>
-      <w:proofErr w:type="spellStart"/>
-      <w:r>
-        <w:rPr>
-          <w:lang w:val="en-US"/>
-        </w:rPr>
-        <w:t>Arrorika</w:t>
-      </w:r>
-      <w:proofErr w:type="spellEnd"/>
-      <w:r>
-        <w:rPr>
-          <w:lang w:val="en-US"/>
-        </w:rPr>
-        <w:t xml:space="preserve"> Root</w:t>
-      </w:r>
-    </w:p>
-    <w:p>
-      <w:pPr>
-        <w:rPr>
-          <w:lang w:val="en-US"/>
-        </w:rPr>
-      </w:pPr>
-      <w:r>
-        <w:rPr>
-          <w:lang w:val="en-US"/>
-        </w:rPr>
-        <w:t xml:space="preserve">Thick root of brown-reddish color that grows in the dark. Ingredient for spicy dishes in the valleys, used in tiny sprinkles. Grown in the Peaks around </w:t>
-      </w:r>
-      <w:proofErr w:type="spellStart"/>
-      <w:r>
-        <w:rPr>
-          <w:lang w:val="en-US"/>
-        </w:rPr>
-        <w:t>Shadesprings</w:t>
-      </w:r>
-      <w:proofErr w:type="spellEnd"/>
-      <w:r>
-        <w:rPr>
-          <w:lang w:val="en-US"/>
-        </w:rPr>
-        <w:t xml:space="preserve">. E.g. </w:t>
-      </w:r>
-      <w:proofErr w:type="spellStart"/>
-      <w:r>
-        <w:rPr>
-          <w:lang w:val="en-US"/>
-        </w:rPr>
-        <w:t>Herriar’s</w:t>
-      </w:r>
-      <w:proofErr w:type="spellEnd"/>
-      <w:r>
-        <w:rPr>
-          <w:lang w:val="en-US"/>
-        </w:rPr>
-        <w:t xml:space="preserve"> home village of </w:t>
-      </w:r>
-      <w:proofErr w:type="spellStart"/>
-      <w:r>
-        <w:rPr>
-          <w:lang w:val="en-US"/>
-        </w:rPr>
-        <w:t>Tresmor’s</w:t>
-      </w:r>
-      <w:proofErr w:type="spellEnd"/>
-      <w:r>
-        <w:rPr>
-          <w:lang w:val="en-US"/>
-        </w:rPr>
-        <w:t xml:space="preserve"> Venture</w:t>
-      </w:r>
-    </w:p>
-    <w:p>
-      <w:pPr>
-        <w:pStyle w:val="berschrift3"/>
-        <w:rPr>
-          <w:lang w:val="en-US"/>
-        </w:rPr>
-      </w:pPr>
-      <w:r>
-        <w:rPr>
-          <w:lang w:val="en-US"/>
-        </w:rPr>
-        <w:t>Cabbage</w:t>
-      </w:r>
-    </w:p>
-    <w:p>
-      <w:pPr>
-        <w:rPr>
-          <w:lang w:val="en-US"/>
-        </w:rPr>
-      </w:pPr>
-      <w:r>
-        <w:rPr>
-          <w:lang w:val="en-US"/>
-        </w:rPr>
-        <w:t>A staple in the Peaks as far as greens go. Used in many dishes from cooked to roasted.</w:t>
-      </w:r>
-    </w:p>
-    <w:p>
-      <w:pPr>
-        <w:pStyle w:val="berschrift3"/>
-        <w:rPr>
-          <w:lang w:val="en-US"/>
-        </w:rPr>
-      </w:pPr>
-      <w:r>
-        <w:rPr>
-          <w:lang w:val="en-US"/>
-        </w:rPr>
-        <w:t>Pepper</w:t>
-      </w:r>
-    </w:p>
-    <w:p>
-      <w:pPr>
-        <w:rPr>
-          <w:lang w:val="en-US"/>
-        </w:rPr>
-      </w:pPr>
-      <w:r>
-        <w:rPr>
-          <w:lang w:val="en-US"/>
-        </w:rPr>
-        <w:t>A spice that grows in the eastern edges of the Valleys and near the Oceans.</w:t>
-      </w:r>
-    </w:p>
-    <w:p>
-      <w:pPr>
-        <w:pStyle w:val="berschrift3"/>
-        <w:rPr>
-          <w:lang w:val="en-US"/>
-        </w:rPr>
-      </w:pPr>
-      <w:r>
-        <w:rPr>
-          <w:lang w:val="en-US"/>
-        </w:rPr>
-        <w:t>Plumbs</w:t>
-      </w:r>
-    </w:p>
-    <w:p>
-      <w:pPr>
-        <w:rPr>
-          <w:lang w:val="en-US"/>
-        </w:rPr>
-      </w:pPr>
-      <w:r>
-        <w:rPr>
-          <w:lang w:val="en-US"/>
-        </w:rPr>
-        <w:t>Like real plumbs, grown in the Valleys</w:t>
-      </w:r>
-    </w:p>
-    <w:p>
-      <w:pPr>
-        <w:pStyle w:val="berschrift3"/>
-        <w:rPr>
-          <w:lang w:val="en-US"/>
-        </w:rPr>
-      </w:pPr>
-      <w:proofErr w:type="spellStart"/>
-      <w:r>
-        <w:rPr>
-          <w:lang w:val="en-US"/>
-        </w:rPr>
-        <w:t>Ashberries</w:t>
-      </w:r>
-      <w:proofErr w:type="spellEnd"/>
-    </w:p>
-    <w:p>
-      <w:pPr>
-        <w:rPr>
-          <w:lang w:val="en-US"/>
-        </w:rPr>
-      </w:pPr>
-      <w:r>
-        <w:rPr>
-          <w:lang w:val="en-US"/>
-        </w:rPr>
-        <w:t>Grow in the dim light of the Chasm. Not very sweet but not sour either. Taste faintly like meat.</w:t>
-      </w:r>
-    </w:p>
-    <w:p>
-      <w:pPr>
-        <w:rPr>
-          <w:lang w:val="en-US"/>
-        </w:rPr>
-      </w:pPr>
-    </w:p>
-    <w:p>
-      <w:pPr>
-        <w:pStyle w:val="berschrift2"/>
-        <w:rPr>
-          <w:lang w:val="en-US"/>
-        </w:rPr>
-      </w:pPr>
-      <w:r>
-        <w:rPr>
-          <w:lang w:val="en-US"/>
-        </w:rPr>
-        <w:t>Food</w:t>
-      </w:r>
-      <w:r>
-        <w:rPr>
-          <w:lang w:val="en-US"/>
-        </w:rPr>
-        <w:t xml:space="preserve"> &amp; Drink</w:t>
-      </w:r>
-    </w:p>
-    <w:p>
-      <w:pPr>
-        <w:pStyle w:val="berschrift3"/>
-        <w:rPr>
-          <w:lang w:val="en-US"/>
-        </w:rPr>
-      </w:pPr>
-      <w:r>
-        <w:rPr>
-          <w:lang w:val="en-US"/>
-        </w:rPr>
-        <w:t>Pickled Ox Buns</w:t>
-      </w:r>
-    </w:p>
-    <w:p>
-      <w:pPr>
-        <w:rPr>
-          <w:lang w:val="en-US"/>
-        </w:rPr>
-      </w:pPr>
-      <w:r>
-        <w:rPr>
-          <w:lang w:val="en-US"/>
-        </w:rPr>
-        <w:t>Ox is a</w:t>
-      </w:r>
-      <w:r>
-        <w:rPr>
-          <w:lang w:val="en-US"/>
-        </w:rPr>
-        <w:t xml:space="preserve"> </w:t>
-      </w:r>
-      <w:r>
-        <w:rPr>
-          <w:lang w:val="en-US"/>
-        </w:rPr>
-        <w:t xml:space="preserve">stable food source for meat, imported from the valleys and </w:t>
-      </w:r>
-      <w:r>
-        <w:rPr>
-          <w:lang w:val="en-US"/>
-        </w:rPr>
-        <w:t xml:space="preserve">mostly </w:t>
-      </w:r>
-      <w:r>
-        <w:rPr>
-          <w:lang w:val="en-US"/>
-        </w:rPr>
-        <w:t>preserved through pickling it. With a sweet sauce the source taste mixes well into the bread as finger food.</w:t>
-      </w:r>
-    </w:p>
-    <w:p>
-      <w:pPr>
-        <w:pStyle w:val="berschrift3"/>
-        <w:rPr>
-          <w:lang w:val="en-US"/>
-        </w:rPr>
-      </w:pPr>
-      <w:r>
-        <w:rPr>
-          <w:lang w:val="en-US"/>
-        </w:rPr>
-        <w:t>Sweet Egg Plumbs</w:t>
-      </w:r>
-    </w:p>
-    <w:p>
-      <w:pPr>
-        <w:rPr>
-          <w:lang w:val="en-US"/>
-        </w:rPr>
-      </w:pPr>
-      <w:r>
-        <w:rPr>
-          <w:lang w:val="en-US"/>
-        </w:rPr>
-        <w:t>Plums candied in their own sugary juice and then fried in egg for a short time as dessert.</w:t>
-      </w:r>
-    </w:p>
-    <w:p>
-      <w:pPr>
-        <w:pStyle w:val="berschrift3"/>
-        <w:rPr>
-          <w:lang w:val="en-US"/>
-        </w:rPr>
-      </w:pPr>
-      <w:r>
-        <w:rPr>
-          <w:lang w:val="en-US"/>
-        </w:rPr>
-        <w:t>Brown Bread</w:t>
-      </w:r>
-    </w:p>
-    <w:p>
-      <w:pPr>
-        <w:rPr>
-          <w:lang w:val="en-US"/>
-        </w:rPr>
-      </w:pPr>
-      <w:r>
-        <w:rPr>
-          <w:lang w:val="en-US"/>
-        </w:rPr>
-        <w:t>Bread dough mixed with cocoa and sugar, making it taste bitter and sweet.</w:t>
-      </w:r>
-    </w:p>
-    <w:p>
-      <w:pPr>
-        <w:pStyle w:val="berschrift3"/>
-        <w:rPr>
-          <w:lang w:val="en-US"/>
-        </w:rPr>
-      </w:pPr>
-      <w:proofErr w:type="spellStart"/>
-      <w:r>
-        <w:rPr>
-          <w:lang w:val="en-US"/>
-        </w:rPr>
-        <w:lastRenderedPageBreak/>
-        <w:t>Moaroka</w:t>
-      </w:r>
-      <w:proofErr w:type="spellEnd"/>
-      <w:r>
-        <w:rPr>
-          <w:lang w:val="en-US"/>
-        </w:rPr>
-        <w:t xml:space="preserve"> </w:t>
-      </w:r>
-      <w:proofErr w:type="spellStart"/>
-      <w:r>
-        <w:rPr>
-          <w:lang w:val="en-US"/>
-        </w:rPr>
-        <w:t>Jucie</w:t>
-      </w:r>
-      <w:proofErr w:type="spellEnd"/>
-    </w:p>
-    <w:p>
-      <w:pPr>
-        <w:rPr>
-          <w:lang w:val="en-US"/>
-        </w:rPr>
-      </w:pPr>
-      <w:r>
-        <w:rPr>
-          <w:lang w:val="en-US"/>
-        </w:rPr>
-        <w:t xml:space="preserve">The fermented juice of the </w:t>
-      </w:r>
-      <w:proofErr w:type="spellStart"/>
-      <w:r>
-        <w:rPr>
-          <w:lang w:val="en-US"/>
-        </w:rPr>
-        <w:t>Moaroka</w:t>
-      </w:r>
-      <w:proofErr w:type="spellEnd"/>
-      <w:r>
-        <w:rPr>
-          <w:lang w:val="en-US"/>
-        </w:rPr>
-        <w:t xml:space="preserve"> plant, usually mixed with water or milk. Very strong and very sweet.</w:t>
-      </w:r>
-    </w:p>
-    <w:p>
-      <w:pPr>
-        <w:pStyle w:val="berschrift3"/>
-        <w:rPr>
-          <w:lang w:val="en-US"/>
-        </w:rPr>
-      </w:pPr>
-      <w:r>
-        <w:rPr>
-          <w:lang w:val="en-US"/>
-        </w:rPr>
-        <w:t>Eggs</w:t>
-      </w:r>
-    </w:p>
-    <w:p>
-      <w:pPr>
-        <w:rPr>
-          <w:lang w:val="en-US"/>
-        </w:rPr>
-      </w:pPr>
-      <w:r>
-        <w:rPr>
-          <w:lang w:val="en-US"/>
-        </w:rPr>
-        <w:t>Eggs from the Ferule, which are quite large. 1 of them to 5 real eggs.</w:t>
-      </w:r>
-    </w:p>
-    <w:p>
-      <w:pPr>
-        <w:pStyle w:val="berschrift3"/>
-        <w:rPr>
-          <w:lang w:val="en-US"/>
-        </w:rPr>
-      </w:pPr>
-      <w:r>
-        <w:rPr>
-          <w:lang w:val="en-US"/>
-        </w:rPr>
-        <w:t>Noodles</w:t>
-      </w:r>
-    </w:p>
-    <w:p>
-      <w:pPr>
-        <w:rPr>
-          <w:lang w:val="en-US"/>
-        </w:rPr>
-      </w:pPr>
-      <w:r>
-        <w:rPr>
-          <w:lang w:val="en-US"/>
-        </w:rPr>
-        <w:t xml:space="preserve">Made from </w:t>
-      </w:r>
-      <w:proofErr w:type="spellStart"/>
-      <w:r>
-        <w:rPr>
-          <w:lang w:val="en-US"/>
-        </w:rPr>
-        <w:t>sorii</w:t>
-      </w:r>
-      <w:proofErr w:type="spellEnd"/>
-      <w:r>
-        <w:rPr>
-          <w:lang w:val="en-US"/>
-        </w:rPr>
-        <w:t xml:space="preserve"> grain, water and ferule eggs.</w:t>
-      </w:r>
-    </w:p>
-    <w:p>
-      <w:pPr>
-        <w:pStyle w:val="berschrift3"/>
-        <w:rPr>
-          <w:lang w:val="en-US"/>
-        </w:rPr>
-      </w:pPr>
-      <w:r>
-        <w:rPr>
-          <w:lang w:val="en-US"/>
-        </w:rPr>
         <w:t>Beer</w:t>
       </w:r>
     </w:p>

--- a/docs/Buch Camille Chronicles/World of Halflight.docx
+++ b/docs/Buch Camille Chronicles/World of Halflight.docx
@@ -2926,21 +2926,63 @@
         <w:rPr>
           <w:lang w:val="en-US"/>
         </w:rPr>
-        <w:t>Miiaklir</w:t>
-      </w:r>
-      <w:proofErr w:type="spellEnd"/>
-      <w:r>
-        <w:rPr>
-          <w:lang w:val="en-US"/>
-        </w:rPr>
-        <w:t xml:space="preserve"> that has a long coast in a more temperate climate, making fishing for deep sea animals possible. People there have a darker taint, but not as much as people from the Boiling Seas in </w:t>
-      </w:r>
-      <w:proofErr w:type="spellStart"/>
-      <w:r>
-        <w:rPr>
-          <w:lang w:val="en-US"/>
-        </w:rPr>
-        <w:t>Miiaklir</w:t>
+        <w:t>M</w:t>
+      </w:r>
+      <w:r>
+        <w:rPr>
+          <w:lang w:val="en-US"/>
+        </w:rPr>
+        <w:t>iakli</w:t>
+      </w:r>
+      <w:r>
+        <w:rPr>
+          <w:lang w:val="en-US"/>
+        </w:rPr>
+        <w:t>i</w:t>
+      </w:r>
+      <w:r>
+        <w:rPr>
+          <w:lang w:val="en-US"/>
+        </w:rPr>
+        <w:t>r</w:t>
+      </w:r>
+      <w:proofErr w:type="spellEnd"/>
+      <w:r>
+        <w:rPr>
+          <w:lang w:val="en-US"/>
+        </w:rPr>
+        <w:t xml:space="preserve"> that has a long coast in a more temperate climate, making fishing for deep sea animals possible. People there have a darker taint, but not as much as people from </w:t>
+      </w:r>
+      <w:r>
+        <w:rPr>
+          <w:lang w:val="en-US"/>
+        </w:rPr>
+        <w:t xml:space="preserve">the Boiling Seas in </w:t>
+      </w:r>
+      <w:proofErr w:type="spellStart"/>
+      <w:r>
+        <w:rPr>
+          <w:lang w:val="en-US"/>
+        </w:rPr>
+        <w:t>M</w:t>
+      </w:r>
+      <w:r>
+        <w:rPr>
+          <w:lang w:val="en-US"/>
+        </w:rPr>
+        <w:t>iakli</w:t>
+      </w:r>
+      <w:r>
+        <w:rPr>
+          <w:lang w:val="en-US"/>
+        </w:rPr>
+        <w:t>i</w:t>
+      </w:r>
+      <w:r>
+        <w:rPr>
+          <w:lang w:val="en-US"/>
+        </w:rPr>
+        <w:t>r</w:t>
       </w:r>
       <w:proofErr w:type="spellEnd"/>
       <w:r>
@@ -3285,14 +3327,12 @@
         </w:rPr>
         <w:t xml:space="preserve"> start of the </w:t>
       </w:r>
-      <w:proofErr w:type="spellStart"/>
-      <w:r>
-        <w:rPr>
-          <w:lang w:val="en-US"/>
-        </w:rPr>
-        <w:t>Ceising</w:t>
-      </w:r>
-      <w:proofErr w:type="spellEnd"/>
+      <w:r>
+        <w:rPr>
+          <w:lang w:val="en-US"/>
+        </w:rPr>
+        <w:t>Ceasing</w:t>
+      </w:r>
       <w:r>
         <w:rPr>
           <w:lang w:val="en-US"/>
@@ -3529,6 +3569,33 @@
     </w:p>
     <w:p>
       <w:pPr>
+        <w:rPr>
+          <w:lang w:val="en-US"/>
+        </w:rPr>
+      </w:pPr>
+      <w:r>
+        <w:rPr>
+          <w:lang w:val="en-US"/>
+        </w:rPr>
+        <w:t xml:space="preserve">It is believed there is a place in the gardens from which the </w:t>
+      </w:r>
+      <w:proofErr w:type="spellStart"/>
+      <w:r>
+        <w:rPr>
+          <w:lang w:val="en-US"/>
+        </w:rPr>
+        <w:t>Eptual</w:t>
+      </w:r>
+      <w:proofErr w:type="spellEnd"/>
+      <w:r>
+        <w:rPr>
+          <w:lang w:val="en-US"/>
+        </w:rPr>
+        <w:t xml:space="preserve"> Gods watch over the living, a seat for the soul of those that died as true believers.</w:t>
+      </w:r>
+    </w:p>
+    <w:p>
+      <w:pPr>
         <w:pStyle w:val="berschrift4"/>
         <w:rPr>
           <w:lang w:val="en-US"/>
@@ -3682,6 +3749,12 @@
           <w:lang w:val="en-US"/>
         </w:rPr>
         <w:br/>
+      </w:r>
+      <w:r>
+        <w:rPr>
+          <w:lang w:val="en-US"/>
+        </w:rPr>
+        <w:lastRenderedPageBreak/>
         <w:t>Bureaucrats and holy people will go first, afterwards Harmonists, both without any applying involved. Normal people will have to write their case to the Immortal Sisters in advance.</w:t>
       </w:r>
       <w:r>
@@ -3702,7 +3775,6 @@
         <w:rPr>
           <w:lang w:val="en-US"/>
         </w:rPr>
-        <w:lastRenderedPageBreak/>
         <w:t>The visions can show you who will kill you and how, but only if you touch them. The priestess did touch Jor years before when he visited. The priest did touch Camill when she was begging but dismissed it as superstition.</w:t>
       </w:r>
     </w:p>
@@ -4133,6 +4205,7 @@
         <w:rPr>
           <w:lang w:val="en-US"/>
         </w:rPr>
+        <w:lastRenderedPageBreak/>
         <w:t>Currency</w:t>
       </w:r>
     </w:p>
@@ -4184,14 +4257,7 @@
         <w:rPr>
           <w:lang w:val="en-US"/>
         </w:rPr>
-        <w:t xml:space="preserve">. </w:t>
-      </w:r>
-      <w:r>
-        <w:rPr>
-          <w:lang w:val="en-US"/>
-        </w:rPr>
-        <w:lastRenderedPageBreak/>
-        <w:t>Gold is kind of abundant and not as valuable as silver. Copper is pretty and thus more valuable than iron, which is used for anything from weapons from steel to cutlery and pots.</w:t>
+        <w:t>. Gold is kind of abundant and not as valuable as silver. Copper is pretty and thus more valuable than iron, which is used for anything from weapons from steel to cutlery and pots.</w:t>
       </w:r>
     </w:p>
     <w:p>
@@ -4844,6 +4910,7 @@
         <w:rPr>
           <w:lang w:val="en-US"/>
         </w:rPr>
+        <w:lastRenderedPageBreak/>
         <w:t>For god’s sake (</w:t>
       </w:r>
       <w:proofErr w:type="spellStart"/>
@@ -4948,7 +5015,6 @@
         <w:rPr>
           <w:lang w:val="en-US"/>
         </w:rPr>
-        <w:lastRenderedPageBreak/>
         <w:t>Are you mad?</w:t>
       </w:r>
     </w:p>
@@ -5605,6 +5671,7 @@
         <w:rPr>
           <w:lang w:val="en-US"/>
         </w:rPr>
+        <w:lastRenderedPageBreak/>
         <w:t>Mallisow</w:t>
       </w:r>
       <w:proofErr w:type="spellEnd"/>
@@ -5672,21 +5739,446 @@
         <w:rPr>
           <w:lang w:val="en-US"/>
         </w:rPr>
+        <w:t>Shiron</w:t>
+      </w:r>
+    </w:p>
+    <w:p>
+      <w:pPr>
+        <w:rPr>
+          <w:lang w:val="en-US"/>
+        </w:rPr>
+      </w:pPr>
+      <w:r>
+        <w:rPr>
+          <w:lang w:val="en-US"/>
+        </w:rPr>
+        <w:t>Giant cat, golden fur streaked with silvery spots. Long sharp ears and hairs on the back of its head cover a good portion of its upper body.</w:t>
+      </w:r>
+    </w:p>
+    <w:p>
+      <w:pPr>
+        <w:pStyle w:val="berschrift3"/>
+        <w:rPr>
+          <w:lang w:val="en-US"/>
+        </w:rPr>
+      </w:pPr>
+      <w:r>
+        <w:rPr>
+          <w:lang w:val="en-US"/>
+        </w:rPr>
+        <w:t>Duck</w:t>
+      </w:r>
+    </w:p>
+    <w:p>
+      <w:pPr>
+        <w:rPr>
+          <w:lang w:val="en-US"/>
+        </w:rPr>
+      </w:pPr>
+      <w:r>
+        <w:rPr>
+          <w:lang w:val="en-US"/>
+        </w:rPr>
+        <w:t>A waterbird of magnificent colors and loud bird calls like quacks. Was prevalent in the Valleys. Share only the name with their later counterparts.</w:t>
+      </w:r>
+    </w:p>
+    <w:p>
+      <w:pPr>
+        <w:pStyle w:val="berschrift3"/>
+        <w:rPr>
+          <w:lang w:val="en-US"/>
+        </w:rPr>
+      </w:pPr>
+      <w:r>
+        <w:rPr>
+          <w:lang w:val="en-US"/>
+        </w:rPr>
+        <w:t>Birds</w:t>
+      </w:r>
+    </w:p>
+    <w:p>
+      <w:pPr>
+        <w:rPr>
+          <w:lang w:val="en-US"/>
+        </w:rPr>
+      </w:pPr>
+      <w:r>
+        <w:rPr>
+          <w:lang w:val="en-US"/>
+        </w:rPr>
+        <w:t xml:space="preserve">Many different species of birds live on </w:t>
+      </w:r>
+      <w:proofErr w:type="spellStart"/>
+      <w:r>
+        <w:rPr>
+          <w:lang w:val="en-US"/>
+        </w:rPr>
+        <w:t>Dilaril</w:t>
+      </w:r>
+      <w:proofErr w:type="spellEnd"/>
+      <w:r>
+        <w:rPr>
+          <w:lang w:val="en-US"/>
+        </w:rPr>
+        <w:t xml:space="preserve">, many caught as delicacy. They range from smaller city birds that live of humans to tall and giant ones that live in the peaks, colorful ones in the valleys. Near the ocean there are very few species of </w:t>
+      </w:r>
+      <w:proofErr w:type="gramStart"/>
+      <w:r>
+        <w:rPr>
+          <w:lang w:val="en-US"/>
+        </w:rPr>
+        <w:t>birds</w:t>
+      </w:r>
+      <w:proofErr w:type="gramEnd"/>
+      <w:r>
+        <w:rPr>
+          <w:lang w:val="en-US"/>
+        </w:rPr>
+        <w:t xml:space="preserve"> native.</w:t>
+      </w:r>
+    </w:p>
+    <w:p>
+      <w:pPr>
+        <w:pStyle w:val="berschrift2"/>
+        <w:rPr>
+          <w:lang w:val="en-US"/>
+        </w:rPr>
+      </w:pPr>
+      <w:r>
+        <w:rPr>
+          <w:lang w:val="en-US"/>
+        </w:rPr>
+        <w:t>Flora</w:t>
+      </w:r>
+    </w:p>
+    <w:p>
+      <w:pPr>
+        <w:rPr>
+          <w:lang w:val="en-US"/>
+        </w:rPr>
+      </w:pPr>
+      <w:r>
+        <w:rPr>
+          <w:lang w:val="en-US"/>
+        </w:rPr>
+        <w:t xml:space="preserve">Flora in </w:t>
+      </w:r>
+      <w:proofErr w:type="spellStart"/>
+      <w:r>
+        <w:rPr>
+          <w:lang w:val="en-US"/>
+        </w:rPr>
+        <w:t>Dilaril</w:t>
+      </w:r>
+      <w:proofErr w:type="spellEnd"/>
+      <w:r>
+        <w:rPr>
+          <w:lang w:val="en-US"/>
+        </w:rPr>
+        <w:t xml:space="preserve"> is mostly evergreen, although there are different times for different flowers and bushes to bloom. Harvest can be achieved throughout the year.</w:t>
+      </w:r>
+    </w:p>
+    <w:p>
+      <w:pPr>
+        <w:pStyle w:val="berschrift3"/>
+        <w:rPr>
+          <w:lang w:val="en-US"/>
+        </w:rPr>
+      </w:pPr>
+      <w:proofErr w:type="spellStart"/>
+      <w:r>
+        <w:rPr>
+          <w:lang w:val="en-US"/>
+        </w:rPr>
+        <w:t>Meridorian</w:t>
+      </w:r>
+      <w:proofErr w:type="spellEnd"/>
+      <w:r>
+        <w:rPr>
+          <w:lang w:val="en-US"/>
+        </w:rPr>
+        <w:t xml:space="preserve"> Tree</w:t>
+      </w:r>
+    </w:p>
+    <w:p>
+      <w:pPr>
+        <w:rPr>
+          <w:lang w:val="en-US"/>
+        </w:rPr>
+      </w:pPr>
+      <w:r>
+        <w:rPr>
+          <w:lang w:val="en-US"/>
+        </w:rPr>
+        <w:t>Tree with</w:t>
+      </w:r>
+      <w:r>
+        <w:rPr>
+          <w:lang w:val="en-US"/>
+        </w:rPr>
+        <w:t xml:space="preserve"> dark bark and</w:t>
+      </w:r>
+      <w:r>
+        <w:rPr>
+          <w:lang w:val="en-US"/>
+        </w:rPr>
+        <w:t xml:space="preserve"> green long spikes as long as an arm. They grow in higher altitudes, their leaves a great source of water, albeit very bitter.</w:t>
+      </w:r>
+      <w:r>
+        <w:rPr>
+          <w:lang w:val="en-US"/>
+        </w:rPr>
+        <w:t xml:space="preserve"> Older trees have grown far from their trunk, leaving behind old and withered branches.</w:t>
+      </w:r>
+    </w:p>
+    <w:p>
+      <w:pPr>
+        <w:pStyle w:val="berschrift3"/>
+        <w:rPr>
+          <w:lang w:val="en-US"/>
+        </w:rPr>
+      </w:pPr>
+      <w:r>
+        <w:rPr>
+          <w:lang w:val="en-US"/>
+        </w:rPr>
+        <w:t>Speck Tree</w:t>
+      </w:r>
+    </w:p>
+    <w:p>
+      <w:pPr>
+        <w:rPr>
+          <w:lang w:val="en-US"/>
+        </w:rPr>
+      </w:pPr>
+      <w:r>
+        <w:rPr>
+          <w:lang w:val="en-US"/>
+        </w:rPr>
+        <w:t>Tree with</w:t>
+      </w:r>
+      <w:r>
+        <w:rPr>
+          <w:lang w:val="en-US"/>
+        </w:rPr>
+        <w:t xml:space="preserve"> white bark and</w:t>
+      </w:r>
+      <w:r>
+        <w:rPr>
+          <w:lang w:val="en-US"/>
+        </w:rPr>
+        <w:t xml:space="preserve"> tiny leaves as big as a fingertip. The leaves point towards the sun, growing wide and towards it</w:t>
+      </w:r>
+      <w:r>
+        <w:rPr>
+          <w:lang w:val="en-US"/>
+        </w:rPr>
+        <w:t>, covering as much space as possible</w:t>
+      </w:r>
+      <w:r>
+        <w:rPr>
+          <w:lang w:val="en-US"/>
+        </w:rPr>
+        <w:t>.</w:t>
+      </w:r>
+    </w:p>
+    <w:p>
+      <w:pPr>
+        <w:pStyle w:val="berschrift3"/>
+        <w:rPr>
+          <w:lang w:val="en-US"/>
+        </w:rPr>
+      </w:pPr>
+      <w:proofErr w:type="spellStart"/>
+      <w:r>
+        <w:rPr>
+          <w:lang w:val="en-US"/>
+        </w:rPr>
+        <w:t>Kekar</w:t>
+      </w:r>
+      <w:proofErr w:type="spellEnd"/>
+      <w:r>
+        <w:rPr>
+          <w:lang w:val="en-US"/>
+        </w:rPr>
+        <w:t xml:space="preserve"> Tree</w:t>
+      </w:r>
+    </w:p>
+    <w:p>
+      <w:pPr>
+        <w:rPr>
+          <w:lang w:val="en-US"/>
+        </w:rPr>
+      </w:pPr>
+      <w:r>
+        <w:rPr>
+          <w:lang w:val="en-US"/>
+        </w:rPr>
+        <w:t>A brown needle tree with tiny needles that grow on a giant network of slim branches.</w:t>
+      </w:r>
+    </w:p>
+    <w:p>
+      <w:pPr>
+        <w:rPr>
+          <w:lang w:val="en-US"/>
+        </w:rPr>
+      </w:pPr>
+      <w:r>
+        <w:rPr>
+          <w:lang w:val="en-US"/>
+        </w:rPr>
+        <w:t xml:space="preserve">The </w:t>
+      </w:r>
+      <w:proofErr w:type="spellStart"/>
+      <w:r>
+        <w:rPr>
+          <w:lang w:val="en-US"/>
+        </w:rPr>
+        <w:t>Kekar</w:t>
+      </w:r>
+      <w:proofErr w:type="spellEnd"/>
+      <w:r>
+        <w:rPr>
+          <w:lang w:val="en-US"/>
+        </w:rPr>
+        <w:t xml:space="preserve"> fruit grows on it, orange red and sweet in its taste. Used for candy and sauces.</w:t>
+      </w:r>
+    </w:p>
+    <w:p>
+      <w:pPr>
+        <w:pStyle w:val="berschrift3"/>
+        <w:rPr>
+          <w:lang w:val="en-US"/>
+        </w:rPr>
+      </w:pPr>
+      <w:proofErr w:type="spellStart"/>
+      <w:r>
+        <w:rPr>
+          <w:lang w:val="en-US"/>
+        </w:rPr>
+        <w:t>Traviolo</w:t>
+      </w:r>
+      <w:proofErr w:type="spellEnd"/>
+      <w:r>
+        <w:rPr>
+          <w:lang w:val="en-US"/>
+        </w:rPr>
+        <w:t xml:space="preserve"> Flower</w:t>
+      </w:r>
+    </w:p>
+    <w:p>
+      <w:pPr>
+        <w:rPr>
+          <w:lang w:val="en-US"/>
+        </w:rPr>
+      </w:pPr>
+      <w:r>
+        <w:rPr>
+          <w:lang w:val="en-US"/>
+        </w:rPr>
+        <w:t xml:space="preserve">A flower that has </w:t>
+      </w:r>
+      <w:r>
+        <w:rPr>
+          <w:lang w:val="en-US"/>
+        </w:rPr>
+        <w:t>six</w:t>
+      </w:r>
+      <w:r>
+        <w:rPr>
+          <w:lang w:val="en-US"/>
+        </w:rPr>
+        <w:t xml:space="preserve"> big outer leaves and t</w:t>
+      </w:r>
+      <w:r>
+        <w:rPr>
+          <w:lang w:val="en-US"/>
+        </w:rPr>
+        <w:t>wo</w:t>
+      </w:r>
+      <w:r>
+        <w:rPr>
+          <w:lang w:val="en-US"/>
+        </w:rPr>
+        <w:t xml:space="preserve"> </w:t>
+      </w:r>
+      <w:r>
+        <w:rPr>
+          <w:lang w:val="en-US"/>
+        </w:rPr>
+        <w:t>large</w:t>
+      </w:r>
+      <w:r>
+        <w:rPr>
+          <w:lang w:val="en-US"/>
+        </w:rPr>
+        <w:t xml:space="preserve"> </w:t>
+      </w:r>
+      <w:r>
+        <w:rPr>
+          <w:lang w:val="en-US"/>
+        </w:rPr>
+        <w:t>petals</w:t>
+      </w:r>
+      <w:r>
+        <w:rPr>
+          <w:lang w:val="en-US"/>
+        </w:rPr>
+        <w:t xml:space="preserve"> of purplish to pink color</w:t>
+      </w:r>
+      <w:r>
+        <w:rPr>
+          <w:lang w:val="en-US"/>
+        </w:rPr>
+        <w:t xml:space="preserve"> with a blue carpel in its center</w:t>
+      </w:r>
+      <w:r>
+        <w:rPr>
+          <w:lang w:val="en-US"/>
+        </w:rPr>
+        <w:t>. It is said, that the Immortal Oracle has touched the flower to grow thousands of years ago, making people see sweet future when they smell on it.</w:t>
+      </w:r>
+    </w:p>
+    <w:p>
+      <w:pPr>
+        <w:rPr>
+          <w:lang w:val="en-US"/>
+        </w:rPr>
+      </w:pPr>
+      <w:r>
+        <w:rPr>
+          <w:lang w:val="en-US"/>
+        </w:rPr>
         <w:lastRenderedPageBreak/>
-        <w:t>Shiron</w:t>
-      </w:r>
-    </w:p>
-    <w:p>
-      <w:pPr>
-        <w:rPr>
-          <w:lang w:val="en-US"/>
-        </w:rPr>
-      </w:pPr>
-      <w:r>
-        <w:rPr>
-          <w:lang w:val="en-US"/>
-        </w:rPr>
-        <w:t>Giant cat, golden fur streaked with silvery spots. Long sharp ears and hairs on the back of its head cover a good portion of its upper body.</w:t>
+        <w:t xml:space="preserve">Only grow in the Peaks, although it is said that hundreds of years </w:t>
+      </w:r>
+      <w:proofErr w:type="gramStart"/>
+      <w:r>
+        <w:rPr>
+          <w:lang w:val="en-US"/>
+        </w:rPr>
+        <w:t>ago</w:t>
+      </w:r>
+      <w:proofErr w:type="gramEnd"/>
+      <w:r>
+        <w:rPr>
+          <w:lang w:val="en-US"/>
+        </w:rPr>
+        <w:t xml:space="preserve"> they were native to all of </w:t>
+      </w:r>
+      <w:proofErr w:type="spellStart"/>
+      <w:r>
+        <w:rPr>
+          <w:lang w:val="en-US"/>
+        </w:rPr>
+        <w:t>Dilaril</w:t>
+      </w:r>
+      <w:proofErr w:type="spellEnd"/>
+      <w:r>
+        <w:rPr>
+          <w:lang w:val="en-US"/>
+        </w:rPr>
+        <w:t>.</w:t>
       </w:r>
     </w:p>
     <w:p>
@@ -5696,24 +6188,32 @@
           <w:lang w:val="en-US"/>
         </w:rPr>
       </w:pPr>
-      <w:r>
-        <w:rPr>
-          <w:lang w:val="en-US"/>
-        </w:rPr>
-        <w:t>Duck</w:t>
-      </w:r>
-    </w:p>
-    <w:p>
-      <w:pPr>
-        <w:rPr>
-          <w:lang w:val="en-US"/>
-        </w:rPr>
-      </w:pPr>
-      <w:r>
-        <w:rPr>
-          <w:lang w:val="en-US"/>
-        </w:rPr>
-        <w:t>A waterbird of magnificent colors and loud bird calls like quacks. Was prevalent in the Valleys. Share only the name with their later counterparts.</w:t>
+      <w:proofErr w:type="spellStart"/>
+      <w:r>
+        <w:rPr>
+          <w:lang w:val="en-US"/>
+        </w:rPr>
+        <w:t>Sorii</w:t>
+      </w:r>
+      <w:proofErr w:type="spellEnd"/>
+      <w:r>
+        <w:rPr>
+          <w:lang w:val="en-US"/>
+        </w:rPr>
+        <w:t xml:space="preserve"> Grain</w:t>
+      </w:r>
+    </w:p>
+    <w:p>
+      <w:pPr>
+        <w:rPr>
+          <w:lang w:val="en-US"/>
+        </w:rPr>
+      </w:pPr>
+      <w:r>
+        <w:rPr>
+          <w:lang w:val="en-US"/>
+        </w:rPr>
+        <w:t>Grain that grows from a stem, regrowing all year around, throwing off its overgrown head every month to be harvested.</w:t>
       </w:r>
     </w:p>
     <w:p>
@@ -5723,53 +6223,192 @@
           <w:lang w:val="en-US"/>
         </w:rPr>
       </w:pPr>
-      <w:r>
-        <w:rPr>
-          <w:lang w:val="en-US"/>
-        </w:rPr>
-        <w:t>Birds</w:t>
-      </w:r>
-    </w:p>
-    <w:p>
-      <w:pPr>
-        <w:rPr>
-          <w:lang w:val="en-US"/>
-        </w:rPr>
-      </w:pPr>
-      <w:r>
-        <w:rPr>
-          <w:lang w:val="en-US"/>
-        </w:rPr>
-        <w:t xml:space="preserve">Many different species of birds live on </w:t>
-      </w:r>
-      <w:proofErr w:type="spellStart"/>
-      <w:r>
-        <w:rPr>
-          <w:lang w:val="en-US"/>
-        </w:rPr>
-        <w:t>Dilaril</w:t>
-      </w:r>
-      <w:proofErr w:type="spellEnd"/>
-      <w:r>
-        <w:rPr>
-          <w:lang w:val="en-US"/>
-        </w:rPr>
-        <w:t xml:space="preserve">, many caught as delicacy. They range from smaller city birds that live of humans to tall and giant ones that live in the peaks, colorful ones in the valleys. Near the ocean there are very few species of </w:t>
-      </w:r>
-      <w:proofErr w:type="gramStart"/>
-      <w:r>
-        <w:rPr>
-          <w:lang w:val="en-US"/>
-        </w:rPr>
-        <w:t>birds</w:t>
-      </w:r>
-      <w:proofErr w:type="gramEnd"/>
-      <w:r>
-        <w:rPr>
-          <w:lang w:val="en-US"/>
-        </w:rPr>
-        <w:t xml:space="preserve"> native.</w:t>
-      </w:r>
+      <w:proofErr w:type="spellStart"/>
+      <w:r>
+        <w:rPr>
+          <w:lang w:val="en-US"/>
+        </w:rPr>
+        <w:t>Arrorika</w:t>
+      </w:r>
+      <w:proofErr w:type="spellEnd"/>
+      <w:r>
+        <w:rPr>
+          <w:lang w:val="en-US"/>
+        </w:rPr>
+        <w:t xml:space="preserve"> Root</w:t>
+      </w:r>
+    </w:p>
+    <w:p>
+      <w:pPr>
+        <w:rPr>
+          <w:lang w:val="en-US"/>
+        </w:rPr>
+      </w:pPr>
+      <w:r>
+        <w:rPr>
+          <w:lang w:val="en-US"/>
+        </w:rPr>
+        <w:t xml:space="preserve">Thick root of brown-reddish color that grows in the dark. Ingredient for spicy dishes in the valleys, used in tiny sprinkles. Grown in the Peaks around </w:t>
+      </w:r>
+      <w:proofErr w:type="spellStart"/>
+      <w:r>
+        <w:rPr>
+          <w:lang w:val="en-US"/>
+        </w:rPr>
+        <w:t>Shadesprings</w:t>
+      </w:r>
+      <w:proofErr w:type="spellEnd"/>
+      <w:r>
+        <w:rPr>
+          <w:lang w:val="en-US"/>
+        </w:rPr>
+        <w:t xml:space="preserve">. E.g. </w:t>
+      </w:r>
+      <w:proofErr w:type="spellStart"/>
+      <w:r>
+        <w:rPr>
+          <w:lang w:val="en-US"/>
+        </w:rPr>
+        <w:t>Herriar’s</w:t>
+      </w:r>
+      <w:proofErr w:type="spellEnd"/>
+      <w:r>
+        <w:rPr>
+          <w:lang w:val="en-US"/>
+        </w:rPr>
+        <w:t xml:space="preserve"> home village of </w:t>
+      </w:r>
+      <w:proofErr w:type="spellStart"/>
+      <w:r>
+        <w:rPr>
+          <w:lang w:val="en-US"/>
+        </w:rPr>
+        <w:t>Tresmor’s</w:t>
+      </w:r>
+      <w:proofErr w:type="spellEnd"/>
+      <w:r>
+        <w:rPr>
+          <w:lang w:val="en-US"/>
+        </w:rPr>
+        <w:t xml:space="preserve"> Venture</w:t>
+      </w:r>
+    </w:p>
+    <w:p>
+      <w:pPr>
+        <w:pStyle w:val="berschrift3"/>
+        <w:rPr>
+          <w:lang w:val="en-US"/>
+        </w:rPr>
+      </w:pPr>
+      <w:r>
+        <w:rPr>
+          <w:lang w:val="en-US"/>
+        </w:rPr>
+        <w:t>Cabbage</w:t>
+      </w:r>
+    </w:p>
+    <w:p>
+      <w:pPr>
+        <w:rPr>
+          <w:lang w:val="en-US"/>
+        </w:rPr>
+      </w:pPr>
+      <w:r>
+        <w:rPr>
+          <w:lang w:val="en-US"/>
+        </w:rPr>
+        <w:t>A staple in the Peaks as far as greens go. Used in many dishes from cooked to roasted.</w:t>
+      </w:r>
+    </w:p>
+    <w:p>
+      <w:pPr>
+        <w:pStyle w:val="berschrift3"/>
+        <w:rPr>
+          <w:lang w:val="en-US"/>
+        </w:rPr>
+      </w:pPr>
+      <w:r>
+        <w:rPr>
+          <w:lang w:val="en-US"/>
+        </w:rPr>
+        <w:t>Pepper</w:t>
+      </w:r>
+    </w:p>
+    <w:p>
+      <w:pPr>
+        <w:rPr>
+          <w:lang w:val="en-US"/>
+        </w:rPr>
+      </w:pPr>
+      <w:r>
+        <w:rPr>
+          <w:lang w:val="en-US"/>
+        </w:rPr>
+        <w:t>A spice that grows in the eastern edges of the Valleys and near the Oceans.</w:t>
+      </w:r>
+    </w:p>
+    <w:p>
+      <w:pPr>
+        <w:pStyle w:val="berschrift3"/>
+        <w:rPr>
+          <w:lang w:val="en-US"/>
+        </w:rPr>
+      </w:pPr>
+      <w:r>
+        <w:rPr>
+          <w:lang w:val="en-US"/>
+        </w:rPr>
+        <w:t>Plumbs</w:t>
+      </w:r>
+    </w:p>
+    <w:p>
+      <w:pPr>
+        <w:rPr>
+          <w:lang w:val="en-US"/>
+        </w:rPr>
+      </w:pPr>
+      <w:r>
+        <w:rPr>
+          <w:lang w:val="en-US"/>
+        </w:rPr>
+        <w:t>Like real plumbs, grown in the Valleys</w:t>
+      </w:r>
+    </w:p>
+    <w:p>
+      <w:pPr>
+        <w:pStyle w:val="berschrift3"/>
+        <w:rPr>
+          <w:lang w:val="en-US"/>
+        </w:rPr>
+      </w:pPr>
+      <w:proofErr w:type="spellStart"/>
+      <w:r>
+        <w:rPr>
+          <w:lang w:val="en-US"/>
+        </w:rPr>
+        <w:t>Ashberries</w:t>
+      </w:r>
+      <w:proofErr w:type="spellEnd"/>
+    </w:p>
+    <w:p>
+      <w:pPr>
+        <w:rPr>
+          <w:lang w:val="en-US"/>
+        </w:rPr>
+      </w:pPr>
+      <w:r>
+        <w:rPr>
+          <w:lang w:val="en-US"/>
+        </w:rPr>
+        <w:t>Grow in the dim light of the Chasm. Not very sweet but not sour either. Taste faintly like meat.</w:t>
+      </w:r>
+    </w:p>
+    <w:p>
+      <w:pPr>
+        <w:rPr>
+          <w:lang w:val="en-US"/>
+        </w:rPr>
+      </w:pPr>
     </w:p>
     <w:p>
       <w:pPr>
@@ -5782,34 +6421,13 @@
         <w:rPr>
           <w:lang w:val="en-US"/>
         </w:rPr>
-        <w:t>Flora</w:t>
-      </w:r>
-    </w:p>
-    <w:p>
-      <w:pPr>
-        <w:rPr>
-          <w:lang w:val="en-US"/>
-        </w:rPr>
-      </w:pPr>
-      <w:r>
-        <w:rPr>
-          <w:lang w:val="en-US"/>
-        </w:rPr>
-        <w:t xml:space="preserve">Flora in </w:t>
-      </w:r>
-      <w:proofErr w:type="spellStart"/>
-      <w:r>
-        <w:rPr>
-          <w:lang w:val="en-US"/>
-        </w:rPr>
-        <w:t>Dilaril</w:t>
-      </w:r>
-      <w:proofErr w:type="spellEnd"/>
-      <w:r>
-        <w:rPr>
-          <w:lang w:val="en-US"/>
-        </w:rPr>
-        <w:t xml:space="preserve"> is mostly evergreen, although there are different times for different flowers and bushes to bloom. Harvest can be achieved throughout the year.</w:t>
+        <w:t>Food</w:t>
+      </w:r>
+      <w:r>
+        <w:rPr>
+          <w:lang w:val="en-US"/>
+        </w:rPr>
+        <w:t xml:space="preserve"> &amp; Drink</w:t>
       </w:r>
     </w:p>
     <w:p>
@@ -5819,50 +6437,48 @@
           <w:lang w:val="en-US"/>
         </w:rPr>
       </w:pPr>
-      <w:proofErr w:type="spellStart"/>
-      <w:r>
-        <w:rPr>
-          <w:lang w:val="en-US"/>
-        </w:rPr>
-        <w:t>Meridorian</w:t>
-      </w:r>
-      <w:proofErr w:type="spellEnd"/>
-      <w:r>
-        <w:rPr>
-          <w:lang w:val="en-US"/>
-        </w:rPr>
-        <w:t xml:space="preserve"> Tree</w:t>
-      </w:r>
-    </w:p>
-    <w:p>
-      <w:pPr>
-        <w:rPr>
-          <w:lang w:val="en-US"/>
-        </w:rPr>
-      </w:pPr>
-      <w:r>
-        <w:rPr>
-          <w:lang w:val="en-US"/>
-        </w:rPr>
-        <w:t>Tree with</w:t>
-      </w:r>
-      <w:r>
-        <w:rPr>
-          <w:lang w:val="en-US"/>
-        </w:rPr>
-        <w:t xml:space="preserve"> dark bark and</w:t>
-      </w:r>
-      <w:r>
-        <w:rPr>
-          <w:lang w:val="en-US"/>
-        </w:rPr>
-        <w:t xml:space="preserve"> green long spikes as long as an arm. They grow in higher altitudes, their leaves a great source of water, albeit very bitter.</w:t>
-      </w:r>
-      <w:r>
-        <w:rPr>
-          <w:lang w:val="en-US"/>
-        </w:rPr>
-        <w:t xml:space="preserve"> Older trees have grown far from their trunk, leaving behind old and withered branches.</w:t>
+      <w:r>
+        <w:rPr>
+          <w:lang w:val="en-US"/>
+        </w:rPr>
+        <w:t>Pickled Ox Buns</w:t>
+      </w:r>
+    </w:p>
+    <w:p>
+      <w:pPr>
+        <w:rPr>
+          <w:lang w:val="en-US"/>
+        </w:rPr>
+      </w:pPr>
+      <w:r>
+        <w:rPr>
+          <w:lang w:val="en-US"/>
+        </w:rPr>
+        <w:t>Ox is a</w:t>
+      </w:r>
+      <w:r>
+        <w:rPr>
+          <w:lang w:val="en-US"/>
+        </w:rPr>
+        <w:t xml:space="preserve"> </w:t>
+      </w:r>
+      <w:r>
+        <w:rPr>
+          <w:lang w:val="en-US"/>
+        </w:rPr>
+        <w:t xml:space="preserve">stable food source for meat, imported from the valleys and </w:t>
+      </w:r>
+      <w:r>
+        <w:rPr>
+          <w:lang w:val="en-US"/>
+        </w:rPr>
+        <w:t xml:space="preserve">mostly </w:t>
+      </w:r>
+      <w:r>
+        <w:rPr>
+          <w:lang w:val="en-US"/>
+        </w:rPr>
+        <w:t>preserved through pickling it. With a sweet sauce the source taste mixes well into the bread as finger food.</w:t>
       </w:r>
     </w:p>
     <w:p>
@@ -5876,44 +6492,32 @@
         <w:rPr>
           <w:lang w:val="en-US"/>
         </w:rPr>
-        <w:t>Speck Tree</w:t>
-      </w:r>
-    </w:p>
-    <w:p>
-      <w:pPr>
-        <w:rPr>
-          <w:lang w:val="en-US"/>
-        </w:rPr>
-      </w:pPr>
-      <w:r>
-        <w:rPr>
-          <w:lang w:val="en-US"/>
-        </w:rPr>
-        <w:t>Tree with</w:t>
-      </w:r>
-      <w:r>
-        <w:rPr>
-          <w:lang w:val="en-US"/>
-        </w:rPr>
-        <w:t xml:space="preserve"> white bark and</w:t>
-      </w:r>
-      <w:r>
-        <w:rPr>
-          <w:lang w:val="en-US"/>
-        </w:rPr>
-        <w:t xml:space="preserve"> tiny leaves as big as a fingertip. The leaves point towards the sun, growing wide and towards it</w:t>
-      </w:r>
-      <w:r>
-        <w:rPr>
-          <w:lang w:val="en-US"/>
-        </w:rPr>
-        <w:t>, covering as much space as possible</w:t>
-      </w:r>
-      <w:r>
-        <w:rPr>
-          <w:lang w:val="en-US"/>
-        </w:rPr>
-        <w:t>.</w:t>
+        <w:t>Sweet Egg Plumbs</w:t>
+      </w:r>
+      <w:r>
+        <w:rPr>
+          <w:lang w:val="en-US"/>
+        </w:rPr>
+        <w:t xml:space="preserve"> </w:t>
+      </w:r>
+      <w:r>
+        <w:rPr>
+          <w:lang w:val="en-US"/>
+        </w:rPr>
+        <w:t>(also military ration)</w:t>
+      </w:r>
+    </w:p>
+    <w:p>
+      <w:pPr>
+        <w:rPr>
+          <w:lang w:val="en-US"/>
+        </w:rPr>
+      </w:pPr>
+      <w:r>
+        <w:rPr>
+          <w:lang w:val="en-US"/>
+        </w:rPr>
+        <w:t>Plums candied in their own sugary juice and then fried in egg for a short time as dessert.</w:t>
       </w:r>
     </w:p>
     <w:p>
@@ -5923,59 +6527,24 @@
           <w:lang w:val="en-US"/>
         </w:rPr>
       </w:pPr>
-      <w:proofErr w:type="spellStart"/>
-      <w:r>
-        <w:rPr>
-          <w:lang w:val="en-US"/>
-        </w:rPr>
-        <w:t>Kekar</w:t>
-      </w:r>
-      <w:proofErr w:type="spellEnd"/>
-      <w:r>
-        <w:rPr>
-          <w:lang w:val="en-US"/>
-        </w:rPr>
-        <w:t xml:space="preserve"> Tree</w:t>
-      </w:r>
-    </w:p>
-    <w:p>
-      <w:pPr>
-        <w:rPr>
-          <w:lang w:val="en-US"/>
-        </w:rPr>
-      </w:pPr>
-      <w:r>
-        <w:rPr>
-          <w:lang w:val="en-US"/>
-        </w:rPr>
-        <w:t>A brown needle tree with tiny needles that grow on a giant network of slim branches.</w:t>
-      </w:r>
-    </w:p>
-    <w:p>
-      <w:pPr>
-        <w:rPr>
-          <w:lang w:val="en-US"/>
-        </w:rPr>
-      </w:pPr>
-      <w:r>
-        <w:rPr>
-          <w:lang w:val="en-US"/>
-        </w:rPr>
-        <w:t xml:space="preserve">The </w:t>
-      </w:r>
-      <w:proofErr w:type="spellStart"/>
-      <w:r>
-        <w:rPr>
-          <w:lang w:val="en-US"/>
-        </w:rPr>
-        <w:t>Kekar</w:t>
-      </w:r>
-      <w:proofErr w:type="spellEnd"/>
-      <w:r>
-        <w:rPr>
-          <w:lang w:val="en-US"/>
-        </w:rPr>
-        <w:t xml:space="preserve"> fruit grows on it, orange red and sweet in its taste. Used for candy and sauces.</w:t>
+      <w:r>
+        <w:rPr>
+          <w:lang w:val="en-US"/>
+        </w:rPr>
+        <w:t>Brown Bread</w:t>
+      </w:r>
+    </w:p>
+    <w:p>
+      <w:pPr>
+        <w:rPr>
+          <w:lang w:val="en-US"/>
+        </w:rPr>
+      </w:pPr>
+      <w:r>
+        <w:rPr>
+          <w:lang w:val="en-US"/>
+        </w:rPr>
+        <w:t>Bread dough mixed with cocoa and sugar, making it taste bitter and sweet.</w:t>
       </w:r>
     </w:p>
     <w:p>
@@ -5990,58 +6559,94 @@
         <w:rPr>
           <w:lang w:val="en-US"/>
         </w:rPr>
-        <w:t>Traviolo</w:t>
-      </w:r>
-      <w:proofErr w:type="spellEnd"/>
-      <w:r>
-        <w:rPr>
-          <w:lang w:val="en-US"/>
-        </w:rPr>
-        <w:t xml:space="preserve"> Flower</w:t>
-      </w:r>
-    </w:p>
-    <w:p>
-      <w:pPr>
-        <w:rPr>
-          <w:lang w:val="en-US"/>
-        </w:rPr>
-      </w:pPr>
-      <w:r>
-        <w:rPr>
-          <w:lang w:val="en-US"/>
-        </w:rPr>
-        <w:t xml:space="preserve">A flower that has </w:t>
-      </w:r>
-      <w:r>
-        <w:rPr>
-          <w:lang w:val="en-US"/>
-        </w:rPr>
-        <w:t>six</w:t>
-      </w:r>
-      <w:r>
-        <w:rPr>
-          <w:lang w:val="en-US"/>
-        </w:rPr>
-        <w:t xml:space="preserve"> big outer leaves and t</w:t>
-      </w:r>
-      <w:r>
-        <w:rPr>
-          <w:lang w:val="en-US"/>
-        </w:rPr>
-        <w:t>wo</w:t>
-      </w:r>
+        <w:t>Moaroka</w:t>
+      </w:r>
+      <w:proofErr w:type="spellEnd"/>
       <w:r>
         <w:rPr>
           <w:lang w:val="en-US"/>
         </w:rPr>
         <w:t xml:space="preserve"> </w:t>
       </w:r>
-      <w:r>
-        <w:rPr>
-          <w:lang w:val="en-US"/>
-        </w:rPr>
-        <w:t>large</w:t>
-      </w:r>
+      <w:proofErr w:type="spellStart"/>
+      <w:r>
+        <w:rPr>
+          <w:lang w:val="en-US"/>
+        </w:rPr>
+        <w:t>Jucie</w:t>
+      </w:r>
+      <w:proofErr w:type="spellEnd"/>
+    </w:p>
+    <w:p>
+      <w:pPr>
+        <w:rPr>
+          <w:lang w:val="en-US"/>
+        </w:rPr>
+      </w:pPr>
+      <w:r>
+        <w:rPr>
+          <w:lang w:val="en-US"/>
+        </w:rPr>
+        <w:t xml:space="preserve">The fermented juice of the </w:t>
+      </w:r>
+      <w:proofErr w:type="spellStart"/>
+      <w:r>
+        <w:rPr>
+          <w:lang w:val="en-US"/>
+        </w:rPr>
+        <w:t>Moaroka</w:t>
+      </w:r>
+      <w:proofErr w:type="spellEnd"/>
+      <w:r>
+        <w:rPr>
+          <w:lang w:val="en-US"/>
+        </w:rPr>
+        <w:t xml:space="preserve"> plant, usually mixed with water or milk. Very strong and very sweet.</w:t>
+      </w:r>
+    </w:p>
+    <w:p>
+      <w:pPr>
+        <w:pStyle w:val="berschrift3"/>
+        <w:rPr>
+          <w:lang w:val="en-US"/>
+        </w:rPr>
+      </w:pPr>
+      <w:r>
+        <w:rPr>
+          <w:lang w:val="en-US"/>
+        </w:rPr>
+        <w:lastRenderedPageBreak/>
+        <w:t>Eggs</w:t>
+      </w:r>
+    </w:p>
+    <w:p>
+      <w:pPr>
+        <w:rPr>
+          <w:lang w:val="en-US"/>
+        </w:rPr>
+      </w:pPr>
+      <w:r>
+        <w:rPr>
+          <w:lang w:val="en-US"/>
+        </w:rPr>
+        <w:t>Eggs from the Ferule, which are quite large. 1 of them to 5 real eggs.</w:t>
+      </w:r>
+    </w:p>
+    <w:p>
+      <w:pPr>
+        <w:pStyle w:val="berschrift3"/>
+        <w:rPr>
+          <w:lang w:val="en-US"/>
+        </w:rPr>
+      </w:pPr>
+      <w:proofErr w:type="spellStart"/>
+      <w:r>
+        <w:rPr>
+          <w:lang w:val="en-US"/>
+        </w:rPr>
+        <w:t>Sorii</w:t>
+      </w:r>
+      <w:proofErr w:type="spellEnd"/>
       <w:r>
         <w:rPr>
           <w:lang w:val="en-US"/>
@@ -6052,66 +6657,46 @@
         <w:rPr>
           <w:lang w:val="en-US"/>
         </w:rPr>
-        <w:t>petals</w:t>
-      </w:r>
-      <w:r>
-        <w:rPr>
-          <w:lang w:val="en-US"/>
-        </w:rPr>
-        <w:t xml:space="preserve"> of purplish to pink color</w:t>
-      </w:r>
-      <w:r>
-        <w:rPr>
-          <w:lang w:val="en-US"/>
-        </w:rPr>
-        <w:t xml:space="preserve"> with a blue carpel in its center</w:t>
-      </w:r>
-      <w:r>
-        <w:rPr>
-          <w:lang w:val="en-US"/>
-        </w:rPr>
-        <w:t>. It is said, that the Immortal Oracle has touched the flower to grow thousands of years ago, making people see sweet future when they smell on it.</w:t>
-      </w:r>
-    </w:p>
-    <w:p>
-      <w:pPr>
-        <w:rPr>
-          <w:lang w:val="en-US"/>
-        </w:rPr>
-      </w:pPr>
-      <w:r>
-        <w:rPr>
-          <w:lang w:val="en-US"/>
-        </w:rPr>
-        <w:t xml:space="preserve">Only grow in the Peaks, although it is said that hundreds of years </w:t>
-      </w:r>
-      <w:proofErr w:type="gramStart"/>
-      <w:r>
-        <w:rPr>
-          <w:lang w:val="en-US"/>
-        </w:rPr>
-        <w:t>ago</w:t>
-      </w:r>
-      <w:proofErr w:type="gramEnd"/>
-      <w:r>
-        <w:rPr>
-          <w:lang w:val="en-US"/>
-        </w:rPr>
-        <w:t xml:space="preserve"> they were native to all of </w:t>
-      </w:r>
-      <w:proofErr w:type="spellStart"/>
-      <w:r>
-        <w:rPr>
-          <w:lang w:val="en-US"/>
-        </w:rPr>
-        <w:t>Dilaril</w:t>
-      </w:r>
-      <w:proofErr w:type="spellEnd"/>
-      <w:r>
-        <w:rPr>
-          <w:lang w:val="en-US"/>
-        </w:rPr>
-        <w:t>.</w:t>
+        <w:t>Noodles</w:t>
+      </w:r>
+      <w:r>
+        <w:rPr>
+          <w:lang w:val="en-US"/>
+        </w:rPr>
+        <w:t xml:space="preserve"> </w:t>
+      </w:r>
+      <w:r>
+        <w:rPr>
+          <w:lang w:val="en-US"/>
+        </w:rPr>
+        <w:t>(also military ration)</w:t>
+      </w:r>
+    </w:p>
+    <w:p>
+      <w:pPr>
+        <w:rPr>
+          <w:lang w:val="en-US"/>
+        </w:rPr>
+      </w:pPr>
+      <w:r>
+        <w:rPr>
+          <w:lang w:val="en-US"/>
+        </w:rPr>
+        <w:t xml:space="preserve">Made from </w:t>
+      </w:r>
+      <w:proofErr w:type="spellStart"/>
+      <w:r>
+        <w:rPr>
+          <w:lang w:val="en-US"/>
+        </w:rPr>
+        <w:t>sorii</w:t>
+      </w:r>
+      <w:proofErr w:type="spellEnd"/>
+      <w:r>
+        <w:rPr>
+          <w:lang w:val="en-US"/>
+        </w:rPr>
+        <w:t xml:space="preserve"> grain, water and ferule eggs.</w:t>
       </w:r>
     </w:p>
     <w:p>
@@ -6121,6 +6706,25 @@
           <w:lang w:val="en-US"/>
         </w:rPr>
       </w:pPr>
+      <w:r>
+        <w:rPr>
+          <w:lang w:val="en-US"/>
+        </w:rPr>
+        <w:t>Beer</w:t>
+      </w:r>
+    </w:p>
+    <w:p>
+      <w:pPr>
+        <w:rPr>
+          <w:lang w:val="en-US"/>
+        </w:rPr>
+      </w:pPr>
+      <w:r>
+        <w:rPr>
+          <w:lang w:val="en-US"/>
+        </w:rPr>
+        <w:t xml:space="preserve">Made from fermented </w:t>
+      </w:r>
       <w:proofErr w:type="spellStart"/>
       <w:r>
         <w:rPr>
@@ -6133,20 +6737,7 @@
         <w:rPr>
           <w:lang w:val="en-US"/>
         </w:rPr>
-        <w:t xml:space="preserve"> Grain</w:t>
-      </w:r>
-    </w:p>
-    <w:p>
-      <w:pPr>
-        <w:rPr>
-          <w:lang w:val="en-US"/>
-        </w:rPr>
-      </w:pPr>
-      <w:r>
-        <w:rPr>
-          <w:lang w:val="en-US"/>
-        </w:rPr>
-        <w:t>Grain that grows from a stem, regrowing all year around, throwing off its overgrown head every month to be harvested.</w:t>
+        <w:t xml:space="preserve"> grain, water and </w:t>
       </w:r>
     </w:p>
     <w:p>
@@ -6161,70 +6752,47 @@
         <w:rPr>
           <w:lang w:val="en-US"/>
         </w:rPr>
-        <w:lastRenderedPageBreak/>
-        <w:t>Arrorika</w:t>
-      </w:r>
-      <w:proofErr w:type="spellEnd"/>
-      <w:r>
-        <w:rPr>
-          <w:lang w:val="en-US"/>
-        </w:rPr>
-        <w:t xml:space="preserve"> Root</w:t>
-      </w:r>
-    </w:p>
-    <w:p>
-      <w:pPr>
-        <w:rPr>
-          <w:lang w:val="en-US"/>
-        </w:rPr>
-      </w:pPr>
-      <w:r>
-        <w:rPr>
-          <w:lang w:val="en-US"/>
-        </w:rPr>
-        <w:t xml:space="preserve">Thick root of brown-reddish color that grows in the dark. Ingredient for spicy dishes in the valleys, used in tiny sprinkles. Grown in the Peaks around </w:t>
-      </w:r>
-      <w:proofErr w:type="spellStart"/>
-      <w:r>
-        <w:rPr>
-          <w:lang w:val="en-US"/>
-        </w:rPr>
-        <w:t>Shadesprings</w:t>
-      </w:r>
-      <w:proofErr w:type="spellEnd"/>
-      <w:r>
-        <w:rPr>
-          <w:lang w:val="en-US"/>
-        </w:rPr>
-        <w:t xml:space="preserve">. E.g. </w:t>
-      </w:r>
-      <w:proofErr w:type="spellStart"/>
-      <w:r>
-        <w:rPr>
-          <w:lang w:val="en-US"/>
-        </w:rPr>
-        <w:t>Herriar’s</w:t>
-      </w:r>
-      <w:proofErr w:type="spellEnd"/>
-      <w:r>
-        <w:rPr>
-          <w:lang w:val="en-US"/>
-        </w:rPr>
-        <w:t xml:space="preserve"> home village of </w:t>
-      </w:r>
-      <w:proofErr w:type="spellStart"/>
-      <w:r>
-        <w:rPr>
-          <w:lang w:val="en-US"/>
-        </w:rPr>
-        <w:t>Tresmor’s</w:t>
-      </w:r>
-      <w:proofErr w:type="spellEnd"/>
-      <w:r>
-        <w:rPr>
-          <w:lang w:val="en-US"/>
-        </w:rPr>
-        <w:t xml:space="preserve"> Venture</w:t>
+        <w:t>Mallisow</w:t>
+      </w:r>
+      <w:proofErr w:type="spellEnd"/>
+      <w:r>
+        <w:rPr>
+          <w:lang w:val="en-US"/>
+        </w:rPr>
+        <w:t xml:space="preserve"> Stew (also military ration)</w:t>
+      </w:r>
+    </w:p>
+    <w:p>
+      <w:pPr>
+        <w:rPr>
+          <w:lang w:val="en-US"/>
+        </w:rPr>
+      </w:pPr>
+      <w:r>
+        <w:rPr>
+          <w:lang w:val="en-US"/>
+        </w:rPr>
+        <w:t xml:space="preserve">Stew form </w:t>
+      </w:r>
+      <w:proofErr w:type="spellStart"/>
+      <w:r>
+        <w:rPr>
+          <w:lang w:val="en-US"/>
+        </w:rPr>
+        <w:t>Mallisow</w:t>
+      </w:r>
+      <w:proofErr w:type="spellEnd"/>
+      <w:r>
+        <w:rPr>
+          <w:lang w:val="en-US"/>
+        </w:rPr>
+        <w:t xml:space="preserve"> meat </w:t>
+      </w:r>
+      <w:r>
+        <w:rPr>
+          <w:lang w:val="en-US"/>
+        </w:rPr>
+        <w:t>with roots and vegetables, colored brown by the ingredients</w:t>
       </w:r>
     </w:p>
     <w:p>
@@ -6234,24 +6802,66 @@
           <w:lang w:val="en-US"/>
         </w:rPr>
       </w:pPr>
-      <w:r>
-        <w:rPr>
-          <w:lang w:val="en-US"/>
-        </w:rPr>
-        <w:t>Cabbage</w:t>
-      </w:r>
-    </w:p>
-    <w:p>
-      <w:pPr>
-        <w:rPr>
-          <w:lang w:val="en-US"/>
-        </w:rPr>
-      </w:pPr>
-      <w:r>
-        <w:rPr>
-          <w:lang w:val="en-US"/>
-        </w:rPr>
-        <w:t>A staple in the Peaks as far as greens go. Used in many dishes from cooked to roasted.</w:t>
+      <w:proofErr w:type="spellStart"/>
+      <w:r>
+        <w:rPr>
+          <w:lang w:val="en-US"/>
+        </w:rPr>
+        <w:t>Arox</w:t>
+      </w:r>
+      <w:proofErr w:type="spellEnd"/>
+      <w:r>
+        <w:rPr>
+          <w:lang w:val="en-US"/>
+        </w:rPr>
+        <w:t xml:space="preserve"> steak </w:t>
+      </w:r>
+      <w:r>
+        <w:rPr>
+          <w:lang w:val="en-US"/>
+        </w:rPr>
+        <w:t>(also military ration)</w:t>
+      </w:r>
+    </w:p>
+    <w:p>
+      <w:pPr>
+        <w:rPr>
+          <w:lang w:val="en-US"/>
+        </w:rPr>
+      </w:pPr>
+      <w:proofErr w:type="spellStart"/>
+      <w:r>
+        <w:rPr>
+          <w:lang w:val="en-US"/>
+        </w:rPr>
+        <w:t>Arox</w:t>
+      </w:r>
+      <w:proofErr w:type="spellEnd"/>
+      <w:r>
+        <w:rPr>
+          <w:lang w:val="en-US"/>
+        </w:rPr>
+        <w:t xml:space="preserve"> steak i</w:t>
+      </w:r>
+      <w:r>
+        <w:rPr>
+          <w:lang w:val="en-US"/>
+        </w:rPr>
+        <w:t xml:space="preserve">n red </w:t>
+      </w:r>
+      <w:proofErr w:type="spellStart"/>
+      <w:r>
+        <w:rPr>
+          <w:lang w:val="en-US"/>
+        </w:rPr>
+        <w:t>Moaroka</w:t>
+      </w:r>
+      <w:proofErr w:type="spellEnd"/>
+      <w:r>
+        <w:rPr>
+          <w:lang w:val="en-US"/>
+        </w:rPr>
+        <w:t xml:space="preserve"> juice</w:t>
       </w:r>
     </w:p>
     <w:p>
@@ -6261,24 +6871,38 @@
           <w:lang w:val="en-US"/>
         </w:rPr>
       </w:pPr>
-      <w:r>
-        <w:rPr>
-          <w:lang w:val="en-US"/>
-        </w:rPr>
-        <w:t>Pepper</w:t>
-      </w:r>
-    </w:p>
-    <w:p>
-      <w:pPr>
-        <w:rPr>
-          <w:lang w:val="en-US"/>
-        </w:rPr>
-      </w:pPr>
-      <w:r>
-        <w:rPr>
-          <w:lang w:val="en-US"/>
-        </w:rPr>
-        <w:t>A spice that grows in the eastern edges of the Valleys and near the Oceans.</w:t>
+      <w:proofErr w:type="spellStart"/>
+      <w:r>
+        <w:rPr>
+          <w:lang w:val="en-US"/>
+        </w:rPr>
+        <w:t>Taliar</w:t>
+      </w:r>
+      <w:proofErr w:type="spellEnd"/>
+      <w:r>
+        <w:rPr>
+          <w:lang w:val="en-US"/>
+        </w:rPr>
+        <w:t xml:space="preserve"> </w:t>
+      </w:r>
+      <w:r>
+        <w:rPr>
+          <w:lang w:val="en-US"/>
+        </w:rPr>
+        <w:t>(also military ration)</w:t>
+      </w:r>
+    </w:p>
+    <w:p>
+      <w:pPr>
+        <w:rPr>
+          <w:lang w:val="en-US"/>
+        </w:rPr>
+      </w:pPr>
+      <w:r>
+        <w:rPr>
+          <w:lang w:val="en-US"/>
+        </w:rPr>
+        <w:t>Fish bites in a sweet and sour sauce</w:t>
       </w:r>
     </w:p>
     <w:p>
@@ -6292,20 +6916,26 @@
         <w:rPr>
           <w:lang w:val="en-US"/>
         </w:rPr>
-        <w:t>Plumbs</w:t>
-      </w:r>
-    </w:p>
-    <w:p>
-      <w:pPr>
-        <w:rPr>
-          <w:lang w:val="en-US"/>
-        </w:rPr>
-      </w:pPr>
-      <w:r>
-        <w:rPr>
-          <w:lang w:val="en-US"/>
-        </w:rPr>
-        <w:t>Like real plumbs, grown in the Valleys</w:t>
+        <w:t xml:space="preserve">Tuckered Ferule </w:t>
+      </w:r>
+      <w:r>
+        <w:rPr>
+          <w:lang w:val="en-US"/>
+        </w:rPr>
+        <w:t>(also military ration)</w:t>
+      </w:r>
+    </w:p>
+    <w:p>
+      <w:pPr>
+        <w:rPr>
+          <w:lang w:val="en-US"/>
+        </w:rPr>
+      </w:pPr>
+      <w:r>
+        <w:rPr>
+          <w:lang w:val="en-US"/>
+        </w:rPr>
+        <w:t>Ferule eggs omelet fried in bread flakes.</w:t>
       </w:r>
     </w:p>
     <w:p>
@@ -6315,311 +6945,30 @@
           <w:lang w:val="en-US"/>
         </w:rPr>
       </w:pPr>
-      <w:proofErr w:type="spellStart"/>
-      <w:r>
-        <w:rPr>
-          <w:lang w:val="en-US"/>
-        </w:rPr>
-        <w:t>Ashberries</w:t>
-      </w:r>
-      <w:proofErr w:type="spellEnd"/>
-    </w:p>
-    <w:p>
-      <w:pPr>
-        <w:rPr>
-          <w:lang w:val="en-US"/>
-        </w:rPr>
-      </w:pPr>
-      <w:r>
-        <w:rPr>
-          <w:lang w:val="en-US"/>
-        </w:rPr>
-        <w:t>Grow in the dim light of the Chasm. Not very sweet but not sour either. Taste faintly like meat.</w:t>
-      </w:r>
-    </w:p>
-    <w:p>
-      <w:pPr>
-        <w:rPr>
-          <w:lang w:val="en-US"/>
-        </w:rPr>
-      </w:pPr>
-    </w:p>
-    <w:p>
-      <w:pPr>
-        <w:pStyle w:val="berschrift2"/>
-        <w:rPr>
-          <w:lang w:val="en-US"/>
-        </w:rPr>
-      </w:pPr>
-      <w:r>
-        <w:rPr>
-          <w:lang w:val="en-US"/>
-        </w:rPr>
-        <w:t>Food</w:t>
-      </w:r>
-      <w:r>
-        <w:rPr>
-          <w:lang w:val="en-US"/>
-        </w:rPr>
-        <w:t xml:space="preserve"> &amp; Drink</w:t>
-      </w:r>
-    </w:p>
-    <w:p>
-      <w:pPr>
-        <w:pStyle w:val="berschrift3"/>
-        <w:rPr>
-          <w:lang w:val="en-US"/>
-        </w:rPr>
-      </w:pPr>
-      <w:r>
-        <w:rPr>
-          <w:lang w:val="en-US"/>
-        </w:rPr>
-        <w:t>Pickled Ox Buns</w:t>
-      </w:r>
-    </w:p>
-    <w:p>
-      <w:pPr>
-        <w:rPr>
-          <w:lang w:val="en-US"/>
-        </w:rPr>
-      </w:pPr>
-      <w:r>
-        <w:rPr>
-          <w:lang w:val="en-US"/>
-        </w:rPr>
-        <w:t>Ox is a</w:t>
-      </w:r>
-      <w:r>
-        <w:rPr>
-          <w:lang w:val="en-US"/>
-        </w:rPr>
-        <w:t xml:space="preserve"> </w:t>
-      </w:r>
-      <w:r>
-        <w:rPr>
-          <w:lang w:val="en-US"/>
-        </w:rPr>
-        <w:t xml:space="preserve">stable food source for meat, imported from the valleys and </w:t>
-      </w:r>
-      <w:r>
-        <w:rPr>
-          <w:lang w:val="en-US"/>
-        </w:rPr>
-        <w:t xml:space="preserve">mostly </w:t>
-      </w:r>
-      <w:r>
-        <w:rPr>
-          <w:lang w:val="en-US"/>
-        </w:rPr>
-        <w:t>preserved through pickling it. With a sweet sauce the source taste mixes well into the bread as finger food.</w:t>
-      </w:r>
-    </w:p>
-    <w:p>
-      <w:pPr>
-        <w:pStyle w:val="berschrift3"/>
-        <w:rPr>
-          <w:lang w:val="en-US"/>
-        </w:rPr>
-      </w:pPr>
-      <w:r>
-        <w:rPr>
-          <w:lang w:val="en-US"/>
-        </w:rPr>
-        <w:t>Sweet Egg Plumbs</w:t>
-      </w:r>
-    </w:p>
-    <w:p>
-      <w:pPr>
-        <w:rPr>
-          <w:lang w:val="en-US"/>
-        </w:rPr>
-      </w:pPr>
-      <w:r>
-        <w:rPr>
-          <w:lang w:val="en-US"/>
-        </w:rPr>
-        <w:t>Plums candied in their own sugary juice and then fried in egg for a short time as dessert.</w:t>
-      </w:r>
-    </w:p>
-    <w:p>
-      <w:pPr>
-        <w:pStyle w:val="berschrift3"/>
-        <w:rPr>
-          <w:lang w:val="en-US"/>
-        </w:rPr>
-      </w:pPr>
-      <w:r>
-        <w:rPr>
-          <w:lang w:val="en-US"/>
-        </w:rPr>
-        <w:t>Brown Bread</w:t>
-      </w:r>
-    </w:p>
-    <w:p>
-      <w:pPr>
-        <w:rPr>
-          <w:lang w:val="en-US"/>
-        </w:rPr>
-      </w:pPr>
-      <w:r>
-        <w:rPr>
-          <w:lang w:val="en-US"/>
-        </w:rPr>
-        <w:t>Bread dough mixed with cocoa and sugar, making it taste bitter and sweet.</w:t>
-      </w:r>
-    </w:p>
-    <w:p>
-      <w:pPr>
-        <w:pStyle w:val="berschrift3"/>
-        <w:rPr>
-          <w:lang w:val="en-US"/>
-        </w:rPr>
-      </w:pPr>
-      <w:proofErr w:type="spellStart"/>
-      <w:r>
-        <w:rPr>
-          <w:lang w:val="en-US"/>
-        </w:rPr>
-        <w:t>Moaroka</w:t>
-      </w:r>
-      <w:proofErr w:type="spellEnd"/>
-      <w:r>
-        <w:rPr>
-          <w:lang w:val="en-US"/>
-        </w:rPr>
-        <w:t xml:space="preserve"> </w:t>
-      </w:r>
-      <w:proofErr w:type="spellStart"/>
-      <w:r>
-        <w:rPr>
-          <w:lang w:val="en-US"/>
-        </w:rPr>
-        <w:t>Jucie</w:t>
-      </w:r>
-      <w:proofErr w:type="spellEnd"/>
-    </w:p>
-    <w:p>
-      <w:pPr>
-        <w:rPr>
-          <w:lang w:val="en-US"/>
-        </w:rPr>
-      </w:pPr>
-      <w:r>
-        <w:rPr>
-          <w:lang w:val="en-US"/>
-        </w:rPr>
-        <w:t xml:space="preserve">The fermented juice of the </w:t>
-      </w:r>
-      <w:proofErr w:type="spellStart"/>
-      <w:r>
-        <w:rPr>
-          <w:lang w:val="en-US"/>
-        </w:rPr>
-        <w:t>Moaroka</w:t>
-      </w:r>
-      <w:proofErr w:type="spellEnd"/>
-      <w:r>
-        <w:rPr>
-          <w:lang w:val="en-US"/>
-        </w:rPr>
-        <w:t xml:space="preserve"> plant, usually mixed with water or milk. Very strong and very sweet.</w:t>
-      </w:r>
-    </w:p>
-    <w:p>
-      <w:pPr>
-        <w:pStyle w:val="berschrift3"/>
-        <w:rPr>
-          <w:lang w:val="en-US"/>
-        </w:rPr>
-      </w:pPr>
-      <w:r>
-        <w:rPr>
-          <w:lang w:val="en-US"/>
-        </w:rPr>
-        <w:t>Eggs</w:t>
-      </w:r>
-    </w:p>
-    <w:p>
-      <w:pPr>
-        <w:rPr>
-          <w:lang w:val="en-US"/>
-        </w:rPr>
-      </w:pPr>
-      <w:r>
-        <w:rPr>
-          <w:lang w:val="en-US"/>
-        </w:rPr>
-        <w:t>Eggs from the Ferule, which are quite large. 1 of them to 5 real eggs.</w:t>
-      </w:r>
-    </w:p>
-    <w:p>
-      <w:pPr>
-        <w:pStyle w:val="berschrift3"/>
-        <w:rPr>
-          <w:lang w:val="en-US"/>
-        </w:rPr>
-      </w:pPr>
-      <w:r>
-        <w:rPr>
-          <w:lang w:val="en-US"/>
-        </w:rPr>
-        <w:t>Noodles</w:t>
-      </w:r>
-    </w:p>
-    <w:p>
-      <w:pPr>
-        <w:rPr>
-          <w:lang w:val="en-US"/>
-        </w:rPr>
-      </w:pPr>
-      <w:r>
-        <w:rPr>
-          <w:lang w:val="en-US"/>
-        </w:rPr>
-        <w:t xml:space="preserve">Made from </w:t>
-      </w:r>
-      <w:proofErr w:type="spellStart"/>
-      <w:r>
-        <w:rPr>
-          <w:lang w:val="en-US"/>
-        </w:rPr>
-        <w:t>sorii</w:t>
-      </w:r>
-      <w:proofErr w:type="spellEnd"/>
-      <w:r>
-        <w:rPr>
-          <w:lang w:val="en-US"/>
-        </w:rPr>
-        <w:t xml:space="preserve"> grain, water and ferule eggs.</w:t>
-      </w:r>
-    </w:p>
-    <w:p>
-      <w:pPr>
-        <w:pStyle w:val="berschrift3"/>
-        <w:rPr>
-          <w:lang w:val="en-US"/>
-        </w:rPr>
-      </w:pPr>
-      <w:r>
-        <w:rPr>
-          <w:lang w:val="en-US"/>
-        </w:rPr>
-        <w:lastRenderedPageBreak/>
-        <w:t>Beer</w:t>
-      </w:r>
-    </w:p>
-    <w:p>
-      <w:pPr>
-        <w:rPr>
-          <w:lang w:val="en-US"/>
-        </w:rPr>
-      </w:pPr>
-      <w:r>
-        <w:rPr>
-          <w:lang w:val="en-US"/>
-        </w:rPr>
-        <w:t xml:space="preserve">Made from fermented </w:t>
+      <w:r>
+        <w:rPr>
+          <w:lang w:val="en-US"/>
+        </w:rPr>
+        <w:t xml:space="preserve">Fruit Stew </w:t>
+      </w:r>
+      <w:r>
+        <w:rPr>
+          <w:lang w:val="en-US"/>
+        </w:rPr>
+        <w:t>(also military ration)</w:t>
+      </w:r>
+    </w:p>
+    <w:p>
+      <w:pPr>
+        <w:rPr>
+          <w:lang w:val="en-US"/>
+        </w:rPr>
+      </w:pPr>
+      <w:r>
+        <w:rPr>
+          <w:lang w:val="en-US"/>
+        </w:rPr>
+        <w:t xml:space="preserve">Fruits cooked into a form of sweet stew with </w:t>
       </w:r>
       <w:proofErr w:type="spellStart"/>
       <w:r>
@@ -6633,8 +6982,15 @@
         <w:rPr>
           <w:lang w:val="en-US"/>
         </w:rPr>
-        <w:t xml:space="preserve"> grain, water and </w:t>
-      </w:r>
+        <w:t xml:space="preserve"> balls</w:t>
+      </w:r>
+    </w:p>
+    <w:p>
+      <w:pPr>
+        <w:rPr>
+          <w:lang w:val="en-US"/>
+        </w:rPr>
+      </w:pPr>
     </w:p>
     <w:p>
       <w:pPr>
@@ -7952,34 +8308,34 @@
       </w:rPr>
     </w:lvl>
   </w:abstractNum>
-  <w:num w:numId="1" w16cid:durableId="955798259">
+  <w:num w:numId="1" w16cid:durableId="993027951">
     <w:abstractNumId w:val="0"/>
   </w:num>
-  <w:num w:numId="2" w16cid:durableId="2026709081">
+  <w:num w:numId="2" w16cid:durableId="1941599348">
     <w:abstractNumId w:val="6"/>
   </w:num>
-  <w:num w:numId="3" w16cid:durableId="1956323463">
+  <w:num w:numId="3" w16cid:durableId="1031343871">
     <w:abstractNumId w:val="3"/>
   </w:num>
-  <w:num w:numId="4" w16cid:durableId="43647026">
+  <w:num w:numId="4" w16cid:durableId="1585801769">
     <w:abstractNumId w:val="4"/>
   </w:num>
-  <w:num w:numId="5" w16cid:durableId="1033532080">
+  <w:num w:numId="5" w16cid:durableId="217086692">
     <w:abstractNumId w:val="5"/>
   </w:num>
-  <w:num w:numId="6" w16cid:durableId="532227230">
+  <w:num w:numId="6" w16cid:durableId="1798378962">
     <w:abstractNumId w:val="9"/>
   </w:num>
-  <w:num w:numId="7" w16cid:durableId="2077430418">
+  <w:num w:numId="7" w16cid:durableId="1433015333">
     <w:abstractNumId w:val="7"/>
   </w:num>
-  <w:num w:numId="8" w16cid:durableId="1891723661">
+  <w:num w:numId="8" w16cid:durableId="2038920053">
     <w:abstractNumId w:val="1"/>
   </w:num>
-  <w:num w:numId="9" w16cid:durableId="40324013">
+  <w:num w:numId="9" w16cid:durableId="998851315">
     <w:abstractNumId w:val="8"/>
   </w:num>
-  <w:num w:numId="10" w16cid:durableId="1346324418">
+  <w:num w:numId="10" w16cid:durableId="2038890563">
     <w:abstractNumId w:val="2"/>
   </w:num>
 </w:numbering>
@@ -7995,7 +8351,6 @@
         <w:sz w:val="24"/>
         <w:szCs w:val="24"/>
         <w:lang w:val="de-DE" w:eastAsia="ja-JP" w:bidi="ar-SA"/>
-        <w14:ligatures w14:val="standardContextual"/>
       </w:rPr>
     </w:rPrDefault>
     <w:pPrDefault>
@@ -8385,6 +8740,7 @@
   <w:style w:type="paragraph" w:default="1" w:styleId="Standard">
     <w:name w:val="Normal"/>
     <w:qFormat/>
+    <w:rsid w:val="00DD4C7E"/>
   </w:style>
   <w:style w:type="paragraph" w:styleId="berschrift1">
     <w:name w:val="heading 1"/>
@@ -8894,6 +9250,36 @@
       <w:spacing w:val="5"/>
     </w:rPr>
   </w:style>
+  <w:style w:type="paragraph" w:styleId="Dokumentstruktur">
+    <w:name w:val="Document Map"/>
+    <w:basedOn w:val="Standard"/>
+    <w:link w:val="DokumentstrukturZchn"/>
+    <w:uiPriority w:val="99"/>
+    <w:semiHidden/>
+    <w:unhideWhenUsed/>
+    <w:rsid w:val="00AC3F66"/>
+    <w:pPr>
+      <w:spacing w:after="0" w:line="240" w:lineRule="auto"/>
+    </w:pPr>
+    <w:rPr>
+      <w:rFonts w:ascii="Tahoma" w:hAnsi="Tahoma" w:cs="Tahoma"/>
+      <w:sz w:val="16"/>
+      <w:szCs w:val="16"/>
+    </w:rPr>
+  </w:style>
+  <w:style w:type="character" w:customStyle="1" w:styleId="DokumentstrukturZchn">
+    <w:name w:val="Dokumentstruktur Zchn"/>
+    <w:basedOn w:val="Absatz-Standardschriftart"/>
+    <w:link w:val="Dokumentstruktur"/>
+    <w:uiPriority w:val="99"/>
+    <w:semiHidden/>
+    <w:rsid w:val="00AC3F66"/>
+    <w:rPr>
+      <w:rFonts w:ascii="Tahoma" w:hAnsi="Tahoma" w:cs="Tahoma"/>
+      <w:sz w:val="16"/>
+      <w:szCs w:val="16"/>
+    </w:rPr>
+  </w:style>
 </w:styles>
 </file>
 
@@ -8940,7 +9326,7 @@
     </a:clrScheme>
     <a:fontScheme name="Office">
       <a:majorFont>
-        <a:latin typeface="Calibri Light" panose="020F0302020204030204"/>
+        <a:latin typeface="Calibri Light"/>
         <a:ea typeface=""/>
         <a:cs typeface=""/>
         <a:font script="Jpan" typeface="游ゴシック Light"/>
@@ -8992,7 +9378,7 @@
         <a:font script="Tfng" typeface="Ebrima"/>
       </a:majorFont>
       <a:minorFont>
-        <a:latin typeface="Calibri" panose="020F0502020204030204"/>
+        <a:latin typeface="Calibri"/>
         <a:ea typeface=""/>
         <a:cs typeface=""/>
         <a:font script="Jpan" typeface="游明朝"/>
